--- a/docs/user_guide/HeatTransferSim_User_Guide.docx
+++ b/docs/user_guide/HeatTransferSim_User_Guide.docx
@@ -421,7 +421,7 @@
                 <w:sz w:val="19"/>
                 <w:szCs w:val="19"/>
               </w:rPr>
-              <w:t xml:space="preserve">build_octree_graph.py</w:t>
+              <w:t xml:space="preserve">hts-build-graph</w:t>
             </w:r>
           </w:p>
         </w:tc>
@@ -568,7 +568,7 @@
                 <w:sz w:val="19"/>
                 <w:szCs w:val="19"/>
               </w:rPr>
-              <w:t xml:space="preserve">export_controller.py</w:t>
+              <w:t xml:space="preserve">hts-export-controller</w:t>
             </w:r>
             <w:r>
               <w:t xml:space="preserve">, or a button in the app</w:t>
@@ -778,6 +778,14 @@
     </w:p>
     <w:p>
       <w:pPr>
+        <w:spacing w:after="140" w:line="276"/>
+      </w:pPr>
+      <w:r>
+        <w:t xml:space="preserve">Needs Python 3.11 or newer.</w:t>
+      </w:r>
+    </w:p>
+    <w:p>
+      <w:pPr>
         <w:shd w:fill="F4F4F5" w:color="auto" w:val="clear"/>
         <w:spacing w:after="0" w:before="100"/>
         <w:ind w:left="240" w:right="240"/>
@@ -788,7 +796,7 @@
           <w:sz w:val="19"/>
           <w:szCs w:val="19"/>
         </w:rPr>
-        <w:t xml:space="preserve">python -m pip install -r requirements.txt</w:t>
+        <w:t xml:space="preserve">python -m pip install git+https://github.com/JustKorolev/HeatTransferSim</w:t>
       </w:r>
     </w:p>
     <w:p>
@@ -803,15 +811,27 @@
           <w:sz w:val="19"/>
           <w:szCs w:val="19"/>
         </w:rPr>
-        <w:t xml:space="preserve">python -m graph_visualizer.main</w:t>
-      </w:r>
-    </w:p>
-    <w:p>
-      <w:pPr>
-        <w:spacing w:after="140" w:line="276"/>
-      </w:pPr>
-      <w:r>
-        <w:t xml:space="preserve">If you need the STEP/B-rep build pipeline, it depends on OpenCASCADE, which has no pip wheel. Use the conda environment instead:</w:t>
+        <w:t xml:space="preserve">heattransfersim</w:t>
+      </w:r>
+    </w:p>
+    <w:p>
+      <w:pPr>
+        <w:spacing w:after="140" w:line="276"/>
+      </w:pPr>
+      <w:r>
+        <w:t xml:space="preserve">That is the whole install: </w:t>
+      </w:r>
+      <w:r>
+        <w:rPr>
+          <w:rFonts w:ascii="Consolas" w:cs="Consolas" w:eastAsia="Consolas" w:hAnsi="Consolas"/>
+          <w:color w:val="B91C1C"/>
+          <w:sz w:val="19"/>
+          <w:szCs w:val="19"/>
+        </w:rPr>
+        <w:t xml:space="preserve">heattransfersim</w:t>
+      </w:r>
+      <w:r>
+        <w:t xml:space="preserve"> launches the application from any directory. If you intend to change the code, clone it and install in place instead:</w:t>
       </w:r>
     </w:p>
     <w:p>
@@ -826,7 +846,22 @@
           <w:sz w:val="19"/>
           <w:szCs w:val="19"/>
         </w:rPr>
-        <w:t xml:space="preserve">conda env create -f environment.yml</w:t>
+        <w:t xml:space="preserve">git clone https://github.com/JustKorolev/HeatTransferSim</w:t>
+      </w:r>
+    </w:p>
+    <w:p>
+      <w:pPr>
+        <w:shd w:fill="F4F4F5" w:color="auto" w:val="clear"/>
+        <w:spacing w:after="0" w:before="0"/>
+        <w:ind w:left="240" w:right="240"/>
+      </w:pPr>
+      <w:r>
+        <w:rPr>
+          <w:rFonts w:ascii="Consolas" w:cs="Consolas" w:eastAsia="Consolas" w:hAnsi="Consolas"/>
+          <w:sz w:val="19"/>
+          <w:szCs w:val="19"/>
+        </w:rPr>
+        <w:t xml:space="preserve">cd HeatTransferSim</w:t>
       </w:r>
     </w:p>
     <w:p>
@@ -841,7 +876,497 @@
           <w:sz w:val="19"/>
           <w:szCs w:val="19"/>
         </w:rPr>
+        <w:t xml:space="preserve">python -m pip install -e ".[dev]"</w:t>
+      </w:r>
+    </w:p>
+    <w:p>
+      <w:pPr>
+        <w:spacing w:after="140" w:line="276"/>
+      </w:pPr>
+      <w:r>
+        <w:t xml:space="preserve">Installing also puts the pipeline on your PATH as commands:</w:t>
+      </w:r>
+    </w:p>
+    <w:tbl>
+      <w:tblPr>
+        <w:tblW w:type="dxa" w:w="10080"/>
+        <w:tblBorders>
+          <w:top w:val="single" w:color="auto" w:sz="4"/>
+          <w:left w:val="single" w:color="auto" w:sz="4"/>
+          <w:bottom w:val="single" w:color="auto" w:sz="4"/>
+          <w:right w:val="single" w:color="auto" w:sz="4"/>
+          <w:insideH w:val="single" w:color="auto" w:sz="4"/>
+          <w:insideV w:val="single" w:color="auto" w:sz="4"/>
+        </w:tblBorders>
+      </w:tblPr>
+      <w:tblGrid>
+        <w:gridCol w:w="5040"/>
+        <w:gridCol w:w="5040"/>
+      </w:tblGrid>
+      <w:tr>
+        <w:trPr>
+          <w:tblHeader/>
+        </w:trPr>
+        <w:tc>
+          <w:tcPr>
+            <w:tcW w:type="dxa" w:w="5040"/>
+            <w:shd w:fill="EDEDEF" w:color="auto" w:val="clear"/>
+            <w:tcMar>
+              <w:top w:type="dxa" w:w="80"/>
+              <w:left w:type="dxa" w:w="120"/>
+              <w:bottom w:type="dxa" w:w="80"/>
+              <w:right w:type="dxa" w:w="120"/>
+            </w:tcMar>
+          </w:tcPr>
+          <w:p>
+            <w:pPr>
+              <w:spacing w:after="0"/>
+            </w:pPr>
+            <w:r>
+              <w:rPr>
+                <w:b/>
+                <w:bCs/>
+              </w:rPr>
+              <w:t xml:space="preserve">Command</w:t>
+            </w:r>
+          </w:p>
+        </w:tc>
+        <w:tc>
+          <w:tcPr>
+            <w:tcW w:type="dxa" w:w="5040"/>
+            <w:shd w:fill="EDEDEF" w:color="auto" w:val="clear"/>
+            <w:tcMar>
+              <w:top w:type="dxa" w:w="80"/>
+              <w:left w:type="dxa" w:w="120"/>
+              <w:bottom w:type="dxa" w:w="80"/>
+              <w:right w:type="dxa" w:w="120"/>
+            </w:tcMar>
+          </w:tcPr>
+          <w:p>
+            <w:pPr>
+              <w:spacing w:after="0"/>
+            </w:pPr>
+            <w:r>
+              <w:rPr>
+                <w:b/>
+                <w:bCs/>
+              </w:rPr>
+              <w:t xml:space="preserve">Does</w:t>
+            </w:r>
+          </w:p>
+        </w:tc>
+      </w:tr>
+      <w:tr>
+        <w:trPr>
+          <w:tblHeader w:val="false"/>
+        </w:trPr>
+        <w:tc>
+          <w:tcPr>
+            <w:tcW w:type="dxa" w:w="5040"/>
+            <w:tcMar>
+              <w:top w:type="dxa" w:w="80"/>
+              <w:left w:type="dxa" w:w="120"/>
+              <w:bottom w:type="dxa" w:w="80"/>
+              <w:right w:type="dxa" w:w="120"/>
+            </w:tcMar>
+          </w:tcPr>
+          <w:p>
+            <w:pPr>
+              <w:spacing w:after="0"/>
+            </w:pPr>
+            <w:r>
+              <w:rPr>
+                <w:rFonts w:ascii="Consolas" w:cs="Consolas" w:eastAsia="Consolas" w:hAnsi="Consolas"/>
+                <w:color w:val="B91C1C"/>
+                <w:sz w:val="19"/>
+                <w:szCs w:val="19"/>
+              </w:rPr>
+              <w:t xml:space="preserve">heattransfersim</w:t>
+            </w:r>
+          </w:p>
+        </w:tc>
+        <w:tc>
+          <w:tcPr>
+            <w:tcW w:type="dxa" w:w="5040"/>
+            <w:tcMar>
+              <w:top w:type="dxa" w:w="80"/>
+              <w:left w:type="dxa" w:w="120"/>
+              <w:bottom w:type="dxa" w:w="80"/>
+              <w:right w:type="dxa" w:w="120"/>
+            </w:tcMar>
+          </w:tcPr>
+          <w:p>
+            <w:pPr>
+              <w:spacing w:after="0"/>
+            </w:pPr>
+            <w:r>
+              <w:t xml:space="preserve">Launch the application</w:t>
+            </w:r>
+          </w:p>
+        </w:tc>
+      </w:tr>
+      <w:tr>
+        <w:trPr>
+          <w:tblHeader w:val="false"/>
+        </w:trPr>
+        <w:tc>
+          <w:tcPr>
+            <w:tcW w:type="dxa" w:w="5040"/>
+            <w:tcMar>
+              <w:top w:type="dxa" w:w="80"/>
+              <w:left w:type="dxa" w:w="120"/>
+              <w:bottom w:type="dxa" w:w="80"/>
+              <w:right w:type="dxa" w:w="120"/>
+            </w:tcMar>
+          </w:tcPr>
+          <w:p>
+            <w:pPr>
+              <w:spacing w:after="0"/>
+            </w:pPr>
+            <w:r>
+              <w:rPr>
+                <w:rFonts w:ascii="Consolas" w:cs="Consolas" w:eastAsia="Consolas" w:hAnsi="Consolas"/>
+                <w:color w:val="B91C1C"/>
+                <w:sz w:val="19"/>
+                <w:szCs w:val="19"/>
+              </w:rPr>
+              <w:t xml:space="preserve">hts-build-graph</w:t>
+            </w:r>
+          </w:p>
+        </w:tc>
+        <w:tc>
+          <w:tcPr>
+            <w:tcW w:type="dxa" w:w="5040"/>
+            <w:tcMar>
+              <w:top w:type="dxa" w:w="80"/>
+              <w:left w:type="dxa" w:w="120"/>
+              <w:bottom w:type="dxa" w:w="80"/>
+              <w:right w:type="dxa" w:w="120"/>
+            </w:tcMar>
+          </w:tcPr>
+          <w:p>
+            <w:pPr>
+              <w:spacing w:after="0"/>
+            </w:pPr>
+            <w:r>
+              <w:t xml:space="preserve">CAD → octree → thermal graph</w:t>
+            </w:r>
+          </w:p>
+        </w:tc>
+      </w:tr>
+      <w:tr>
+        <w:trPr>
+          <w:tblHeader w:val="false"/>
+        </w:trPr>
+        <w:tc>
+          <w:tcPr>
+            <w:tcW w:type="dxa" w:w="5040"/>
+            <w:tcMar>
+              <w:top w:type="dxa" w:w="80"/>
+              <w:left w:type="dxa" w:w="120"/>
+              <w:bottom w:type="dxa" w:w="80"/>
+              <w:right w:type="dxa" w:w="120"/>
+            </w:tcMar>
+          </w:tcPr>
+          <w:p>
+            <w:pPr>
+              <w:spacing w:after="0"/>
+            </w:pPr>
+            <w:r>
+              <w:rPr>
+                <w:rFonts w:ascii="Consolas" w:cs="Consolas" w:eastAsia="Consolas" w:hAnsi="Consolas"/>
+                <w:color w:val="B91C1C"/>
+                <w:sz w:val="19"/>
+                <w:szCs w:val="19"/>
+              </w:rPr>
+              <w:t xml:space="preserve">hts-run</w:t>
+            </w:r>
+          </w:p>
+        </w:tc>
+        <w:tc>
+          <w:tcPr>
+            <w:tcW w:type="dxa" w:w="5040"/>
+            <w:tcMar>
+              <w:top w:type="dxa" w:w="80"/>
+              <w:left w:type="dxa" w:w="120"/>
+              <w:bottom w:type="dxa" w:w="80"/>
+              <w:right w:type="dxa" w:w="120"/>
+            </w:tcMar>
+          </w:tcPr>
+          <w:p>
+            <w:pPr>
+              <w:spacing w:after="0"/>
+            </w:pPr>
+            <w:r>
+              <w:t xml:space="preserve">Headless closed-loop run</w:t>
+            </w:r>
+          </w:p>
+        </w:tc>
+      </w:tr>
+      <w:tr>
+        <w:trPr>
+          <w:tblHeader w:val="false"/>
+        </w:trPr>
+        <w:tc>
+          <w:tcPr>
+            <w:tcW w:type="dxa" w:w="5040"/>
+            <w:tcMar>
+              <w:top w:type="dxa" w:w="80"/>
+              <w:left w:type="dxa" w:w="120"/>
+              <w:bottom w:type="dxa" w:w="80"/>
+              <w:right w:type="dxa" w:w="120"/>
+            </w:tcMar>
+          </w:tcPr>
+          <w:p>
+            <w:pPr>
+              <w:spacing w:after="0"/>
+            </w:pPr>
+            <w:r>
+              <w:rPr>
+                <w:rFonts w:ascii="Consolas" w:cs="Consolas" w:eastAsia="Consolas" w:hAnsi="Consolas"/>
+                <w:color w:val="B91C1C"/>
+                <w:sz w:val="19"/>
+                <w:szCs w:val="19"/>
+              </w:rPr>
+              <w:t xml:space="preserve">hts-export-controller</w:t>
+            </w:r>
+          </w:p>
+        </w:tc>
+        <w:tc>
+          <w:tcPr>
+            <w:tcW w:type="dxa" w:w="5040"/>
+            <w:tcMar>
+              <w:top w:type="dxa" w:w="80"/>
+              <w:left w:type="dxa" w:w="120"/>
+              <w:bottom w:type="dxa" w:w="80"/>
+              <w:right w:type="dxa" w:w="120"/>
+            </w:tcMar>
+          </w:tcPr>
+          <w:p>
+            <w:pPr>
+              <w:spacing w:after="0"/>
+            </w:pPr>
+            <w:r>
+              <w:t xml:space="preserve">Write the controller out as constants</w:t>
+            </w:r>
+          </w:p>
+        </w:tc>
+      </w:tr>
+      <w:tr>
+        <w:trPr>
+          <w:tblHeader w:val="false"/>
+        </w:trPr>
+        <w:tc>
+          <w:tcPr>
+            <w:tcW w:type="dxa" w:w="5040"/>
+            <w:tcMar>
+              <w:top w:type="dxa" w:w="80"/>
+              <w:left w:type="dxa" w:w="120"/>
+              <w:bottom w:type="dxa" w:w="80"/>
+              <w:right w:type="dxa" w:w="120"/>
+            </w:tcMar>
+          </w:tcPr>
+          <w:p>
+            <w:pPr>
+              <w:spacing w:after="0"/>
+            </w:pPr>
+            <w:r>
+              <w:rPr>
+                <w:rFonts w:ascii="Consolas" w:cs="Consolas" w:eastAsia="Consolas" w:hAnsi="Consolas"/>
+                <w:color w:val="B91C1C"/>
+                <w:sz w:val="19"/>
+                <w:szCs w:val="19"/>
+              </w:rPr>
+              <w:t xml:space="preserve">hts-build-modal</w:t>
+            </w:r>
+          </w:p>
+        </w:tc>
+        <w:tc>
+          <w:tcPr>
+            <w:tcW w:type="dxa" w:w="5040"/>
+            <w:tcMar>
+              <w:top w:type="dxa" w:w="80"/>
+              <w:left w:type="dxa" w:w="120"/>
+              <w:bottom w:type="dxa" w:w="80"/>
+              <w:right w:type="dxa" w:w="120"/>
+            </w:tcMar>
+          </w:tcPr>
+          <w:p>
+            <w:pPr>
+              <w:spacing w:after="0"/>
+            </w:pPr>
+            <w:r>
+              <w:t xml:space="preserve">Reduce a graph and design the modal LQR controller</w:t>
+            </w:r>
+          </w:p>
+        </w:tc>
+      </w:tr>
+      <w:tr>
+        <w:trPr>
+          <w:tblHeader w:val="false"/>
+        </w:trPr>
+        <w:tc>
+          <w:tcPr>
+            <w:tcW w:type="dxa" w:w="5040"/>
+            <w:tcMar>
+              <w:top w:type="dxa" w:w="80"/>
+              <w:left w:type="dxa" w:w="120"/>
+              <w:bottom w:type="dxa" w:w="80"/>
+              <w:right w:type="dxa" w:w="120"/>
+            </w:tcMar>
+          </w:tcPr>
+          <w:p>
+            <w:pPr>
+              <w:spacing w:after="0"/>
+            </w:pPr>
+            <w:r>
+              <w:rPr>
+                <w:rFonts w:ascii="Consolas" w:cs="Consolas" w:eastAsia="Consolas" w:hAnsi="Consolas"/>
+                <w:color w:val="B91C1C"/>
+                <w:sz w:val="19"/>
+                <w:szCs w:val="19"/>
+              </w:rPr>
+              <w:t xml:space="preserve">hts-build-g</w:t>
+            </w:r>
+          </w:p>
+        </w:tc>
+        <w:tc>
+          <w:tcPr>
+            <w:tcW w:type="dxa" w:w="5040"/>
+            <w:tcMar>
+              <w:top w:type="dxa" w:w="80"/>
+              <w:left w:type="dxa" w:w="120"/>
+              <w:bottom w:type="dxa" w:w="80"/>
+              <w:right w:type="dxa" w:w="120"/>
+            </w:tcMar>
+          </w:tcPr>
+          <w:p>
+            <w:pPr>
+              <w:spacing w:after="0"/>
+            </w:pPr>
+            <w:r>
+              <w:t xml:space="preserve">Solve the DC gain matrix G</w:t>
+            </w:r>
+          </w:p>
+        </w:tc>
+      </w:tr>
+      <w:tr>
+        <w:trPr>
+          <w:tblHeader w:val="false"/>
+        </w:trPr>
+        <w:tc>
+          <w:tcPr>
+            <w:tcW w:type="dxa" w:w="5040"/>
+            <w:tcMar>
+              <w:top w:type="dxa" w:w="80"/>
+              <w:left w:type="dxa" w:w="120"/>
+              <w:bottom w:type="dxa" w:w="80"/>
+              <w:right w:type="dxa" w:w="120"/>
+            </w:tcMar>
+          </w:tcPr>
+          <w:p>
+            <w:pPr>
+              <w:spacing w:after="0"/>
+            </w:pPr>
+            <w:r>
+              <w:rPr>
+                <w:rFonts w:ascii="Consolas" w:cs="Consolas" w:eastAsia="Consolas" w:hAnsi="Consolas"/>
+                <w:color w:val="B91C1C"/>
+                <w:sz w:val="19"/>
+                <w:szCs w:val="19"/>
+              </w:rPr>
+              <w:t xml:space="preserve">hts-refresh-fast-load</w:t>
+            </w:r>
+          </w:p>
+        </w:tc>
+        <w:tc>
+          <w:tcPr>
+            <w:tcW w:type="dxa" w:w="5040"/>
+            <w:tcMar>
+              <w:top w:type="dxa" w:w="80"/>
+              <w:left w:type="dxa" w:w="120"/>
+              <w:bottom w:type="dxa" w:w="80"/>
+              <w:right w:type="dxa" w:w="120"/>
+            </w:tcMar>
+          </w:tcPr>
+          <w:p>
+            <w:pPr>
+              <w:spacing w:after="0"/>
+            </w:pPr>
+            <w:r>
+              <w:t xml:space="preserve">Rebuild a graph's fast-load artifacts</w:t>
+            </w:r>
+          </w:p>
+        </w:tc>
+      </w:tr>
+    </w:tbl>
+    <w:p>
+      <w:pPr>
+        <w:spacing w:after="200"/>
+      </w:pPr>
+      <w:r>
+        <w:t xml:space="preserve"/>
+      </w:r>
+    </w:p>
+    <w:p>
+      <w:pPr>
+        <w:spacing w:after="140" w:line="276"/>
+      </w:pPr>
+      <w:r>
+        <w:t xml:space="preserve">These are the same modules the application launches as background jobs, so a command and the app's own subprocess run identical code.</w:t>
+      </w:r>
+    </w:p>
+    <w:p>
+      <w:pPr>
+        <w:spacing w:after="140" w:line="276"/>
+      </w:pPr>
+      <w:r>
+        <w:t xml:space="preserve">If you need the STEP/B-rep build pipeline, it depends on OpenCASCADE, which has no pip wheel on any platform. GLB input needs nothing extra; for STEP, use conda:</w:t>
+      </w:r>
+    </w:p>
+    <w:p>
+      <w:pPr>
+        <w:shd w:fill="F4F4F5" w:color="auto" w:val="clear"/>
+        <w:spacing w:after="0" w:before="100"/>
+        <w:ind w:left="240" w:right="240"/>
+      </w:pPr>
+      <w:r>
+        <w:rPr>
+          <w:rFonts w:ascii="Consolas" w:cs="Consolas" w:eastAsia="Consolas" w:hAnsi="Consolas"/>
+          <w:sz w:val="19"/>
+          <w:szCs w:val="19"/>
+        </w:rPr>
+        <w:t xml:space="preserve">conda env create -f environment.yml</w:t>
+      </w:r>
+    </w:p>
+    <w:p>
+      <w:pPr>
+        <w:shd w:fill="F4F4F5" w:color="auto" w:val="clear"/>
+        <w:spacing w:after="0" w:before="0"/>
+        <w:ind w:left="240" w:right="240"/>
+      </w:pPr>
+      <w:r>
+        <w:rPr>
+          <w:rFonts w:ascii="Consolas" w:cs="Consolas" w:eastAsia="Consolas" w:hAnsi="Consolas"/>
+          <w:sz w:val="19"/>
+          <w:szCs w:val="19"/>
+        </w:rPr>
         <w:t xml:space="preserve">conda activate heatsim</w:t>
+      </w:r>
+    </w:p>
+    <w:p>
+      <w:pPr>
+        <w:shd w:fill="F4F4F5" w:color="auto" w:val="clear"/>
+        <w:spacing w:after="160" w:before="0"/>
+        <w:ind w:left="240" w:right="240"/>
+      </w:pPr>
+      <w:r>
+        <w:rPr>
+          <w:rFonts w:ascii="Consolas" w:cs="Consolas" w:eastAsia="Consolas" w:hAnsi="Consolas"/>
+          <w:sz w:val="19"/>
+          <w:szCs w:val="19"/>
+        </w:rPr>
+        <w:t xml:space="preserve">python -m pip install -e .</w:t>
       </w:r>
     </w:p>
     <w:p>
@@ -956,7 +1481,7 @@
           <w:sz w:val="19"/>
           <w:szCs w:val="19"/>
         </w:rPr>
-        <w:t xml:space="preserve">build_octree_graph.py</w:t>
+        <w:t xml:space="preserve">hts-build-graph</w:t>
       </w:r>
       <w:r>
         <w:t xml:space="preserve"> has already written into </w:t>
@@ -3425,7 +3950,7 @@
           <w:sz w:val="19"/>
           <w:szCs w:val="19"/>
         </w:rPr>
-        <w:t xml:space="preserve">python export_controller.py --graph graphs/CRYOSTAT_V2</w:t>
+        <w:t xml:space="preserve">hts-export-controller --graph graphs/CRYOSTAT_V2</w:t>
       </w:r>
     </w:p>
     <w:p>
@@ -3440,7 +3965,7 @@
           <w:sz w:val="19"/>
           <w:szCs w:val="19"/>
         </w:rPr>
-        <w:t xml:space="preserve">python export_controller.py --graph graphs/CRYOSTAT_V2 --list</w:t>
+        <w:t xml:space="preserve">hts-export-controller --graph graphs/CRYOSTAT_V2 --list</w:t>
       </w:r>
     </w:p>
     <w:p>
@@ -3919,7 +4444,7 @@
           <w:sz w:val="19"/>
           <w:szCs w:val="19"/>
         </w:rPr>
-        <w:t xml:space="preserve">python run_simulation.py --graph graphs/CRYOSTAT_V2 --setpoint 80 --duration 3600 --dt 1</w:t>
+        <w:t xml:space="preserve">hts-run --graph graphs/CRYOSTAT_V2 --setpoint 80 --duration 3600 --dt 1</w:t>
       </w:r>
     </w:p>
     <w:p>
@@ -4285,7 +4810,7 @@
           <w:sz w:val="19"/>
           <w:szCs w:val="19"/>
         </w:rPr>
-        <w:t xml:space="preserve">refresh_fast_load.py</w:t>
+        <w:t xml:space="preserve">hts-refresh-fast-load</w:t>
       </w:r>
       <w:r>
         <w:rPr>

--- a/docs/user_guide/HeatTransferSim_User_Guide.docx
+++ b/docs/user_guide/HeatTransferSim_User_Guide.docx
@@ -2516,7 +2516,7 @@
       <w:r>
         <w:drawing>
           <wp:inline distT="0" distB="0" distL="0" distR="0">
-            <wp:extent cx="5905500" cy="1743075"/>
+            <wp:extent cx="5905500" cy="1924050"/>
             <wp:effectExtent t="0" r="0" b="0" l="0"/>
             <wp:docPr id="1" name="" descr="" title=""/>
             <wp:cNvGraphicFramePr>
@@ -2541,7 +2541,7 @@
                   <pic:spPr bwMode="auto">
                     <a:xfrm>
                       <a:off x="0" y="0"/>
-                      <a:ext cx="5905500" cy="1743075"/>
+                      <a:ext cx="5905500" cy="1924050"/>
                     </a:xfrm>
                     <a:prstGeom prst="rect">
                       <a:avLst/>
@@ -2615,7 +2615,7 @@
       <w:r>
         <w:drawing>
           <wp:inline distT="0" distB="0" distL="0" distR="0">
-            <wp:extent cx="5905500" cy="2219325"/>
+            <wp:extent cx="5905500" cy="2428875"/>
             <wp:effectExtent t="0" r="0" b="0" l="0"/>
             <wp:docPr id="1" name="" descr="" title=""/>
             <wp:cNvGraphicFramePr>
@@ -2640,7 +2640,7 @@
                   <pic:spPr bwMode="auto">
                     <a:xfrm>
                       <a:off x="0" y="0"/>
-                      <a:ext cx="5905500" cy="2219325"/>
+                      <a:ext cx="5905500" cy="2428875"/>
                     </a:xfrm>
                     <a:prstGeom prst="rect">
                       <a:avLst/>
@@ -2694,7 +2694,7 @@
       <w:r>
         <w:drawing>
           <wp:inline distT="0" distB="0" distL="0" distR="0">
-            <wp:extent cx="5905500" cy="2009775"/>
+            <wp:extent cx="5905500" cy="2124075"/>
             <wp:effectExtent t="0" r="0" b="0" l="0"/>
             <wp:docPr id="1" name="" descr="" title=""/>
             <wp:cNvGraphicFramePr>
@@ -2719,7 +2719,7 @@
                   <pic:spPr bwMode="auto">
                     <a:xfrm>
                       <a:off x="0" y="0"/>
-                      <a:ext cx="5905500" cy="2009775"/>
+                      <a:ext cx="5905500" cy="2124075"/>
                     </a:xfrm>
                     <a:prstGeom prst="rect">
                       <a:avLst/>
@@ -3384,7 +3384,7 @@
       <w:r>
         <w:drawing>
           <wp:inline distT="0" distB="0" distL="0" distR="0">
-            <wp:extent cx="5905500" cy="1790700"/>
+            <wp:extent cx="5905500" cy="1828800"/>
             <wp:effectExtent t="0" r="0" b="0" l="0"/>
             <wp:docPr id="1" name="" descr="" title=""/>
             <wp:cNvGraphicFramePr>
@@ -3409,7 +3409,7 @@
                   <pic:spPr bwMode="auto">
                     <a:xfrm>
                       <a:off x="0" y="0"/>
-                      <a:ext cx="5905500" cy="1790700"/>
+                      <a:ext cx="5905500" cy="1828800"/>
                     </a:xfrm>
                     <a:prstGeom prst="rect">
                       <a:avLst/>
@@ -3552,7 +3552,7 @@
       <w:r>
         <w:drawing>
           <wp:inline distT="0" distB="0" distL="0" distR="0">
-            <wp:extent cx="5905500" cy="7705725"/>
+            <wp:extent cx="5905500" cy="8305800"/>
             <wp:effectExtent t="0" r="0" b="0" l="0"/>
             <wp:docPr id="1" name="" descr="" title=""/>
             <wp:cNvGraphicFramePr>
@@ -3577,7 +3577,7 @@
                   <pic:spPr bwMode="auto">
                     <a:xfrm>
                       <a:off x="0" y="0"/>
-                      <a:ext cx="5905500" cy="7705725"/>
+                      <a:ext cx="5905500" cy="8305800"/>
                     </a:xfrm>
                     <a:prstGeom prst="rect">
                       <a:avLst/>

--- a/docs/user_guide/HeatTransferSim_User_Guide.docx
+++ b/docs/user_guide/HeatTransferSim_User_Guide.docx
@@ -2162,6 +2162,395 @@
       </w:r>
       <w:r>
         <w:t xml:space="preserve"> link that reveals and flashes the real widget.</w:t>
+      </w:r>
+    </w:p>
+    <w:p>
+      <w:pPr>
+        <w:pStyle w:val="Heading2"/>
+        <w:spacing w:after="120" w:before="260"/>
+      </w:pPr>
+      <w:r>
+        <w:t xml:space="preserve">The menus</w:t>
+      </w:r>
+    </w:p>
+    <w:tbl>
+      <w:tblPr>
+        <w:tblW w:type="dxa" w:w="10080"/>
+        <w:tblBorders>
+          <w:top w:val="single" w:color="auto" w:sz="4"/>
+          <w:left w:val="single" w:color="auto" w:sz="4"/>
+          <w:bottom w:val="single" w:color="auto" w:sz="4"/>
+          <w:right w:val="single" w:color="auto" w:sz="4"/>
+          <w:insideH w:val="single" w:color="auto" w:sz="4"/>
+          <w:insideV w:val="single" w:color="auto" w:sz="4"/>
+        </w:tblBorders>
+      </w:tblPr>
+      <w:tblGrid>
+        <w:gridCol w:w="5040"/>
+        <w:gridCol w:w="5040"/>
+      </w:tblGrid>
+      <w:tr>
+        <w:trPr>
+          <w:tblHeader/>
+        </w:trPr>
+        <w:tc>
+          <w:tcPr>
+            <w:tcW w:type="dxa" w:w="5040"/>
+            <w:shd w:fill="EDEDEF" w:color="auto" w:val="clear"/>
+            <w:tcMar>
+              <w:top w:type="dxa" w:w="80"/>
+              <w:left w:type="dxa" w:w="120"/>
+              <w:bottom w:type="dxa" w:w="80"/>
+              <w:right w:type="dxa" w:w="120"/>
+            </w:tcMar>
+          </w:tcPr>
+          <w:p>
+            <w:pPr>
+              <w:spacing w:after="0"/>
+            </w:pPr>
+            <w:r>
+              <w:rPr>
+                <w:b/>
+                <w:bCs/>
+              </w:rPr>
+              <w:t xml:space="preserve">Menu</w:t>
+            </w:r>
+          </w:p>
+        </w:tc>
+        <w:tc>
+          <w:tcPr>
+            <w:tcW w:type="dxa" w:w="5040"/>
+            <w:shd w:fill="EDEDEF" w:color="auto" w:val="clear"/>
+            <w:tcMar>
+              <w:top w:type="dxa" w:w="80"/>
+              <w:left w:type="dxa" w:w="120"/>
+              <w:bottom w:type="dxa" w:w="80"/>
+              <w:right w:type="dxa" w:w="120"/>
+            </w:tcMar>
+          </w:tcPr>
+          <w:p>
+            <w:pPr>
+              <w:spacing w:after="0"/>
+            </w:pPr>
+            <w:r>
+              <w:rPr>
+                <w:b/>
+                <w:bCs/>
+              </w:rPr>
+              <w:t xml:space="preserve">Holds</w:t>
+            </w:r>
+          </w:p>
+        </w:tc>
+      </w:tr>
+      <w:tr>
+        <w:trPr>
+          <w:tblHeader w:val="false"/>
+        </w:trPr>
+        <w:tc>
+          <w:tcPr>
+            <w:tcW w:type="dxa" w:w="5040"/>
+            <w:tcMar>
+              <w:top w:type="dxa" w:w="80"/>
+              <w:left w:type="dxa" w:w="120"/>
+              <w:bottom w:type="dxa" w:w="80"/>
+              <w:right w:type="dxa" w:w="120"/>
+            </w:tcMar>
+          </w:tcPr>
+          <w:p>
+            <w:pPr>
+              <w:spacing w:after="0"/>
+            </w:pPr>
+            <w:r>
+              <w:rPr>
+                <w:b/>
+                <w:bCs/>
+              </w:rPr>
+              <w:t xml:space="preserve">File</w:t>
+            </w:r>
+          </w:p>
+        </w:tc>
+        <w:tc>
+          <w:tcPr>
+            <w:tcW w:type="dxa" w:w="5040"/>
+            <w:tcMar>
+              <w:top w:type="dxa" w:w="80"/>
+              <w:left w:type="dxa" w:w="120"/>
+              <w:bottom w:type="dxa" w:w="80"/>
+              <w:right w:type="dxa" w:w="120"/>
+            </w:tcMar>
+          </w:tcPr>
+          <w:p>
+            <w:pPr>
+              <w:spacing w:after="0"/>
+            </w:pPr>
+            <w:r>
+              <w:t xml:space="preserve">New / Open / Save / Save As, </w:t>
+            </w:r>
+            <w:r>
+              <w:rPr>
+                <w:b/>
+                <w:bCs/>
+              </w:rPr>
+              <w:t xml:space="preserve">Export Controller Constants</w:t>
+            </w:r>
+            <w:r>
+              <w:t xml:space="preserve"> (</w:t>
+            </w:r>
+            <w:r>
+              <w:rPr>
+                <w:rFonts w:ascii="Consolas" w:cs="Consolas" w:eastAsia="Consolas" w:hAnsi="Consolas"/>
+                <w:color w:val="B91C1C"/>
+                <w:sz w:val="19"/>
+                <w:szCs w:val="19"/>
+              </w:rPr>
+              <w:t xml:space="preserve">Ctrl+E</w:t>
+            </w:r>
+            <w:r>
+              <w:t xml:space="preserve">), Update Graph, Exit</w:t>
+            </w:r>
+          </w:p>
+        </w:tc>
+      </w:tr>
+      <w:tr>
+        <w:trPr>
+          <w:tblHeader w:val="false"/>
+        </w:trPr>
+        <w:tc>
+          <w:tcPr>
+            <w:tcW w:type="dxa" w:w="5040"/>
+            <w:tcMar>
+              <w:top w:type="dxa" w:w="80"/>
+              <w:left w:type="dxa" w:w="120"/>
+              <w:bottom w:type="dxa" w:w="80"/>
+              <w:right w:type="dxa" w:w="120"/>
+            </w:tcMar>
+          </w:tcPr>
+          <w:p>
+            <w:pPr>
+              <w:spacing w:after="0"/>
+            </w:pPr>
+            <w:r>
+              <w:rPr>
+                <w:b/>
+                <w:bCs/>
+              </w:rPr>
+              <w:t xml:space="preserve">View</w:t>
+            </w:r>
+          </w:p>
+        </w:tc>
+        <w:tc>
+          <w:tcPr>
+            <w:tcW w:type="dxa" w:w="5040"/>
+            <w:tcMar>
+              <w:top w:type="dxa" w:w="80"/>
+              <w:left w:type="dxa" w:w="120"/>
+              <w:bottom w:type="dxa" w:w="80"/>
+              <w:right w:type="dxa" w:w="120"/>
+            </w:tcMar>
+          </w:tcPr>
+          <w:p>
+            <w:pPr>
+              <w:spacing w:after="0"/>
+            </w:pPr>
+            <w:r>
+              <w:t xml:space="preserve">The UI scale slider, larger/smaller text, dark mode</w:t>
+            </w:r>
+          </w:p>
+        </w:tc>
+      </w:tr>
+      <w:tr>
+        <w:trPr>
+          <w:tblHeader w:val="false"/>
+        </w:trPr>
+        <w:tc>
+          <w:tcPr>
+            <w:tcW w:type="dxa" w:w="5040"/>
+            <w:tcMar>
+              <w:top w:type="dxa" w:w="80"/>
+              <w:left w:type="dxa" w:w="120"/>
+              <w:bottom w:type="dxa" w:w="80"/>
+              <w:right w:type="dxa" w:w="120"/>
+            </w:tcMar>
+          </w:tcPr>
+          <w:p>
+            <w:pPr>
+              <w:spacing w:after="0"/>
+            </w:pPr>
+            <w:r>
+              <w:rPr>
+                <w:b/>
+                <w:bCs/>
+              </w:rPr>
+              <w:t xml:space="preserve">Help</w:t>
+            </w:r>
+          </w:p>
+        </w:tc>
+        <w:tc>
+          <w:tcPr>
+            <w:tcW w:type="dxa" w:w="5040"/>
+            <w:tcMar>
+              <w:top w:type="dxa" w:w="80"/>
+              <w:left w:type="dxa" w:w="120"/>
+              <w:bottom w:type="dxa" w:w="80"/>
+              <w:right w:type="dxa" w:w="120"/>
+            </w:tcMar>
+          </w:tcPr>
+          <w:p>
+            <w:pPr>
+              <w:spacing w:after="0"/>
+            </w:pPr>
+            <w:r>
+              <w:t xml:space="preserve">Control search (</w:t>
+            </w:r>
+            <w:r>
+              <w:rPr>
+                <w:rFonts w:ascii="Consolas" w:cs="Consolas" w:eastAsia="Consolas" w:hAnsi="Consolas"/>
+                <w:color w:val="B91C1C"/>
+                <w:sz w:val="19"/>
+                <w:szCs w:val="19"/>
+              </w:rPr>
+              <w:t xml:space="preserve">Ctrl+F</w:t>
+            </w:r>
+            <w:r>
+              <w:t xml:space="preserve">), tutorials (</w:t>
+            </w:r>
+            <w:r>
+              <w:rPr>
+                <w:rFonts w:ascii="Consolas" w:cs="Consolas" w:eastAsia="Consolas" w:hAnsi="Consolas"/>
+                <w:color w:val="B91C1C"/>
+                <w:sz w:val="19"/>
+                <w:szCs w:val="19"/>
+              </w:rPr>
+              <w:t xml:space="preserve">F1</w:t>
+            </w:r>
+            <w:r>
+              <w:t xml:space="preserve">), About</w:t>
+            </w:r>
+          </w:p>
+        </w:tc>
+      </w:tr>
+    </w:tbl>
+    <w:p>
+      <w:pPr>
+        <w:spacing w:after="200"/>
+      </w:pPr>
+      <w:r>
+        <w:t xml:space="preserve"/>
+      </w:r>
+    </w:p>
+    <w:p>
+      <w:pPr>
+        <w:spacing w:after="140" w:line="276"/>
+      </w:pPr>
+      <w:r>
+        <w:rPr>
+          <w:b/>
+          <w:bCs/>
+        </w:rPr>
+        <w:t xml:space="preserve">View</w:t>
+      </w:r>
+      <w:r>
+        <w:t xml:space="preserve"> carries a live </w:t>
+      </w:r>
+      <w:r>
+        <w:rPr>
+          <w:b/>
+          <w:bCs/>
+        </w:rPr>
+        <w:t xml:space="preserve">UI scale slider</w:t>
+      </w:r>
+      <w:r>
+        <w:t xml:space="preserve">, 40% to 200%. Drag it and the whole interface resizes as you watch; </w:t>
+      </w:r>
+      <w:r>
+        <w:rPr>
+          <w:rFonts w:ascii="Consolas" w:cs="Consolas" w:eastAsia="Consolas" w:hAnsi="Consolas"/>
+          <w:color w:val="B91C1C"/>
+          <w:sz w:val="19"/>
+          <w:szCs w:val="19"/>
+        </w:rPr>
+        <w:t xml:space="preserve">Ctrl</w:t>
+      </w:r>
+      <w:r>
+        <w:t xml:space="preserve"> </w:t>
+      </w:r>
+      <w:r>
+        <w:rPr>
+          <w:rFonts w:ascii="Consolas" w:cs="Consolas" w:eastAsia="Consolas" w:hAnsi="Consolas"/>
+          <w:color w:val="B91C1C"/>
+          <w:sz w:val="19"/>
+          <w:szCs w:val="19"/>
+        </w:rPr>
+        <w:t xml:space="preserve">+</w:t>
+      </w:r>
+      <w:r>
+        <w:t xml:space="preserve"> and </w:t>
+      </w:r>
+      <w:r>
+        <w:rPr>
+          <w:rFonts w:ascii="Consolas" w:cs="Consolas" w:eastAsia="Consolas" w:hAnsi="Consolas"/>
+          <w:color w:val="B91C1C"/>
+          <w:sz w:val="19"/>
+          <w:szCs w:val="19"/>
+        </w:rPr>
+        <w:t xml:space="preserve">Ctrl</w:t>
+      </w:r>
+      <w:r>
+        <w:t xml:space="preserve"> </w:t>
+      </w:r>
+      <w:r>
+        <w:rPr>
+          <w:rFonts w:ascii="Consolas" w:cs="Consolas" w:eastAsia="Consolas" w:hAnsi="Consolas"/>
+          <w:color w:val="B91C1C"/>
+          <w:sz w:val="19"/>
+          <w:szCs w:val="19"/>
+        </w:rPr>
+        <w:t xml:space="preserve">-</w:t>
+      </w:r>
+      <w:r>
+        <w:t xml:space="preserve"> step it, </w:t>
+      </w:r>
+      <w:r>
+        <w:rPr>
+          <w:rFonts w:ascii="Consolas" w:cs="Consolas" w:eastAsia="Consolas" w:hAnsi="Consolas"/>
+          <w:color w:val="B91C1C"/>
+          <w:sz w:val="19"/>
+          <w:szCs w:val="19"/>
+        </w:rPr>
+        <w:t xml:space="preserve">Ctrl</w:t>
+      </w:r>
+      <w:r>
+        <w:t xml:space="preserve"> </w:t>
+      </w:r>
+      <w:r>
+        <w:rPr>
+          <w:rFonts w:ascii="Consolas" w:cs="Consolas" w:eastAsia="Consolas" w:hAnsi="Consolas"/>
+          <w:color w:val="B91C1C"/>
+          <w:sz w:val="19"/>
+          <w:szCs w:val="19"/>
+        </w:rPr>
+        <w:t xml:space="preserve">0</w:t>
+      </w:r>
+      <w:r>
+        <w:t xml:space="preserve"> returns to 100%. The setting is remembered between sessions.</w:t>
+      </w:r>
+    </w:p>
+    <w:p>
+      <w:pPr>
+        <w:spacing w:after="140" w:line="276"/>
+      </w:pPr>
+      <w:r>
+        <w:t xml:space="preserve">It scales by </w:t>
+      </w:r>
+      <w:r>
+        <w:rPr>
+          <w:i/>
+          <w:iCs/>
+        </w:rPr>
+        <w:t xml:space="preserve">font size</w:t>
+      </w:r>
+      <w:r>
+        <w:t xml:space="preserve"> rather than zooming a picture of the interface, so panels, rows and buttons all grow with the text instead of the text overflowing boxes that stayed the same size. The range goes well below 100% on purpose: on a display whose DPI Qt over-estimates, everything is already too large before the application gets a say, and the only useful correction is downward.</w:t>
       </w:r>
     </w:p>
     <w:p>

--- a/docs/user_guide/HeatTransferSim_User_Guide.docx
+++ b/docs/user_guide/HeatTransferSim_User_Guide.docx
@@ -1314,6 +1314,35 @@
       </w:pPr>
       <w:r>
         <w:t xml:space="preserve">These are the same modules the application launches as background jobs, so a command and the app's own subprocess run identical code.</w:t>
+      </w:r>
+    </w:p>
+    <w:p>
+      <w:pPr>
+        <w:spacing w:after="140" w:line="276"/>
+      </w:pPr>
+      <w:r>
+        <w:rPr>
+          <w:rFonts w:ascii="Consolas" w:cs="Consolas" w:eastAsia="Consolas" w:hAnsi="Consolas"/>
+          <w:color w:val="B91C1C"/>
+          <w:sz w:val="19"/>
+          <w:szCs w:val="19"/>
+        </w:rPr>
+        <w:t xml:space="preserve">Ctrl+C</w:t>
+      </w:r>
+      <w:r>
+        <w:t xml:space="preserve"> in the terminal you launched from closes the window; a second </w:t>
+      </w:r>
+      <w:r>
+        <w:rPr>
+          <w:rFonts w:ascii="Consolas" w:cs="Consolas" w:eastAsia="Consolas" w:hAnsi="Consolas"/>
+          <w:color w:val="B91C1C"/>
+          <w:sz w:val="19"/>
+          <w:szCs w:val="19"/>
+        </w:rPr>
+        <w:t xml:space="preserve">Ctrl+C</w:t>
+      </w:r>
+      <w:r>
+        <w:t xml:space="preserve"> exits at once without waiting for anything to shut down. Neither touches a detached headless run.</w:t>
       </w:r>
     </w:p>
     <w:p>

--- a/docs/user_guide/HeatTransferSim_User_Guide.docx
+++ b/docs/user_guide/HeatTransferSim_User_Guide.docx
@@ -95,7 +95,7 @@
         <w:spacing w:after="70" w:line="264"/>
       </w:pPr>
       <w:r>
-        <w:t xml:space="preserve">The five tabs</w:t>
+        <w:t xml:space="preserve">The six tabs</w:t>
       </w:r>
     </w:p>
     <w:p>
@@ -109,6 +109,19 @@
       </w:pPr>
       <w:r>
         <w:t xml:space="preserve">Finding anything: the help search</w:t>
+      </w:r>
+    </w:p>
+    <w:p>
+      <w:pPr>
+        <w:pStyle w:val="ListParagraph"/>
+        <w:numPr>
+          <w:ilvl w:val="0"/>
+          <w:numId w:val="2"/>
+        </w:numPr>
+        <w:spacing w:after="70" w:line="264"/>
+      </w:pPr>
+      <w:r>
+        <w:t xml:space="preserve">Building a graph from CAD</w:t>
       </w:r>
     </w:p>
     <w:p>
@@ -384,7 +397,7 @@
               <w:spacing w:after="0"/>
             </w:pPr>
             <w:r>
-              <w:t xml:space="preserve">CAD (GLB or STEP) → octree → a lumped RC thermal graph</w:t>
+              <w:t xml:space="preserve">A STEP assembly → octree → a lumped RC thermal graph</w:t>
             </w:r>
           </w:p>
         </w:tc>
@@ -403,16 +416,17 @@
               <w:spacing w:after="0"/>
             </w:pPr>
             <w:r>
+              <w:t xml:space="preserve">The </w:t>
+            </w:r>
+            <w:r>
               <w:rPr>
-                <w:rFonts w:ascii="Consolas" w:cs="Consolas" w:eastAsia="Consolas" w:hAnsi="Consolas"/>
-                <w:color w:val="B91C1C"/>
-                <w:sz w:val="19"/>
-                <w:szCs w:val="19"/>
+                <w:b/>
+                <w:bCs/>
               </w:rPr>
-              <w:t xml:space="preserve">octree_graph/</w:t>
-            </w:r>
-            <w:r>
-              <w:t xml:space="preserve">, run via </w:t>
+              <w:t xml:space="preserve">Build Graph</w:t>
+            </w:r>
+            <w:r>
+              <w:t xml:space="preserve"> tab, or </w:t>
             </w:r>
             <w:r>
               <w:rPr>
@@ -781,7 +795,41 @@
         <w:spacing w:after="140" w:line="276"/>
       </w:pPr>
       <w:r>
-        <w:t xml:space="preserve">Needs Python 3.11 or newer.</w:t>
+        <w:t xml:space="preserve">Input is </w:t>
+      </w:r>
+      <w:r>
+        <w:rPr>
+          <w:b/>
+          <w:bCs/>
+        </w:rPr>
+        <w:t xml:space="preserve">STEP</w:t>
+      </w:r>
+      <w:r>
+        <w:t xml:space="preserve"> (</w:t>
+      </w:r>
+      <w:r>
+        <w:rPr>
+          <w:rFonts w:ascii="Consolas" w:cs="Consolas" w:eastAsia="Consolas" w:hAnsi="Consolas"/>
+          <w:color w:val="B91C1C"/>
+          <w:sz w:val="19"/>
+          <w:szCs w:val="19"/>
+        </w:rPr>
+        <w:t xml:space="preserve">.step</w:t>
+      </w:r>
+      <w:r>
+        <w:t xml:space="preserve"> / </w:t>
+      </w:r>
+      <w:r>
+        <w:rPr>
+          <w:rFonts w:ascii="Consolas" w:cs="Consolas" w:eastAsia="Consolas" w:hAnsi="Consolas"/>
+          <w:color w:val="B91C1C"/>
+          <w:sz w:val="19"/>
+          <w:szCs w:val="19"/>
+        </w:rPr>
+        <w:t xml:space="preserve">.stp</w:t>
+      </w:r>
+      <w:r>
+        <w:t xml:space="preserve">), which needs OpenCASCADE, and OpenCASCADE has no pip wheel on any platform. So conda is the install that gets you the whole pipeline:</w:t>
       </w:r>
     </w:p>
     <w:p>
@@ -796,7 +844,67 @@
           <w:sz w:val="19"/>
           <w:szCs w:val="19"/>
         </w:rPr>
-        <w:t xml:space="preserve">python -m pip install git+https://github.com/JustKorolev/HeatTransferSim</w:t>
+        <w:t xml:space="preserve">git clone https://github.com/JustKorolev/HeatTransferSim</w:t>
+      </w:r>
+    </w:p>
+    <w:p>
+      <w:pPr>
+        <w:shd w:fill="F4F4F5" w:color="auto" w:val="clear"/>
+        <w:spacing w:after="0" w:before="0"/>
+        <w:ind w:left="240" w:right="240"/>
+      </w:pPr>
+      <w:r>
+        <w:rPr>
+          <w:rFonts w:ascii="Consolas" w:cs="Consolas" w:eastAsia="Consolas" w:hAnsi="Consolas"/>
+          <w:sz w:val="19"/>
+          <w:szCs w:val="19"/>
+        </w:rPr>
+        <w:t xml:space="preserve">cd HeatTransferSim</w:t>
+      </w:r>
+    </w:p>
+    <w:p>
+      <w:pPr>
+        <w:shd w:fill="F4F4F5" w:color="auto" w:val="clear"/>
+        <w:spacing w:after="0" w:before="0"/>
+        <w:ind w:left="240" w:right="240"/>
+      </w:pPr>
+      <w:r>
+        <w:rPr>
+          <w:rFonts w:ascii="Consolas" w:cs="Consolas" w:eastAsia="Consolas" w:hAnsi="Consolas"/>
+          <w:sz w:val="19"/>
+          <w:szCs w:val="19"/>
+        </w:rPr>
+        <w:t xml:space="preserve">conda env create -f environment.yml</w:t>
+      </w:r>
+    </w:p>
+    <w:p>
+      <w:pPr>
+        <w:shd w:fill="F4F4F5" w:color="auto" w:val="clear"/>
+        <w:spacing w:after="0" w:before="0"/>
+        <w:ind w:left="240" w:right="240"/>
+      </w:pPr>
+      <w:r>
+        <w:rPr>
+          <w:rFonts w:ascii="Consolas" w:cs="Consolas" w:eastAsia="Consolas" w:hAnsi="Consolas"/>
+          <w:sz w:val="19"/>
+          <w:szCs w:val="19"/>
+        </w:rPr>
+        <w:t xml:space="preserve">conda activate heatsim</w:t>
+      </w:r>
+    </w:p>
+    <w:p>
+      <w:pPr>
+        <w:shd w:fill="F4F4F5" w:color="auto" w:val="clear"/>
+        <w:spacing w:after="0" w:before="0"/>
+        <w:ind w:left="240" w:right="240"/>
+      </w:pPr>
+      <w:r>
+        <w:rPr>
+          <w:rFonts w:ascii="Consolas" w:cs="Consolas" w:eastAsia="Consolas" w:hAnsi="Consolas"/>
+          <w:sz w:val="19"/>
+          <w:szCs w:val="19"/>
+        </w:rPr>
+        <w:t xml:space="preserve">python -m pip install -e .</w:t>
       </w:r>
     </w:p>
     <w:p>
@@ -819,19 +927,7 @@
         <w:spacing w:after="140" w:line="276"/>
       </w:pPr>
       <w:r>
-        <w:t xml:space="preserve">That is the whole install: </w:t>
-      </w:r>
-      <w:r>
-        <w:rPr>
-          <w:rFonts w:ascii="Consolas" w:cs="Consolas" w:eastAsia="Consolas" w:hAnsi="Consolas"/>
-          <w:color w:val="B91C1C"/>
-          <w:sz w:val="19"/>
-          <w:szCs w:val="19"/>
-        </w:rPr>
-        <w:t xml:space="preserve">heattransfersim</w:t>
-      </w:r>
-      <w:r>
-        <w:t xml:space="preserve"> launches the application from any directory. If you intend to change the code, clone it and install in place instead:</w:t>
+        <w:t xml:space="preserve">There is a lighter pip install (Python 3.11+):</w:t>
       </w:r>
     </w:p>
     <w:p>
@@ -846,22 +942,7 @@
           <w:sz w:val="19"/>
           <w:szCs w:val="19"/>
         </w:rPr>
-        <w:t xml:space="preserve">git clone https://github.com/JustKorolev/HeatTransferSim</w:t>
-      </w:r>
-    </w:p>
-    <w:p>
-      <w:pPr>
-        <w:shd w:fill="F4F4F5" w:color="auto" w:val="clear"/>
-        <w:spacing w:after="0" w:before="0"/>
-        <w:ind w:left="240" w:right="240"/>
-      </w:pPr>
-      <w:r>
-        <w:rPr>
-          <w:rFonts w:ascii="Consolas" w:cs="Consolas" w:eastAsia="Consolas" w:hAnsi="Consolas"/>
-          <w:sz w:val="19"/>
-          <w:szCs w:val="19"/>
-        </w:rPr>
-        <w:t xml:space="preserve">cd HeatTransferSim</w:t>
+        <w:t xml:space="preserve">python -m pip install git+https://github.com/JustKorolev/HeatTransferSim</w:t>
       </w:r>
     </w:p>
     <w:p>
@@ -876,7 +957,25 @@
           <w:sz w:val="19"/>
           <w:szCs w:val="19"/>
         </w:rPr>
-        <w:t xml:space="preserve">python -m pip install -e ".[dev]"</w:t>
+        <w:t xml:space="preserve">heattransfersim</w:t>
+      </w:r>
+    </w:p>
+    <w:p>
+      <w:pPr>
+        <w:spacing w:after="140" w:line="276"/>
+      </w:pPr>
+      <w:r>
+        <w:t xml:space="preserve">It simulates existing graphs, runs the validation cases and exports controllers. It </w:t>
+      </w:r>
+      <w:r>
+        <w:rPr>
+          <w:b/>
+          <w:bCs/>
+        </w:rPr>
+        <w:t xml:space="preserve">cannot build a graph from CAD</w:t>
+      </w:r>
+      <w:r>
+        <w:t xml:space="preserve"> — that is the part needing OpenCASCADE. The builder says so, with the conda commands, rather than failing obscurely.</w:t>
       </w:r>
     </w:p>
     <w:p>
@@ -1347,59 +1446,6 @@
     </w:p>
     <w:p>
       <w:pPr>
-        <w:spacing w:after="140" w:line="276"/>
-      </w:pPr>
-      <w:r>
-        <w:t xml:space="preserve">If you need the STEP/B-rep build pipeline, it depends on OpenCASCADE, which has no pip wheel on any platform. GLB input needs nothing extra; for STEP, use conda:</w:t>
-      </w:r>
-    </w:p>
-    <w:p>
-      <w:pPr>
-        <w:shd w:fill="F4F4F5" w:color="auto" w:val="clear"/>
-        <w:spacing w:after="0" w:before="100"/>
-        <w:ind w:left="240" w:right="240"/>
-      </w:pPr>
-      <w:r>
-        <w:rPr>
-          <w:rFonts w:ascii="Consolas" w:cs="Consolas" w:eastAsia="Consolas" w:hAnsi="Consolas"/>
-          <w:sz w:val="19"/>
-          <w:szCs w:val="19"/>
-        </w:rPr>
-        <w:t xml:space="preserve">conda env create -f environment.yml</w:t>
-      </w:r>
-    </w:p>
-    <w:p>
-      <w:pPr>
-        <w:shd w:fill="F4F4F5" w:color="auto" w:val="clear"/>
-        <w:spacing w:after="0" w:before="0"/>
-        <w:ind w:left="240" w:right="240"/>
-      </w:pPr>
-      <w:r>
-        <w:rPr>
-          <w:rFonts w:ascii="Consolas" w:cs="Consolas" w:eastAsia="Consolas" w:hAnsi="Consolas"/>
-          <w:sz w:val="19"/>
-          <w:szCs w:val="19"/>
-        </w:rPr>
-        <w:t xml:space="preserve">conda activate heatsim</w:t>
-      </w:r>
-    </w:p>
-    <w:p>
-      <w:pPr>
-        <w:shd w:fill="F4F4F5" w:color="auto" w:val="clear"/>
-        <w:spacing w:after="160" w:before="0"/>
-        <w:ind w:left="240" w:right="240"/>
-      </w:pPr>
-      <w:r>
-        <w:rPr>
-          <w:rFonts w:ascii="Consolas" w:cs="Consolas" w:eastAsia="Consolas" w:hAnsi="Consolas"/>
-          <w:sz w:val="19"/>
-          <w:szCs w:val="19"/>
-        </w:rPr>
-        <w:t xml:space="preserve">python -m pip install -e .</w:t>
-      </w:r>
-    </w:p>
-    <w:p>
-      <w:pPr>
         <w:pBdr>
           <w:left w:val="single" w:color="C2410C" w:sz="18" w:space="12"/>
         </w:pBdr>
@@ -1501,7 +1547,7 @@
         <w:spacing w:after="140" w:line="276"/>
       </w:pPr>
       <w:r>
-        <w:t xml:space="preserve">The application does not create graphs. It loads ones that </w:t>
+        <w:t xml:space="preserve">A sample assembly ships with the repository — </w:t>
       </w:r>
       <w:r>
         <w:rPr>
@@ -1510,22 +1556,10 @@
           <w:sz w:val="19"/>
           <w:szCs w:val="19"/>
         </w:rPr>
-        <w:t xml:space="preserve">hts-build-graph</w:t>
-      </w:r>
-      <w:r>
-        <w:t xml:space="preserve"> has already written into </w:t>
-      </w:r>
-      <w:r>
-        <w:rPr>
-          <w:rFonts w:ascii="Consolas" w:cs="Consolas" w:eastAsia="Consolas" w:hAnsi="Consolas"/>
-          <w:color w:val="B91C1C"/>
-          <w:sz w:val="19"/>
-          <w:szCs w:val="19"/>
-        </w:rPr>
-        <w:t xml:space="preserve">graphs/</w:t>
-      </w:r>
-      <w:r>
-        <w:t xml:space="preserve">.</w:t>
+        <w:t xml:space="preserve">meshes/step_test/</w:t>
+      </w:r>
+      <w:r>
+        <w:t xml:space="preserve"> — so the Build Graph tab has something in its dropdown on a fresh clone.</w:t>
       </w:r>
     </w:p>
     <w:p>
@@ -1545,7 +1579,7 @@
         <w:spacing w:after="120" w:before="360"/>
       </w:pPr>
       <w:r>
-        <w:t xml:space="preserve">3. The five tabs</w:t>
+        <w:t xml:space="preserve">3. The six tabs</w:t>
       </w:r>
     </w:p>
     <w:tbl>
@@ -1613,6 +1647,65 @@
                 <w:bCs/>
               </w:rPr>
               <w:t xml:space="preserve">Use it to</w:t>
+            </w:r>
+          </w:p>
+        </w:tc>
+      </w:tr>
+      <w:tr>
+        <w:trPr>
+          <w:tblHeader w:val="false"/>
+        </w:trPr>
+        <w:tc>
+          <w:tcPr>
+            <w:tcW w:type="dxa" w:w="5040"/>
+            <w:tcMar>
+              <w:top w:type="dxa" w:w="80"/>
+              <w:left w:type="dxa" w:w="120"/>
+              <w:bottom w:type="dxa" w:w="80"/>
+              <w:right w:type="dxa" w:w="120"/>
+            </w:tcMar>
+          </w:tcPr>
+          <w:p>
+            <w:pPr>
+              <w:spacing w:after="0"/>
+            </w:pPr>
+            <w:r>
+              <w:rPr>
+                <w:b/>
+                <w:bCs/>
+              </w:rPr>
+              <w:t xml:space="preserve">Build Graph</w:t>
+            </w:r>
+          </w:p>
+        </w:tc>
+        <w:tc>
+          <w:tcPr>
+            <w:tcW w:type="dxa" w:w="5040"/>
+            <w:tcMar>
+              <w:top w:type="dxa" w:w="80"/>
+              <w:left w:type="dxa" w:w="120"/>
+              <w:bottom w:type="dxa" w:w="80"/>
+              <w:right w:type="dxa" w:w="120"/>
+            </w:tcMar>
+          </w:tcPr>
+          <w:p>
+            <w:pPr>
+              <w:spacing w:after="0"/>
+            </w:pPr>
+            <w:r>
+              <w:t xml:space="preserve">Turn a STEP assembly into a thermal graph. Pick a folder under </w:t>
+            </w:r>
+            <w:r>
+              <w:rPr>
+                <w:rFonts w:ascii="Consolas" w:cs="Consolas" w:eastAsia="Consolas" w:hAnsi="Consolas"/>
+                <w:color w:val="B91C1C"/>
+                <w:sz w:val="19"/>
+                <w:szCs w:val="19"/>
+              </w:rPr>
+              <w:t xml:space="preserve">meshes/</w:t>
+            </w:r>
+            <w:r>
+              <w:t xml:space="preserve">, adjust the build parameters, press Build.</w:t>
             </w:r>
           </w:p>
         </w:tc>
@@ -2599,35 +2692,25 @@
         <w:spacing w:after="120" w:before="360"/>
       </w:pPr>
       <w:r>
-        <w:t xml:space="preserve">5. Your first simulation</w:t>
-      </w:r>
-    </w:p>
-    <w:p>
-      <w:pPr>
-        <w:spacing w:after="140" w:line="276"/>
-      </w:pPr>
-      <w:r>
-        <w:t xml:space="preserve">Open the </w:t>
+        <w:t xml:space="preserve">5. Building a graph from CAD</w:t>
+      </w:r>
+    </w:p>
+    <w:p>
+      <w:pPr>
+        <w:spacing w:after="140" w:line="276"/>
+      </w:pPr>
+      <w:r>
+        <w:t xml:space="preserve">Everything else needs a graph, and the </w:t>
       </w:r>
       <w:r>
         <w:rPr>
           <w:b/>
           <w:bCs/>
         </w:rPr>
-        <w:t xml:space="preserve">Heat Transfer Simulation</w:t>
-      </w:r>
-      <w:r>
-        <w:t xml:space="preserve"> tab and choose a graph from the dropdown at the top. Then work down the </w:t>
-      </w:r>
-      <w:r>
-        <w:rPr>
-          <w:b/>
-          <w:bCs/>
-        </w:rPr>
-        <w:t xml:space="preserve">Run</w:t>
-      </w:r>
-      <w:r>
-        <w:t xml:space="preserve"> section.</w:t>
+        <w:t xml:space="preserve">Build Graph</w:t>
+      </w:r>
+      <w:r>
+        <w:t xml:space="preserve"> tab is the first tab for that reason. A sample assembly ships with the repository, so the dropdown is not empty on a fresh clone.</w:t>
       </w:r>
     </w:p>
     <w:p>
@@ -2638,7 +2721,7 @@
       <w:r>
         <w:drawing>
           <wp:inline distT="0" distB="0" distL="0" distR="0">
-            <wp:extent cx="5905500" cy="5667375"/>
+            <wp:extent cx="5905500" cy="19650075"/>
             <wp:effectExtent t="0" r="0" b="0" l="0"/>
             <wp:docPr id="1" name="" descr="" title=""/>
             <wp:cNvGraphicFramePr>
@@ -2663,7 +2746,7 @@
                   <pic:spPr bwMode="auto">
                     <a:xfrm>
                       <a:off x="0" y="0"/>
-                      <a:ext cx="5905500" cy="5667375"/>
+                      <a:ext cx="5905500" cy="19650075"/>
                     </a:xfrm>
                     <a:prstGeom prst="rect">
                       <a:avLst/>
@@ -2689,7 +2772,7 @@
           <w:sz w:val="18"/>
           <w:szCs w:val="18"/>
         </w:rPr>
-        <w:t xml:space="preserve">The Run section</w:t>
+        <w:t xml:space="preserve">The Build Graph tab</w:t>
       </w:r>
     </w:p>
     <w:p>
@@ -2706,10 +2789,10 @@
           <w:b/>
           <w:bCs/>
         </w:rPr>
-        <w:t xml:space="preserve">input mode</w:t>
-      </w:r>
-      <w:r>
-        <w:t xml:space="preserve"> — </w:t>
+        <w:t xml:space="preserve">assembly folder</w:t>
+      </w:r>
+      <w:r>
+        <w:t xml:space="preserve"> — subfolders of </w:t>
       </w:r>
       <w:r>
         <w:rPr>
@@ -2718,18 +2801,10 @@
           <w:sz w:val="19"/>
           <w:szCs w:val="19"/>
         </w:rPr>
-        <w:t xml:space="preserve">zero</w:t>
-      </w:r>
-      <w:r>
-        <w:t xml:space="preserve"> runs the plant with no heater input at all, which is</w:t>
-      </w:r>
-    </w:p>
-    <w:p>
-      <w:pPr>
-        <w:spacing w:after="140" w:line="276"/>
-      </w:pPr>
-      <w:r>
-        <w:t xml:space="preserve">how you watch it drift to its passive equilibrium. </w:t>
+        <w:t xml:space="preserve">meshes/</w:t>
+      </w:r>
+      <w:r>
+        <w:t xml:space="preserve"> that hold a </w:t>
       </w:r>
       <w:r>
         <w:rPr>
@@ -2738,10 +2813,52 @@
           <w:sz w:val="19"/>
           <w:szCs w:val="19"/>
         </w:rPr>
-        <w:t xml:space="preserve">heater_inputs</w:t>
-      </w:r>
-      <w:r>
-        <w:t xml:space="preserve"> is the one that closes the loop.</w:t>
+        <w:t xml:space="preserve">.step</w:t>
+      </w:r>
+      <w:r>
+        <w:t xml:space="preserve">/</w:t>
+      </w:r>
+      <w:r>
+        <w:rPr>
+          <w:rFonts w:ascii="Consolas" w:cs="Consolas" w:eastAsia="Consolas" w:hAnsi="Consolas"/>
+          <w:color w:val="B91C1C"/>
+          <w:sz w:val="19"/>
+          <w:szCs w:val="19"/>
+        </w:rPr>
+        <w:t xml:space="preserve">.stp</w:t>
+      </w:r>
+      <w:r>
+        <w:t xml:space="preserve"> file.</w:t>
+      </w:r>
+    </w:p>
+    <w:p>
+      <w:pPr>
+        <w:spacing w:after="140" w:line="276"/>
+      </w:pPr>
+      <w:r>
+        <w:t xml:space="preserve">Only those appear: a folder with nothing to build is not offered. </w:t>
+      </w:r>
+      <w:r>
+        <w:rPr>
+          <w:b/>
+          <w:bCs/>
+        </w:rPr>
+        <w:t xml:space="preserve">Rescan</w:t>
+      </w:r>
+      <w:r>
+        <w:t xml:space="preserve"> picks up one you have just added. The line beneath names the STEP file, its size, and whether a </w:t>
+      </w:r>
+      <w:r>
+        <w:rPr>
+          <w:rFonts w:ascii="Consolas" w:cs="Consolas" w:eastAsia="Consolas" w:hAnsi="Consolas"/>
+          <w:color w:val="B91C1C"/>
+          <w:sz w:val="19"/>
+          <w:szCs w:val="19"/>
+        </w:rPr>
+        <w:t xml:space="preserve">Materials.xlsx</w:t>
+      </w:r>
+      <w:r>
+        <w:t xml:space="preserve"> was found.</w:t>
       </w:r>
     </w:p>
     <w:p>
@@ -2758,18 +2875,28 @@
           <w:b/>
           <w:bCs/>
         </w:rPr>
-        <w:t xml:space="preserve">controller</w:t>
-      </w:r>
-      <w:r>
-        <w:t xml:space="preserve"> — which scheme regulates the heaters. `(no controller</w:t>
-      </w:r>
-    </w:p>
-    <w:p>
-      <w:pPr>
-        <w:spacing w:after="140" w:line="276"/>
-      </w:pPr>
-      <w:r>
-        <w:t xml:space="preserve">selected)` leaves them unregulated, so the run is open-loop apart from cryocoolers and any manual heaters.</w:t>
+        <w:t xml:space="preserve">graph name</w:t>
+      </w:r>
+      <w:r>
+        <w:t xml:space="preserve"> — the folder created under the output root. Prefilled from the</w:t>
+      </w:r>
+    </w:p>
+    <w:p>
+      <w:pPr>
+        <w:spacing w:after="140" w:line="276"/>
+      </w:pPr>
+      <w:r>
+        <w:t xml:space="preserve">assembly name. A graph of the same name is </w:t>
+      </w:r>
+      <w:r>
+        <w:rPr>
+          <w:i/>
+          <w:iCs/>
+        </w:rPr>
+        <w:t xml:space="preserve">overwritten</w:t>
+      </w:r>
+      <w:r>
+        <w:t xml:space="preserve">, so name variants rather than building over one that works.</w:t>
       </w:r>
     </w:p>
     <w:p>
@@ -2786,135 +2913,48 @@
           <w:b/>
           <w:bCs/>
         </w:rPr>
-        <w:t xml:space="preserve">MIMO PI Kp</w:t>
-      </w:r>
-      <w:r>
-        <w:t xml:space="preserve"> — proportional gain, per controlled sensor.</w:t>
-      </w:r>
-    </w:p>
-    <w:p>
-      <w:pPr>
-        <w:pStyle w:val="ListParagraph"/>
-        <w:numPr>
-          <w:ilvl w:val="0"/>
-          <w:numId w:val="2"/>
-        </w:numPr>
-        <w:spacing w:after="70" w:line="264"/>
-      </w:pPr>
+        <w:t xml:space="preserve">Build Graph</w:t>
+      </w:r>
+      <w:r>
+        <w:t xml:space="preserve"> — runs the builder as a separate, detached process. It</w:t>
+      </w:r>
+    </w:p>
+    <w:p>
+      <w:pPr>
+        <w:spacing w:after="140" w:line="276"/>
+      </w:pPr>
+      <w:r>
+        <w:t xml:space="preserve">survives closing the window, and a crash in it cannot take the application down. Progress appears on the right, tailed from the build's own </w:t>
+      </w:r>
+      <w:r>
+        <w:rPr>
+          <w:rFonts w:ascii="Consolas" w:cs="Consolas" w:eastAsia="Consolas" w:hAnsi="Consolas"/>
+          <w:color w:val="B91C1C"/>
+          <w:sz w:val="19"/>
+          <w:szCs w:val="19"/>
+        </w:rPr>
+        <w:t xml:space="preserve">conversion.log</w:t>
+      </w:r>
+      <w:r>
+        <w:t xml:space="preserve">.</w:t>
+      </w:r>
+    </w:p>
+    <w:p>
+      <w:pPr>
+        <w:spacing w:after="140" w:line="276"/>
+      </w:pPr>
+      <w:r>
+        <w:t xml:space="preserve">The panel on the right also shows </w:t>
+      </w:r>
       <w:r>
         <w:rPr>
           <w:b/>
           <w:bCs/>
         </w:rPr>
-        <w:t xml:space="preserve">MIMO PI Ki</w:t>
-      </w:r>
-      <w:r>
-        <w:t xml:space="preserve"> — integral gain, per controlled sensor.</w:t>
-      </w:r>
-    </w:p>
-    <w:p>
-      <w:pPr>
-        <w:spacing w:after="140" w:line="276"/>
-      </w:pPr>
-      <w:r>
-        <w:t xml:space="preserve">Above those, </w:t>
-      </w:r>
-      <w:r>
-        <w:rPr>
-          <w:rFonts w:ascii="Consolas" w:cs="Consolas" w:eastAsia="Consolas" w:hAnsi="Consolas"/>
-          <w:color w:val="B91C1C"/>
-          <w:sz w:val="19"/>
-          <w:szCs w:val="19"/>
-        </w:rPr>
-        <w:t xml:space="preserve">dt_s</w:t>
-      </w:r>
-      <w:r>
-        <w:t xml:space="preserve"> is the control period and </w:t>
-      </w:r>
-      <w:r>
-        <w:rPr>
-          <w:rFonts w:ascii="Consolas" w:cs="Consolas" w:eastAsia="Consolas" w:hAnsi="Consolas"/>
-          <w:color w:val="B91C1C"/>
-          <w:sz w:val="19"/>
-          <w:szCs w:val="19"/>
-        </w:rPr>
-        <w:t xml:space="preserve">t_final_s</w:t>
-      </w:r>
-      <w:r>
-        <w:t xml:space="preserve"> is how long the run covers in simulated seconds.</w:t>
-      </w:r>
-    </w:p>
-    <w:p>
-      <w:pPr>
-        <w:spacing w:after="140" w:line="276"/>
-      </w:pPr>
-      <w:r>
-        <w:t xml:space="preserve">Press </w:t>
-      </w:r>
-      <w:r>
-        <w:rPr>
-          <w:b/>
-          <w:bCs/>
-        </w:rPr>
-        <w:t xml:space="preserve">Initialize</w:t>
-      </w:r>
-      <w:r>
-        <w:t xml:space="preserve"> to build the operator matrices and prepare the solver, then </w:t>
-      </w:r>
-      <w:r>
-        <w:rPr>
-          <w:b/>
-          <w:bCs/>
-        </w:rPr>
-        <w:t xml:space="preserve">Play</w:t>
-      </w:r>
-      <w:r>
-        <w:t xml:space="preserve">. The 3D view recolours as the simulation advances.</w:t>
-      </w:r>
-    </w:p>
-    <w:p>
-      <w:pPr>
-        <w:pBdr>
-          <w:left w:val="single" w:color="C2410C" w:sz="18" w:space="12"/>
-        </w:pBdr>
-        <w:spacing w:after="60" w:before="120"/>
-        <w:ind w:left="360"/>
-      </w:pPr>
-      <w:r>
-        <w:rPr>
-          <w:color w:val="374151"/>
-        </w:rPr>
-        <w:t xml:space="preserve">**A graph above about 250,000 cells will warn you before it tries to draw</w:t>
-      </w:r>
-    </w:p>
-    <w:p>
-      <w:pPr>
-        <w:pBdr>
-          <w:left w:val="single" w:color="C2410C" w:sz="18" w:space="12"/>
-        </w:pBdr>
-        <w:spacing w:after="60" w:before="0"/>
-        <w:ind w:left="360"/>
-      </w:pPr>
-      <w:r>
-        <w:rPr>
-          <w:color w:val="374151"/>
-        </w:rPr>
-        <w:t xml:space="preserve">itself.** Live visualisation of a multi-million-cell model is slow and</w:t>
-      </w:r>
-    </w:p>
-    <w:p>
-      <w:pPr>
-        <w:pBdr>
-          <w:left w:val="single" w:color="C2410C" w:sz="18" w:space="12"/>
-        </w:pBdr>
-        <w:spacing w:after="160" w:before="0"/>
-        <w:ind w:left="360"/>
-      </w:pPr>
-      <w:r>
-        <w:rPr>
-          <w:color w:val="374151"/>
-        </w:rPr>
-        <w:t xml:space="preserve">memory-hungry. For anything long, use the Headless Run tab (section 8).</w:t>
+        <w:t xml:space="preserve">the exact command</w:t>
+      </w:r>
+      <w:r>
+        <w:t xml:space="preserve"> the tab will run, so a long build can be checked before it starts, or copied into a terminal.</w:t>
       </w:r>
     </w:p>
     <w:p>
@@ -2923,1209 +2963,15 @@
         <w:spacing w:after="120" w:before="260"/>
       </w:pPr>
       <w:r>
-        <w:t xml:space="preserve">Environment</w:t>
-      </w:r>
-    </w:p>
-    <w:p>
-      <w:pPr>
-        <w:spacing w:after="60" w:before="120"/>
-        <w:jc w:val="center"/>
-      </w:pPr>
-      <w:r>
-        <w:drawing>
-          <wp:inline distT="0" distB="0" distL="0" distR="0">
-            <wp:extent cx="5905500" cy="1924050"/>
-            <wp:effectExtent t="0" r="0" b="0" l="0"/>
-            <wp:docPr id="1" name="" descr="" title=""/>
-            <wp:cNvGraphicFramePr>
-              <a:graphicFrameLocks xmlns:a="http://schemas.openxmlformats.org/drawingml/2006/main" noChangeAspect="1"/>
-            </wp:cNvGraphicFramePr>
-            <a:graphic xmlns:a="http://schemas.openxmlformats.org/drawingml/2006/main">
-              <a:graphicData uri="http://schemas.openxmlformats.org/drawingml/2006/picture">
-                <pic:pic xmlns:pic="http://schemas.openxmlformats.org/drawingml/2006/picture">
-                  <pic:nvPicPr>
-                    <pic:cNvPr id="0" name="" descr=""/>
-                    <pic:cNvPicPr>
-                      <a:picLocks noChangeAspect="1" noChangeArrowheads="1"/>
-                    </pic:cNvPicPr>
-                  </pic:nvPicPr>
-                  <pic:blipFill>
-                    <a:blip r:embed="rId11" cstate="none"/>
-                    <a:srcRect/>
-                    <a:stretch>
-                      <a:fillRect/>
-                    </a:stretch>
-                  </pic:blipFill>
-                  <pic:spPr bwMode="auto">
-                    <a:xfrm>
-                      <a:off x="0" y="0"/>
-                      <a:ext cx="5905500" cy="1924050"/>
-                    </a:xfrm>
-                    <a:prstGeom prst="rect">
-                      <a:avLst/>
-                    </a:prstGeom>
-                  </pic:spPr>
-                </pic:pic>
-              </a:graphicData>
-            </a:graphic>
-          </wp:inline>
-        </w:drawing>
-      </w:r>
-    </w:p>
-    <w:p>
-      <w:pPr>
-        <w:spacing w:after="200"/>
-        <w:jc w:val="center"/>
-      </w:pPr>
-      <w:r>
-        <w:rPr>
-          <w:i/>
-          <w:iCs/>
-          <w:color w:val="6B7280"/>
-          <w:sz w:val="18"/>
-          <w:szCs w:val="18"/>
-        </w:rPr>
-        <w:t xml:space="preserve">The Environment section</w:t>
-      </w:r>
-    </w:p>
-    <w:p>
-      <w:pPr>
-        <w:spacing w:after="140" w:line="276"/>
-      </w:pPr>
-      <w:r>
-        <w:t xml:space="preserve">Two radiative backgrounds, and the distinction matters. The </w:t>
-      </w:r>
-      <w:r>
-        <w:rPr>
-          <w:b/>
-          <w:bCs/>
-        </w:rPr>
-        <w:t xml:space="preserve">exterior</w:t>
-      </w:r>
-      <w:r>
-        <w:t xml:space="preserve"> is the room the outside of the assembly radiates to. The </w:t>
-      </w:r>
-      <w:r>
-        <w:rPr>
-          <w:b/>
-          <w:bCs/>
-        </w:rPr>
-        <w:t xml:space="preserve">interior</w:t>
-      </w:r>
-      <w:r>
-        <w:t xml:space="preserve"> is the cryocooled vacuum enclosure the inner surfaces see. Which surfaces get which is decided by the view-factor classification; until that runs, everything radiates to the exterior.</w:t>
-      </w:r>
-    </w:p>
-    <w:p>
-      <w:pPr>
-        <w:pStyle w:val="Heading2"/>
-        <w:spacing w:after="120" w:before="260"/>
-      </w:pPr>
-      <w:r>
-        <w:t xml:space="preserve">Material properties</w:t>
-      </w:r>
-    </w:p>
-    <w:p>
-      <w:pPr>
-        <w:spacing w:after="60" w:before="120"/>
-        <w:jc w:val="center"/>
-      </w:pPr>
-      <w:r>
-        <w:drawing>
-          <wp:inline distT="0" distB="0" distL="0" distR="0">
-            <wp:extent cx="5905500" cy="2428875"/>
-            <wp:effectExtent t="0" r="0" b="0" l="0"/>
-            <wp:docPr id="1" name="" descr="" title=""/>
-            <wp:cNvGraphicFramePr>
-              <a:graphicFrameLocks xmlns:a="http://schemas.openxmlformats.org/drawingml/2006/main" noChangeAspect="1"/>
-            </wp:cNvGraphicFramePr>
-            <a:graphic xmlns:a="http://schemas.openxmlformats.org/drawingml/2006/main">
-              <a:graphicData uri="http://schemas.openxmlformats.org/drawingml/2006/picture">
-                <pic:pic xmlns:pic="http://schemas.openxmlformats.org/drawingml/2006/picture">
-                  <pic:nvPicPr>
-                    <pic:cNvPr id="0" name="" descr=""/>
-                    <pic:cNvPicPr>
-                      <a:picLocks noChangeAspect="1" noChangeArrowheads="1"/>
-                    </pic:cNvPicPr>
-                  </pic:nvPicPr>
-                  <pic:blipFill>
-                    <a:blip r:embed="rId12" cstate="none"/>
-                    <a:srcRect/>
-                    <a:stretch>
-                      <a:fillRect/>
-                    </a:stretch>
-                  </pic:blipFill>
-                  <pic:spPr bwMode="auto">
-                    <a:xfrm>
-                      <a:off x="0" y="0"/>
-                      <a:ext cx="5905500" cy="2428875"/>
-                    </a:xfrm>
-                    <a:prstGeom prst="rect">
-                      <a:avLst/>
-                    </a:prstGeom>
-                  </pic:spPr>
-                </pic:pic>
-              </a:graphicData>
-            </a:graphic>
-          </wp:inline>
-        </w:drawing>
-      </w:r>
-    </w:p>
-    <w:p>
-      <w:pPr>
-        <w:spacing w:after="200"/>
-        <w:jc w:val="center"/>
-      </w:pPr>
-      <w:r>
-        <w:rPr>
-          <w:i/>
-          <w:iCs/>
-          <w:color w:val="6B7280"/>
-          <w:sz w:val="18"/>
-          <w:szCs w:val="18"/>
-        </w:rPr>
-        <w:t xml:space="preserve">The Material Properties section</w:t>
-      </w:r>
-    </w:p>
-    <w:p>
-      <w:pPr>
-        <w:spacing w:after="140" w:line="276"/>
-      </w:pPr>
-      <w:r>
-        <w:t xml:space="preserve">At cryogenic temperatures, specific heat and thermal conductivity are not constants — copper's conductivity varies by orders of magnitude between 4 K and room temperature. Turning on temperature-dependent properties makes the solver evaluate them at each cell's current temperature instead of using a single value.</w:t>
-      </w:r>
-    </w:p>
-    <w:p>
-      <w:pPr>
-        <w:pStyle w:val="Heading2"/>
-        <w:spacing w:after="120" w:before="260"/>
-      </w:pPr>
-      <w:r>
-        <w:t xml:space="preserve">Cryocooler</w:t>
-      </w:r>
-    </w:p>
-    <w:p>
-      <w:pPr>
-        <w:spacing w:after="60" w:before="120"/>
-        <w:jc w:val="center"/>
-      </w:pPr>
-      <w:r>
-        <w:drawing>
-          <wp:inline distT="0" distB="0" distL="0" distR="0">
-            <wp:extent cx="5905500" cy="2124075"/>
-            <wp:effectExtent t="0" r="0" b="0" l="0"/>
-            <wp:docPr id="1" name="" descr="" title=""/>
-            <wp:cNvGraphicFramePr>
-              <a:graphicFrameLocks xmlns:a="http://schemas.openxmlformats.org/drawingml/2006/main" noChangeAspect="1"/>
-            </wp:cNvGraphicFramePr>
-            <a:graphic xmlns:a="http://schemas.openxmlformats.org/drawingml/2006/main">
-              <a:graphicData uri="http://schemas.openxmlformats.org/drawingml/2006/picture">
-                <pic:pic xmlns:pic="http://schemas.openxmlformats.org/drawingml/2006/picture">
-                  <pic:nvPicPr>
-                    <pic:cNvPr id="0" name="" descr=""/>
-                    <pic:cNvPicPr>
-                      <a:picLocks noChangeAspect="1" noChangeArrowheads="1"/>
-                    </pic:cNvPicPr>
-                  </pic:nvPicPr>
-                  <pic:blipFill>
-                    <a:blip r:embed="rId13" cstate="none"/>
-                    <a:srcRect/>
-                    <a:stretch>
-                      <a:fillRect/>
-                    </a:stretch>
-                  </pic:blipFill>
-                  <pic:spPr bwMode="auto">
-                    <a:xfrm>
-                      <a:off x="0" y="0"/>
-                      <a:ext cx="5905500" cy="2124075"/>
-                    </a:xfrm>
-                    <a:prstGeom prst="rect">
-                      <a:avLst/>
-                    </a:prstGeom>
-                  </pic:spPr>
-                </pic:pic>
-              </a:graphicData>
-            </a:graphic>
-          </wp:inline>
-        </w:drawing>
-      </w:r>
-    </w:p>
-    <w:p>
-      <w:pPr>
-        <w:spacing w:after="200"/>
-        <w:jc w:val="center"/>
-      </w:pPr>
-      <w:r>
-        <w:rPr>
-          <w:i/>
-          <w:iCs/>
-          <w:color w:val="6B7280"/>
-          <w:sz w:val="18"/>
-          <w:szCs w:val="18"/>
-        </w:rPr>
-        <w:t xml:space="preserve">The Cryocooler section</w:t>
-      </w:r>
-    </w:p>
-    <w:p>
-      <w:pPr>
-        <w:spacing w:after="140" w:line="276"/>
-      </w:pPr>
-      <w:r>
-        <w:t xml:space="preserve">The cooler is modelled by its </w:t>
-      </w:r>
-      <w:r>
-        <w:rPr>
-          <w:b/>
-          <w:bCs/>
-        </w:rPr>
-        <w:t xml:space="preserve">lift curve</w:t>
-      </w:r>
-      <w:r>
-        <w:t xml:space="preserve">: how much heat it removes as a function of its own tip temperature. It is not a fixed heat sink, and this is why "how much cooling do I have?" only has an answer once you know how cold the tip is.</w:t>
-      </w:r>
-    </w:p>
-    <w:p>
-      <w:pPr>
-        <w:pBdr>
-          <w:bottom w:val="single" w:color="D4D4D8" w:sz="6" w:space="4"/>
-        </w:pBdr>
-        <w:spacing w:after="160" w:before="160"/>
-      </w:pPr>
-      <w:r>
-        <w:t xml:space="preserve"/>
-      </w:r>
-    </w:p>
-    <w:p>
-      <w:pPr>
-        <w:pStyle w:val="Heading1"/>
-        <w:spacing w:after="120" w:before="360"/>
-      </w:pPr>
-      <w:r>
-        <w:t xml:space="preserve">6. The controller</w:t>
-      </w:r>
-    </w:p>
-    <w:p>
-      <w:pPr>
-        <w:pStyle w:val="Heading2"/>
-        <w:spacing w:after="120" w:before="260"/>
-      </w:pPr>
-      <w:r>
-        <w:t xml:space="preserve">Why it is not one PID per heater</w:t>
-      </w:r>
-    </w:p>
-    <w:p>
-      <w:pPr>
-        <w:spacing w:after="140" w:line="276"/>
-      </w:pPr>
-      <w:r>
-        <w:t xml:space="preserve">The obvious design — pair each heater with its nearest sensor and give each pair a PID loop — </w:t>
-      </w:r>
-      <w:r>
-        <w:rPr>
-          <w:b/>
-          <w:bCs/>
-        </w:rPr>
-        <w:t xml:space="preserve">does not work on this plant</w:t>
-      </w:r>
-      <w:r>
-        <w:t xml:space="preserve">, and it is worth understanding why before you tune anything.</w:t>
-      </w:r>
-    </w:p>
-    <w:p>
-      <w:pPr>
-        <w:spacing w:after="140" w:line="276"/>
-      </w:pPr>
-      <w:r>
-        <w:t xml:space="preserve">On the reference assembly, only about </w:t>
-      </w:r>
-      <w:r>
-        <w:rPr>
-          <w:b/>
-          <w:bCs/>
-        </w:rPr>
-        <w:t xml:space="preserve">0.7%</w:t>
-      </w:r>
-      <w:r>
-        <w:t xml:space="preserve"> of a heater's steady influence lands on its own sensor. The rest goes everywhere else. Worse, the relative gain array has a </w:t>
-      </w:r>
-      <w:r>
-        <w:rPr>
-          <w:b/>
-          <w:bCs/>
-        </w:rPr>
-        <w:t xml:space="preserve">negative diagonal on 26 of 27 pairings</w:t>
-      </w:r>
-      <w:r>
-        <w:t xml:space="preserve">: once the neighbouring loops close, a pair's loop drives in the </w:t>
-      </w:r>
-      <w:r>
-        <w:rPr>
-          <w:i/>
-          <w:iCs/>
-        </w:rPr>
-        <w:t xml:space="preserve">wrong direction</w:t>
-      </w:r>
-      <w:r>
-        <w:t xml:space="preserve">.</w:t>
-      </w:r>
-    </w:p>
-    <w:p>
-      <w:pPr>
-        <w:spacing w:after="140" w:line="276"/>
-      </w:pPr>
-      <w:r>
-        <w:t xml:space="preserve">So the controller does not pair anything. It inverts the whole gain matrix </w:t>
-      </w:r>
-      <w:r>
-        <w:rPr>
-          <w:rFonts w:ascii="Consolas" w:cs="Consolas" w:eastAsia="Consolas" w:hAnsi="Consolas"/>
-          <w:color w:val="B91C1C"/>
-          <w:sz w:val="19"/>
-          <w:szCs w:val="19"/>
-        </w:rPr>
-        <w:t xml:space="preserve">G</w:t>
-      </w:r>
-      <w:r>
-        <w:t xml:space="preserve"> once. After that inversion, the loop from a virtual command to the sensors is the identity, and the PI runs as independent scalar channels in that decoupled space.</w:t>
-      </w:r>
-    </w:p>
-    <w:p>
-      <w:pPr>
-        <w:spacing w:after="140" w:line="276"/>
-      </w:pPr>
-      <w:r>
-        <w:t xml:space="preserve">This is why </w:t>
-      </w:r>
-      <w:r>
-        <w:rPr>
-          <w:b/>
-          <w:bCs/>
-        </w:rPr>
-        <w:t xml:space="preserve">a gain matrix is mandatory</w:t>
-      </w:r>
-      <w:r>
-        <w:t xml:space="preserve"> and why Kp and Ki alone do not define this controller.</w:t>
-      </w:r>
-    </w:p>
-    <w:p>
-      <w:pPr>
-        <w:pStyle w:val="Heading2"/>
-        <w:spacing w:after="120" w:before="260"/>
-      </w:pPr>
-      <w:r>
-        <w:t xml:space="preserve">Step one: identify the plant</w:t>
-      </w:r>
-    </w:p>
-    <w:p>
-      <w:pPr>
-        <w:spacing w:after="60" w:before="120"/>
-        <w:jc w:val="center"/>
-      </w:pPr>
-      <w:r>
-        <w:drawing>
-          <wp:inline distT="0" distB="0" distL="0" distR="0">
-            <wp:extent cx="5905500" cy="5019675"/>
-            <wp:effectExtent t="0" r="0" b="0" l="0"/>
-            <wp:docPr id="1" name="" descr="" title=""/>
-            <wp:cNvGraphicFramePr>
-              <a:graphicFrameLocks xmlns:a="http://schemas.openxmlformats.org/drawingml/2006/main" noChangeAspect="1"/>
-            </wp:cNvGraphicFramePr>
-            <a:graphic xmlns:a="http://schemas.openxmlformats.org/drawingml/2006/main">
-              <a:graphicData uri="http://schemas.openxmlformats.org/drawingml/2006/picture">
-                <pic:pic xmlns:pic="http://schemas.openxmlformats.org/drawingml/2006/picture">
-                  <pic:nvPicPr>
-                    <pic:cNvPr id="0" name="" descr=""/>
-                    <pic:cNvPicPr>
-                      <a:picLocks noChangeAspect="1" noChangeArrowheads="1"/>
-                    </pic:cNvPicPr>
-                  </pic:nvPicPr>
-                  <pic:blipFill>
-                    <a:blip r:embed="rId14" cstate="none"/>
-                    <a:srcRect/>
-                    <a:stretch>
-                      <a:fillRect/>
-                    </a:stretch>
-                  </pic:blipFill>
-                  <pic:spPr bwMode="auto">
-                    <a:xfrm>
-                      <a:off x="0" y="0"/>
-                      <a:ext cx="5905500" cy="5019675"/>
-                    </a:xfrm>
-                    <a:prstGeom prst="rect">
-                      <a:avLst/>
-                    </a:prstGeom>
-                  </pic:spPr>
-                </pic:pic>
-              </a:graphicData>
-            </a:graphic>
-          </wp:inline>
-        </w:drawing>
-      </w:r>
-    </w:p>
-    <w:p>
-      <w:pPr>
-        <w:spacing w:after="200"/>
-        <w:jc w:val="center"/>
-      </w:pPr>
-      <w:r>
-        <w:rPr>
-          <w:i/>
-          <w:iCs/>
-          <w:color w:val="6B7280"/>
-          <w:sz w:val="18"/>
-          <w:szCs w:val="18"/>
-        </w:rPr>
-        <w:t xml:space="preserve">The Sys ID section</w:t>
-      </w:r>
-    </w:p>
-    <w:p>
-      <w:pPr>
-        <w:spacing w:after="140" w:line="276"/>
-      </w:pPr>
-      <w:r>
-        <w:t xml:space="preserve">The sys ID steps each heater in turn and measures every sensor's steady response, producing </w:t>
-      </w:r>
-      <w:r>
-        <w:rPr>
-          <w:rFonts w:ascii="Consolas" w:cs="Consolas" w:eastAsia="Consolas" w:hAnsi="Consolas"/>
-          <w:color w:val="B91C1C"/>
-          <w:sz w:val="19"/>
-          <w:szCs w:val="19"/>
-        </w:rPr>
-        <w:t xml:space="preserve">G</w:t>
-      </w:r>
-      <w:r>
-        <w:t xml:space="preserve"> in kelvin per watt.</w:t>
-      </w:r>
-    </w:p>
-    <w:p>
-      <w:pPr>
-        <w:spacing w:after="140" w:line="276"/>
-      </w:pPr>
-      <w:r>
-        <w:t xml:space="preserve">Two settings decide whether the result is any good:</w:t>
-      </w:r>
-    </w:p>
-    <w:p>
-      <w:pPr>
-        <w:pStyle w:val="ListParagraph"/>
-        <w:numPr>
-          <w:ilvl w:val="0"/>
-          <w:numId w:val="3"/>
-        </w:numPr>
-        <w:spacing w:after="70" w:line="264"/>
-      </w:pPr>
-      <w:r>
-        <w:rPr>
-          <w:b/>
-          <w:bCs/>
-        </w:rPr>
-        <w:t xml:space="preserve">Step power</w:t>
-      </w:r>
-      <w:r>
-        <w:t xml:space="preserve"> must be large enough to move the sensors clear of numerical</w:t>
-      </w:r>
-    </w:p>
-    <w:p>
-      <w:pPr>
-        <w:spacing w:after="140" w:line="276"/>
-      </w:pPr>
-      <w:r>
-        <w:t xml:space="preserve">noise.</w:t>
-      </w:r>
-    </w:p>
-    <w:p>
-      <w:pPr>
-        <w:pStyle w:val="ListParagraph"/>
-        <w:numPr>
-          <w:ilvl w:val="0"/>
-          <w:numId w:val="3"/>
-        </w:numPr>
-        <w:spacing w:after="70" w:line="264"/>
-      </w:pPr>
-      <w:r>
-        <w:rPr>
-          <w:b/>
-          <w:bCs/>
-        </w:rPr>
-        <w:t xml:space="preserve">Durations</w:t>
-      </w:r>
-      <w:r>
-        <w:t xml:space="preserve"> must be long enough for the plant to actually settle. This plant's</w:t>
-      </w:r>
-    </w:p>
-    <w:p>
-      <w:pPr>
-        <w:spacing w:after="140" w:line="276"/>
-      </w:pPr>
-      <w:r>
-        <w:t xml:space="preserve">slowest modes run to many hours; a test that stops early measures a transient and calls it a steady state.</w:t>
-      </w:r>
-    </w:p>
-    <w:p>
-      <w:pPr>
-        <w:spacing w:after="140" w:line="276"/>
-      </w:pPr>
-      <w:r>
-        <w:t xml:space="preserve">The result is saved as a run folder under the graph's </w:t>
-      </w:r>
-      <w:r>
-        <w:rPr>
-          <w:rFonts w:ascii="Consolas" w:cs="Consolas" w:eastAsia="Consolas" w:hAnsi="Consolas"/>
-          <w:color w:val="B91C1C"/>
-          <w:sz w:val="19"/>
-          <w:szCs w:val="19"/>
-        </w:rPr>
-        <w:t xml:space="preserve">sys_id/</w:t>
-      </w:r>
-      <w:r>
-        <w:t xml:space="preserve">.</w:t>
-      </w:r>
-    </w:p>
-    <w:p>
-      <w:pPr>
-        <w:pStyle w:val="Heading2"/>
-        <w:spacing w:after="120" w:before="260"/>
-      </w:pPr>
-      <w:r>
-        <w:t xml:space="preserve">Step two: set the gains</w:t>
-      </w:r>
-    </w:p>
-    <w:p>
-      <w:pPr>
-        <w:spacing w:after="140" w:line="276"/>
-      </w:pPr>
-      <w:r>
-        <w:t xml:space="preserve">After decoupling, every channel has unit DC gain, which makes the tuning unusually direct:</w:t>
-      </w:r>
-    </w:p>
-    <w:p>
-      <w:pPr>
-        <w:pStyle w:val="ListParagraph"/>
-        <w:numPr>
-          <w:ilvl w:val="0"/>
-          <w:numId w:val="3"/>
-        </w:numPr>
-        <w:spacing w:after="70" w:line="264"/>
-      </w:pPr>
-      <w:r>
-        <w:rPr>
-          <w:rFonts w:ascii="Consolas" w:cs="Consolas" w:eastAsia="Consolas" w:hAnsi="Consolas"/>
-          <w:color w:val="B91C1C"/>
-          <w:sz w:val="19"/>
-          <w:szCs w:val="19"/>
-        </w:rPr>
-        <w:t xml:space="preserve">Ki = 1 / lambda</w:t>
-      </w:r>
-      <w:r>
-        <w:t xml:space="preserve">, where lambda is the closed-loop time constant you want.</w:t>
-      </w:r>
-    </w:p>
-    <w:p>
-      <w:pPr>
-        <w:pStyle w:val="ListParagraph"/>
-        <w:numPr>
-          <w:ilvl w:val="0"/>
-          <w:numId w:val="3"/>
-        </w:numPr>
-        <w:spacing w:after="70" w:line="264"/>
-      </w:pPr>
-      <w:r>
-        <w:rPr>
-          <w:rFonts w:ascii="Consolas" w:cs="Consolas" w:eastAsia="Consolas" w:hAnsi="Consolas"/>
-          <w:color w:val="B91C1C"/>
-          <w:sz w:val="19"/>
-          <w:szCs w:val="19"/>
-        </w:rPr>
-        <w:t xml:space="preserve">Kp = tau / lambda</w:t>
-      </w:r>
-      <w:r>
-        <w:t xml:space="preserve">.</w:t>
-      </w:r>
-    </w:p>
-    <w:p>
-      <w:pPr>
-        <w:spacing w:after="140" w:line="276"/>
-      </w:pPr>
-      <w:r>
-        <w:rPr>
-          <w:b/>
-          <w:bCs/>
-        </w:rPr>
-        <w:t xml:space="preserve">Do not ask for a lambda faster than the plant's fastest retained mode.</w:t>
-      </w:r>
-      <w:r>
-        <w:t xml:space="preserve"> The model truncates the fast dynamics, so commanding faster than it excites behaviour the model does not contain. Starting at </w:t>
-      </w:r>
-      <w:r>
-        <w:rPr>
-          <w:rFonts w:ascii="Consolas" w:cs="Consolas" w:eastAsia="Consolas" w:hAnsi="Consolas"/>
-          <w:color w:val="B91C1C"/>
-          <w:sz w:val="19"/>
-          <w:szCs w:val="19"/>
-        </w:rPr>
-        <w:t xml:space="preserve">Kp = 0</w:t>
-      </w:r>
-      <w:r>
-        <w:t xml:space="preserve"> gives feedforward plus integral, which is a reasonable place to begin; raise it if the approach is too sluggish.</w:t>
-      </w:r>
-    </w:p>
-    <w:p>
-      <w:pPr>
-        <w:pStyle w:val="Heading2"/>
-        <w:spacing w:after="120" w:before="260"/>
-      </w:pPr>
-      <w:r>
-        <w:t xml:space="preserve">Step three: the limits</w:t>
-      </w:r>
-    </w:p>
-    <w:p>
-      <w:pPr>
-        <w:spacing w:after="60" w:before="120"/>
-        <w:jc w:val="center"/>
-      </w:pPr>
-      <w:r>
-        <w:drawing>
-          <wp:inline distT="0" distB="0" distL="0" distR="0">
-            <wp:extent cx="5905500" cy="1343025"/>
-            <wp:effectExtent t="0" r="0" b="0" l="0"/>
-            <wp:docPr id="1" name="" descr="" title=""/>
-            <wp:cNvGraphicFramePr>
-              <a:graphicFrameLocks xmlns:a="http://schemas.openxmlformats.org/drawingml/2006/main" noChangeAspect="1"/>
-            </wp:cNvGraphicFramePr>
-            <a:graphic xmlns:a="http://schemas.openxmlformats.org/drawingml/2006/main">
-              <a:graphicData uri="http://schemas.openxmlformats.org/drawingml/2006/picture">
-                <pic:pic xmlns:pic="http://schemas.openxmlformats.org/drawingml/2006/picture">
-                  <pic:nvPicPr>
-                    <pic:cNvPr id="0" name="" descr=""/>
-                    <pic:cNvPicPr>
-                      <a:picLocks noChangeAspect="1" noChangeArrowheads="1"/>
-                    </pic:cNvPicPr>
-                  </pic:nvPicPr>
-                  <pic:blipFill>
-                    <a:blip r:embed="rId15" cstate="none"/>
-                    <a:srcRect/>
-                    <a:stretch>
-                      <a:fillRect/>
-                    </a:stretch>
-                  </pic:blipFill>
-                  <pic:spPr bwMode="auto">
-                    <a:xfrm>
-                      <a:off x="0" y="0"/>
-                      <a:ext cx="5905500" cy="1343025"/>
-                    </a:xfrm>
-                    <a:prstGeom prst="rect">
-                      <a:avLst/>
-                    </a:prstGeom>
-                  </pic:spPr>
-                </pic:pic>
-              </a:graphicData>
-            </a:graphic>
-          </wp:inline>
-        </w:drawing>
-      </w:r>
-    </w:p>
-    <w:p>
-      <w:pPr>
-        <w:spacing w:after="200"/>
-        <w:jc w:val="center"/>
-      </w:pPr>
-      <w:r>
-        <w:rPr>
-          <w:i/>
-          <w:iCs/>
-          <w:color w:val="6B7280"/>
-          <w:sz w:val="18"/>
-          <w:szCs w:val="18"/>
-        </w:rPr>
-        <w:t xml:space="preserve">The Controller (limits) section</w:t>
-      </w:r>
-    </w:p>
-    <w:p>
-      <w:pPr>
-        <w:pStyle w:val="ListParagraph"/>
-        <w:numPr>
-          <w:ilvl w:val="0"/>
-          <w:numId w:val="2"/>
-        </w:numPr>
-        <w:spacing w:after="70" w:line="264"/>
-      </w:pPr>
-      <w:r>
-        <w:rPr>
-          <w:b/>
-          <w:bCs/>
-        </w:rPr>
-        <w:t xml:space="preserve">max heater power W (all heaters)</w:t>
-      </w:r>
-      <w:r>
-        <w:t xml:space="preserve"> — a </w:t>
-      </w:r>
-      <w:r>
-        <w:rPr>
-          <w:b/>
-          <w:bCs/>
-        </w:rPr>
-        <w:t xml:space="preserve">ceiling</w:t>
-      </w:r>
-      <w:r>
-        <w:t xml:space="preserve"> on every heater, not a</w:t>
-      </w:r>
-    </w:p>
-    <w:p>
-      <w:pPr>
-        <w:spacing w:after="140" w:line="276"/>
-      </w:pPr>
-      <w:r>
-        <w:t xml:space="preserve">fallback for ones that lack a rating. A heater rated below it keeps its lower rating; a per-heater override in the run table beats it outright. </w:t>
-      </w:r>
-      <w:r>
-        <w:rPr>
-          <w:rFonts w:ascii="Consolas" w:cs="Consolas" w:eastAsia="Consolas" w:hAnsi="Consolas"/>
-          <w:color w:val="B91C1C"/>
-          <w:sz w:val="19"/>
-          <w:szCs w:val="19"/>
-        </w:rPr>
-        <w:t xml:space="preserve">0</w:t>
-      </w:r>
-      <w:r>
-        <w:t xml:space="preserve"> means no ceiling.</w:t>
-      </w:r>
-    </w:p>
-    <w:p>
-      <w:pPr>
-        <w:pStyle w:val="ListParagraph"/>
-        <w:numPr>
-          <w:ilvl w:val="0"/>
-          <w:numId w:val="2"/>
-        </w:numPr>
-        <w:spacing w:after="70" w:line="264"/>
-      </w:pPr>
-      <w:r>
-        <w:rPr>
-          <w:b/>
-          <w:bCs/>
-        </w:rPr>
-        <w:t xml:space="preserve">hard slew W/s (all heaters)</w:t>
-      </w:r>
-      <w:r>
-        <w:t xml:space="preserve"> — the maximum rate of change of a heater's</w:t>
-      </w:r>
-    </w:p>
-    <w:p>
-      <w:pPr>
-        <w:spacing w:after="140" w:line="276"/>
-      </w:pPr>
-      <w:r>
-        <w:rPr>
-          <w:i/>
-          <w:iCs/>
-        </w:rPr>
-        <w:t xml:space="preserve">commanded</w:t>
-      </w:r>
-      <w:r>
-        <w:t xml:space="preserve"> power. This models the driver electronics, not the thermal response, which is already in the model. At any sane </w:t>
-      </w:r>
-      <w:r>
-        <w:rPr>
-          <w:rFonts w:ascii="Consolas" w:cs="Consolas" w:eastAsia="Consolas" w:hAnsi="Consolas"/>
-          <w:color w:val="B91C1C"/>
-          <w:sz w:val="19"/>
-          <w:szCs w:val="19"/>
-        </w:rPr>
-        <w:t xml:space="preserve">dt</w:t>
-      </w:r>
-      <w:r>
-        <w:t xml:space="preserve"> it is non-binding. Lower it only to encode a real constraint: a rate limiter that binds costs phase margin and can drive oscillation.</w:t>
-      </w:r>
-    </w:p>
-    <w:p>
-      <w:pPr>
-        <w:pStyle w:val="ListParagraph"/>
-        <w:numPr>
-          <w:ilvl w:val="0"/>
-          <w:numId w:val="2"/>
-        </w:numPr>
-        <w:spacing w:after="70" w:line="264"/>
-      </w:pPr>
-      <w:r>
-        <w:rPr>
-          <w:b/>
-          <w:bCs/>
-        </w:rPr>
-        <w:t xml:space="preserve">undershoot weight</w:t>
-      </w:r>
-      <w:r>
-        <w:t xml:space="preserve"> — how much more the allocator dislikes leaving a sensor</w:t>
-      </w:r>
-    </w:p>
-    <w:p>
-      <w:pPr>
-        <w:spacing w:after="140" w:line="276"/>
-      </w:pPr>
-      <w:r>
-        <w:rPr>
-          <w:i/>
-          <w:iCs/>
-        </w:rPr>
-        <w:t xml:space="preserve">short</w:t>
-      </w:r>
-      <w:r>
-        <w:t xml:space="preserve"> of its target than pushing it past. </w:t>
-      </w:r>
-      <w:r>
-        <w:rPr>
-          <w:rFonts w:ascii="Consolas" w:cs="Consolas" w:eastAsia="Consolas" w:hAnsi="Consolas"/>
-          <w:color w:val="B91C1C"/>
-          <w:sz w:val="19"/>
-          <w:szCs w:val="19"/>
-        </w:rPr>
-        <w:t xml:space="preserve">1.0</w:t>
-      </w:r>
-      <w:r>
-        <w:t xml:space="preserve"> is symmetric. Symmetric is usually wrong here, because heating the coldest sensor necessarily overshoots a neighbour that is nearly right, and a symmetric objective scores that overshoot as badly as the cold it removes — so the command stops early.</w:t>
-      </w:r>
-    </w:p>
-    <w:p>
-      <w:pPr>
-        <w:pStyle w:val="Heading2"/>
-        <w:spacing w:after="120" w:before="260"/>
-      </w:pPr>
-      <w:r>
-        <w:t xml:space="preserve">The allocator</w:t>
-      </w:r>
-    </w:p>
-    <w:p>
-      <w:pPr>
-        <w:spacing w:after="60" w:before="120"/>
-        <w:jc w:val="center"/>
-      </w:pPr>
-      <w:r>
-        <w:drawing>
-          <wp:inline distT="0" distB="0" distL="0" distR="0">
-            <wp:extent cx="5905500" cy="1828800"/>
-            <wp:effectExtent t="0" r="0" b="0" l="0"/>
-            <wp:docPr id="1" name="" descr="" title=""/>
-            <wp:cNvGraphicFramePr>
-              <a:graphicFrameLocks xmlns:a="http://schemas.openxmlformats.org/drawingml/2006/main" noChangeAspect="1"/>
-            </wp:cNvGraphicFramePr>
-            <a:graphic xmlns:a="http://schemas.openxmlformats.org/drawingml/2006/main">
-              <a:graphicData uri="http://schemas.openxmlformats.org/drawingml/2006/picture">
-                <pic:pic xmlns:pic="http://schemas.openxmlformats.org/drawingml/2006/picture">
-                  <pic:nvPicPr>
-                    <pic:cNvPr id="0" name="" descr=""/>
-                    <pic:cNvPicPr>
-                      <a:picLocks noChangeAspect="1" noChangeArrowheads="1"/>
-                    </pic:cNvPicPr>
-                  </pic:nvPicPr>
-                  <pic:blipFill>
-                    <a:blip r:embed="rId16" cstate="none"/>
-                    <a:srcRect/>
-                    <a:stretch>
-                      <a:fillRect/>
-                    </a:stretch>
-                  </pic:blipFill>
-                  <pic:spPr bwMode="auto">
-                    <a:xfrm>
-                      <a:off x="0" y="0"/>
-                      <a:ext cx="5905500" cy="1828800"/>
-                    </a:xfrm>
-                    <a:prstGeom prst="rect">
-                      <a:avLst/>
-                    </a:prstGeom>
-                  </pic:spPr>
-                </pic:pic>
-              </a:graphicData>
-            </a:graphic>
-          </wp:inline>
-        </w:drawing>
-      </w:r>
-    </w:p>
-    <w:p>
-      <w:pPr>
-        <w:spacing w:after="200"/>
-        <w:jc w:val="center"/>
-      </w:pPr>
-      <w:r>
-        <w:rPr>
-          <w:i/>
-          <w:iCs/>
-          <w:color w:val="6B7280"/>
-          <w:sz w:val="18"/>
-          <w:szCs w:val="18"/>
-        </w:rPr>
-        <w:t xml:space="preserve">The MIMO Thermal-Rate QP section</w:t>
-      </w:r>
-    </w:p>
-    <w:p>
-      <w:pPr>
-        <w:spacing w:after="140" w:line="276"/>
-      </w:pPr>
-      <w:r>
-        <w:t xml:space="preserve">Heater commands come from a bounded least-squares solve, not a raw matrix inversion. That matters when heaters saturate: the solver redistributes demand onto the unsaturated heaters instead of truncating each channel independently.</w:t>
-      </w:r>
-    </w:p>
-    <w:p>
-      <w:pPr>
-        <w:pStyle w:val="ListParagraph"/>
-        <w:numPr>
-          <w:ilvl w:val="0"/>
-          <w:numId w:val="2"/>
-        </w:numPr>
-        <w:spacing w:after="70" w:line="264"/>
-      </w:pPr>
-      <w:r>
-        <w:rPr>
-          <w:b/>
-          <w:bCs/>
-        </w:rPr>
-        <w:t xml:space="preserve">lambda_u</w:t>
-      </w:r>
-      <w:r>
-        <w:t xml:space="preserve"> — how much the solve penalises control effort. Directions the</w:t>
-      </w:r>
-    </w:p>
-    <w:p>
-      <w:pPr>
-        <w:spacing w:after="140" w:line="276"/>
-      </w:pPr>
-      <w:r>
-        <w:t xml:space="preserve">plant barely has cost enormous power for almost no temperature, and inverting through them makes the allocation flip between near-equivalent answers from step to step.</w:t>
-      </w:r>
-    </w:p>
-    <w:p>
-      <w:pPr>
-        <w:pStyle w:val="ListParagraph"/>
-        <w:numPr>
-          <w:ilvl w:val="0"/>
-          <w:numId w:val="2"/>
-        </w:numPr>
-        <w:spacing w:after="70" w:line="264"/>
-      </w:pPr>
-      <w:r>
-        <w:rPr>
-          <w:b/>
-          <w:bCs/>
-        </w:rPr>
-        <w:t xml:space="preserve">rho_du</w:t>
-      </w:r>
-      <w:r>
-        <w:t xml:space="preserve"> — penalises </w:t>
-      </w:r>
-      <w:r>
-        <w:rPr>
-          <w:i/>
-          <w:iCs/>
-        </w:rPr>
-        <w:t xml:space="preserve">changes</w:t>
-      </w:r>
-      <w:r>
-        <w:t xml:space="preserve"> in power between steps.</w:t>
-      </w:r>
-    </w:p>
-    <w:p>
-      <w:pPr>
-        <w:pStyle w:val="ListParagraph"/>
-        <w:numPr>
-          <w:ilvl w:val="0"/>
-          <w:numId w:val="2"/>
-        </w:numPr>
-        <w:spacing w:after="70" w:line="264"/>
-      </w:pPr>
-      <w:r>
-        <w:rPr>
-          <w:b/>
-          <w:bCs/>
-        </w:rPr>
-        <w:t xml:space="preserve">integral abs max</w:t>
-      </w:r>
-      <w:r>
-        <w:t xml:space="preserve"> — a hard clamp on the accumulated integral.</w:t>
-      </w:r>
-    </w:p>
-    <w:p>
-      <w:pPr>
-        <w:pBdr>
-          <w:bottom w:val="single" w:color="D4D4D8" w:sz="6" w:space="4"/>
-        </w:pBdr>
-        <w:spacing w:after="160" w:before="160"/>
-      </w:pPr>
-      <w:r>
-        <w:t xml:space="preserve"/>
-      </w:r>
-    </w:p>
-    <w:p>
-      <w:pPr>
-        <w:pStyle w:val="Heading1"/>
-        <w:spacing w:after="120" w:before="360"/>
-      </w:pPr>
-      <w:r>
-        <w:t xml:space="preserve">7. Exporting the controller</w:t>
-      </w:r>
-    </w:p>
-    <w:p>
-      <w:pPr>
-        <w:spacing w:after="60" w:before="120"/>
-        <w:jc w:val="center"/>
-      </w:pPr>
-      <w:r>
-        <w:drawing>
-          <wp:inline distT="0" distB="0" distL="0" distR="0">
-            <wp:extent cx="5905500" cy="8305800"/>
-            <wp:effectExtent t="0" r="0" b="0" l="0"/>
-            <wp:docPr id="1" name="" descr="" title=""/>
-            <wp:cNvGraphicFramePr>
-              <a:graphicFrameLocks xmlns:a="http://schemas.openxmlformats.org/drawingml/2006/main" noChangeAspect="1"/>
-            </wp:cNvGraphicFramePr>
-            <a:graphic xmlns:a="http://schemas.openxmlformats.org/drawingml/2006/main">
-              <a:graphicData uri="http://schemas.openxmlformats.org/drawingml/2006/picture">
-                <pic:pic xmlns:pic="http://schemas.openxmlformats.org/drawingml/2006/picture">
-                  <pic:nvPicPr>
-                    <pic:cNvPr id="0" name="" descr=""/>
-                    <pic:cNvPicPr>
-                      <a:picLocks noChangeAspect="1" noChangeArrowheads="1"/>
-                    </pic:cNvPicPr>
-                  </pic:nvPicPr>
-                  <pic:blipFill>
-                    <a:blip r:embed="rId17" cstate="none"/>
-                    <a:srcRect/>
-                    <a:stretch>
-                      <a:fillRect/>
-                    </a:stretch>
-                  </pic:blipFill>
-                  <pic:spPr bwMode="auto">
-                    <a:xfrm>
-                      <a:off x="0" y="0"/>
-                      <a:ext cx="5905500" cy="8305800"/>
-                    </a:xfrm>
-                    <a:prstGeom prst="rect">
-                      <a:avLst/>
-                    </a:prstGeom>
-                  </pic:spPr>
-                </pic:pic>
-              </a:graphicData>
-            </a:graphic>
-          </wp:inline>
-        </w:drawing>
-      </w:r>
-    </w:p>
-    <w:p>
-      <w:pPr>
-        <w:spacing w:after="200"/>
-        <w:jc w:val="center"/>
-      </w:pPr>
-      <w:r>
-        <w:rPr>
-          <w:i/>
-          <w:iCs/>
-          <w:color w:val="6B7280"/>
-          <w:sz w:val="18"/>
-          <w:szCs w:val="18"/>
-        </w:rPr>
-        <w:t xml:space="preserve">The Controller Design section</w:t>
-      </w:r>
-    </w:p>
-    <w:p>
-      <w:pPr>
-        <w:pStyle w:val="ListParagraph"/>
-        <w:numPr>
-          <w:ilvl w:val="0"/>
-          <w:numId w:val="2"/>
-        </w:numPr>
-        <w:spacing w:after="70" w:line="264"/>
-      </w:pPr>
-      <w:r>
-        <w:rPr>
-          <w:b/>
-          <w:bCs/>
-        </w:rPr>
-        <w:t xml:space="preserve">operating T K</w:t>
-      </w:r>
-      <w:r>
-        <w:t xml:space="preserve"> — the temperature the plant is linearised about. Both</w:t>
-      </w:r>
-    </w:p>
-    <w:p>
-      <w:pPr>
-        <w:spacing w:after="140" w:line="276"/>
-      </w:pPr>
-      <w:r>
-        <w:t xml:space="preserve">controller builds read this one field, so the modal artifact and the gain matrix describe the same linearisation and can be compared.</w:t>
-      </w:r>
-    </w:p>
-    <w:p>
-      <w:pPr>
-        <w:pStyle w:val="ListParagraph"/>
-        <w:numPr>
-          <w:ilvl w:val="0"/>
-          <w:numId w:val="2"/>
-        </w:numPr>
-        <w:spacing w:after="70" w:line="264"/>
-      </w:pPr>
-      <w:r>
-        <w:rPr>
-          <w:b/>
-          <w:bCs/>
-        </w:rPr>
-        <w:t xml:space="preserve">reduced order r</w:t>
-      </w:r>
-      <w:r>
-        <w:t xml:space="preserve"> — how many states the reduced model keeps.</w:t>
-      </w:r>
-    </w:p>
-    <w:p>
-      <w:pPr>
-        <w:pStyle w:val="ListParagraph"/>
-        <w:numPr>
-          <w:ilvl w:val="0"/>
-          <w:numId w:val="2"/>
-        </w:numPr>
-        <w:spacing w:after="70" w:line="264"/>
-      </w:pPr>
-      <w:r>
-        <w:rPr>
-          <w:b/>
-          <w:bCs/>
-        </w:rPr>
-        <w:t xml:space="preserve">Build &amp;&amp; Use Modal Controller</w:t>
-      </w:r>
-      <w:r>
-        <w:t xml:space="preserve"> — runs the model reduction and LQR design in</w:t>
-      </w:r>
-    </w:p>
-    <w:p>
-      <w:pPr>
-        <w:spacing w:after="140" w:line="276"/>
-      </w:pPr>
-      <w:r>
-        <w:t xml:space="preserve">the background, then loads the result.</w:t>
-      </w:r>
-    </w:p>
-    <w:p>
-      <w:pPr>
-        <w:pStyle w:val="ListParagraph"/>
-        <w:numPr>
-          <w:ilvl w:val="0"/>
-          <w:numId w:val="2"/>
-        </w:numPr>
-        <w:spacing w:after="70" w:line="264"/>
-      </w:pPr>
-      <w:r>
-        <w:rPr>
-          <w:b/>
-          <w:bCs/>
-        </w:rPr>
-        <w:t xml:space="preserve">Export Controller Constants</w:t>
-      </w:r>
-      <w:r>
-        <w:t xml:space="preserve"> — writes the controller out.</w:t>
-      </w:r>
-    </w:p>
-    <w:p>
-      <w:pPr>
-        <w:spacing w:after="140" w:line="276"/>
-      </w:pPr>
-      <w:r>
-        <w:t xml:space="preserve">The export produces two files:</w:t>
+        <w:t xml:space="preserve">The settings that matter most</w:t>
+      </w:r>
+    </w:p>
+    <w:p>
+      <w:pPr>
+        <w:spacing w:after="140" w:line="276"/>
+      </w:pPr>
+      <w:r>
+        <w:t xml:space="preserve">The defaults are the ones that produced the reference graph, so the useful question is which to change and why.</w:t>
       </w:r>
     </w:p>
     <w:tbl>
@@ -4168,7 +3014,7 @@
                 <w:b/>
                 <w:bCs/>
               </w:rPr>
-              <w:t xml:space="preserve">File</w:t>
+              <w:t xml:space="preserve">Setting</w:t>
             </w:r>
           </w:p>
         </w:tc>
@@ -4192,7 +3038,7 @@
                 <w:b/>
                 <w:bCs/>
               </w:rPr>
-              <w:t xml:space="preserve">For</w:t>
+              <w:t xml:space="preserve">Why it matters</w:t>
             </w:r>
           </w:p>
         </w:tc>
@@ -4217,12 +3063,10 @@
             </w:pPr>
             <w:r>
               <w:rPr>
-                <w:rFonts w:ascii="Consolas" w:cs="Consolas" w:eastAsia="Consolas" w:hAnsi="Consolas"/>
-                <w:color w:val="B91C1C"/>
-                <w:sz w:val="19"/>
-                <w:szCs w:val="19"/>
+                <w:b/>
+                <w:bCs/>
               </w:rPr>
-              <w:t xml:space="preserve">controller_constants.h</w:t>
+              <w:t xml:space="preserve">min cell size mm</w:t>
             </w:r>
           </w:p>
         </w:tc>
@@ -4241,31 +3085,7 @@
               <w:spacing w:after="0"/>
             </w:pPr>
             <w:r>
-              <w:t xml:space="preserve">Firmware. Dependency-free C, every array </w:t>
-            </w:r>
-            <w:r>
-              <w:rPr>
-                <w:rFonts w:ascii="Consolas" w:cs="Consolas" w:eastAsia="Consolas" w:hAnsi="Consolas"/>
-                <w:color w:val="B91C1C"/>
-                <w:sz w:val="19"/>
-                <w:szCs w:val="19"/>
-              </w:rPr>
-              <w:t xml:space="preserve">static const float</w:t>
-            </w:r>
-            <w:r>
-              <w:t xml:space="preserve">, sized by </w:t>
-            </w:r>
-            <w:r>
-              <w:rPr>
-                <w:rFonts w:ascii="Consolas" w:cs="Consolas" w:eastAsia="Consolas" w:hAnsi="Consolas"/>
-                <w:color w:val="B91C1C"/>
-                <w:sz w:val="19"/>
-                <w:szCs w:val="19"/>
-              </w:rPr>
-              <w:t xml:space="preserve">#define</w:t>
-            </w:r>
-            <w:r>
-              <w:t xml:space="preserve">.</w:t>
+              <w:t xml:space="preserve">The floor on resolution, and the dominant control on cell count — halving it can multiply cells by eight.</w:t>
             </w:r>
           </w:p>
         </w:tc>
@@ -4290,12 +3110,10 @@
             </w:pPr>
             <w:r>
               <w:rPr>
-                <w:rFonts w:ascii="Consolas" w:cs="Consolas" w:eastAsia="Consolas" w:hAnsi="Consolas"/>
-                <w:color w:val="B91C1C"/>
-                <w:sz w:val="19"/>
-                <w:szCs w:val="19"/>
+                <w:b/>
+                <w:bCs/>
               </w:rPr>
-              <w:t xml:space="preserve">controller_constants.json</w:t>
+              <w:t xml:space="preserve">max leaf cells</w:t>
             </w:r>
           </w:p>
         </w:tc>
@@ -4314,7 +3132,205 @@
               <w:spacing w:after="0"/>
             </w:pPr>
             <w:r>
-              <w:t xml:space="preserve">Tooling, and reading back into the app.</w:t>
+              <w:t xml:space="preserve">Aborts a build that would not fit in memory. Raise it deliberately, never by reflex.</w:t>
+            </w:r>
+          </w:p>
+        </w:tc>
+      </w:tr>
+      <w:tr>
+        <w:trPr>
+          <w:tblHeader w:val="false"/>
+        </w:trPr>
+        <w:tc>
+          <w:tcPr>
+            <w:tcW w:type="dxa" w:w="5040"/>
+            <w:tcMar>
+              <w:top w:type="dxa" w:w="80"/>
+              <w:left w:type="dxa" w:w="120"/>
+              <w:bottom w:type="dxa" w:w="80"/>
+              <w:right w:type="dxa" w:w="120"/>
+            </w:tcMar>
+          </w:tcPr>
+          <w:p>
+            <w:pPr>
+              <w:spacing w:after="0"/>
+            </w:pPr>
+            <w:r>
+              <w:rPr>
+                <w:b/>
+                <w:bCs/>
+              </w:rPr>
+              <w:t xml:space="preserve">voxel workers</w:t>
+            </w:r>
+          </w:p>
+        </w:tc>
+        <w:tc>
+          <w:tcPr>
+            <w:tcW w:type="dxa" w:w="5040"/>
+            <w:tcMar>
+              <w:top w:type="dxa" w:w="80"/>
+              <w:left w:type="dxa" w:w="120"/>
+              <w:bottom w:type="dxa" w:w="80"/>
+              <w:right w:type="dxa" w:w="120"/>
+            </w:tcMar>
+          </w:tcPr>
+          <w:p>
+            <w:pPr>
+              <w:spacing w:after="0"/>
+            </w:pPr>
+            <w:r>
+              <w:t xml:space="preserve">Each worker gets its own </w:t>
+            </w:r>
+            <w:r>
+              <w:rPr>
+                <w:i/>
+                <w:iCs/>
+              </w:rPr>
+              <w:t xml:space="preserve">copy</w:t>
+            </w:r>
+            <w:r>
+              <w:t xml:space="preserve"> of the triangle data. This is the setting that decides whether a full assembly survives.</w:t>
+            </w:r>
+          </w:p>
+        </w:tc>
+      </w:tr>
+      <w:tr>
+        <w:trPr>
+          <w:tblHeader w:val="false"/>
+        </w:trPr>
+        <w:tc>
+          <w:tcPr>
+            <w:tcW w:type="dxa" w:w="5040"/>
+            <w:tcMar>
+              <w:top w:type="dxa" w:w="80"/>
+              <w:left w:type="dxa" w:w="120"/>
+              <w:bottom w:type="dxa" w:w="80"/>
+              <w:right w:type="dxa" w:w="120"/>
+            </w:tcMar>
+          </w:tcPr>
+          <w:p>
+            <w:pPr>
+              <w:spacing w:after="0"/>
+            </w:pPr>
+            <w:r>
+              <w:rPr>
+                <w:b/>
+                <w:bCs/>
+              </w:rPr>
+              <w:t xml:space="preserve">deflection mm</w:t>
+            </w:r>
+          </w:p>
+        </w:tc>
+        <w:tc>
+          <w:tcPr>
+            <w:tcW w:type="dxa" w:w="5040"/>
+            <w:tcMar>
+              <w:top w:type="dxa" w:w="80"/>
+              <w:left w:type="dxa" w:w="120"/>
+              <w:bottom w:type="dxa" w:w="80"/>
+              <w:right w:type="dxa" w:w="120"/>
+            </w:tcMar>
+          </w:tcPr>
+          <w:p>
+            <w:pPr>
+              <w:spacing w:after="0"/>
+            </w:pPr>
+            <w:r>
+              <w:t xml:space="preserve">How closely the tessellation follows the true surface. Smaller is truer and vastly more triangles; the whole build scales with triangle count.</w:t>
+            </w:r>
+          </w:p>
+        </w:tc>
+      </w:tr>
+      <w:tr>
+        <w:trPr>
+          <w:tblHeader w:val="false"/>
+        </w:trPr>
+        <w:tc>
+          <w:tcPr>
+            <w:tcW w:type="dxa" w:w="5040"/>
+            <w:tcMar>
+              <w:top w:type="dxa" w:w="80"/>
+              <w:left w:type="dxa" w:w="120"/>
+              <w:bottom w:type="dxa" w:w="80"/>
+              <w:right w:type="dxa" w:w="120"/>
+            </w:tcMar>
+          </w:tcPr>
+          <w:p>
+            <w:pPr>
+              <w:spacing w:after="0"/>
+            </w:pPr>
+            <w:r>
+              <w:rPr>
+                <w:b/>
+                <w:bCs/>
+              </w:rPr>
+              <w:t xml:space="preserve">detection distance mm</w:t>
+            </w:r>
+          </w:p>
+        </w:tc>
+        <w:tc>
+          <w:tcPr>
+            <w:tcW w:type="dxa" w:w="5040"/>
+            <w:tcMar>
+              <w:top w:type="dxa" w:w="80"/>
+              <w:left w:type="dxa" w:w="120"/>
+              <w:bottom w:type="dxa" w:w="80"/>
+              <w:right w:type="dxa" w:w="120"/>
+            </w:tcMar>
+          </w:tcPr>
+          <w:p>
+            <w:pPr>
+              <w:spacing w:after="0"/>
+            </w:pPr>
+            <w:r>
+              <w:t xml:space="preserve">How far apart two parts may be and still count as touching. The most consequential thermal setting here — it decides which conduction paths exist at all.</w:t>
+            </w:r>
+          </w:p>
+        </w:tc>
+      </w:tr>
+      <w:tr>
+        <w:trPr>
+          <w:tblHeader w:val="false"/>
+        </w:trPr>
+        <w:tc>
+          <w:tcPr>
+            <w:tcW w:type="dxa" w:w="5040"/>
+            <w:tcMar>
+              <w:top w:type="dxa" w:w="80"/>
+              <w:left w:type="dxa" w:w="120"/>
+              <w:bottom w:type="dxa" w:w="80"/>
+              <w:right w:type="dxa" w:w="120"/>
+            </w:tcMar>
+          </w:tcPr>
+          <w:p>
+            <w:pPr>
+              <w:spacing w:after="0"/>
+            </w:pPr>
+            <w:r>
+              <w:rPr>
+                <w:b/>
+                <w:bCs/>
+              </w:rPr>
+              <w:t xml:space="preserve">heater / sensor substring</w:t>
+            </w:r>
+          </w:p>
+        </w:tc>
+        <w:tc>
+          <w:tcPr>
+            <w:tcW w:type="dxa" w:w="5040"/>
+            <w:tcMar>
+              <w:top w:type="dxa" w:w="80"/>
+              <w:left w:type="dxa" w:w="120"/>
+              <w:bottom w:type="dxa" w:w="80"/>
+              <w:right w:type="dxa" w:w="120"/>
+            </w:tcMar>
+          </w:tcPr>
+          <w:p>
+            <w:pPr>
+              <w:spacing w:after="0"/>
+            </w:pPr>
+            <w:r>
+              <w:t xml:space="preserve">Components whose name contains these become heaters and sensors. Leave them blank and the graph has nothing to control.</w:t>
             </w:r>
           </w:p>
         </w:tc>
@@ -4326,64 +3342,6 @@
       </w:pPr>
       <w:r>
         <w:t xml:space="preserve"/>
-      </w:r>
-    </w:p>
-    <w:p>
-      <w:pPr>
-        <w:spacing w:after="140" w:line="276"/>
-      </w:pPr>
-      <w:r>
-        <w:t xml:space="preserve">Both carry the gain matrix </w:t>
-      </w:r>
-      <w:r>
-        <w:rPr>
-          <w:rFonts w:ascii="Consolas" w:cs="Consolas" w:eastAsia="Consolas" w:hAnsi="Consolas"/>
-          <w:color w:val="B91C1C"/>
-          <w:sz w:val="19"/>
-          <w:szCs w:val="19"/>
-        </w:rPr>
-        <w:t xml:space="preserve">G</w:t>
-      </w:r>
-      <w:r>
-        <w:t xml:space="preserve">, its regularised inverse, per-sensor Kp/Ki and setpoints, per-heater power and slew limits, every loop-shaping constant, and provenance naming the gain matrix and commit they came from. The header states the control law in a comment block at the top.</w:t>
-      </w:r>
-    </w:p>
-    <w:p>
-      <w:pPr>
-        <w:spacing w:after="140" w:line="276"/>
-      </w:pPr>
-      <w:r>
-        <w:t xml:space="preserve">The same export is available from the command line:</w:t>
-      </w:r>
-    </w:p>
-    <w:p>
-      <w:pPr>
-        <w:shd w:fill="F4F4F5" w:color="auto" w:val="clear"/>
-        <w:spacing w:after="0" w:before="100"/>
-        <w:ind w:left="240" w:right="240"/>
-      </w:pPr>
-      <w:r>
-        <w:rPr>
-          <w:rFonts w:ascii="Consolas" w:cs="Consolas" w:eastAsia="Consolas" w:hAnsi="Consolas"/>
-          <w:sz w:val="19"/>
-          <w:szCs w:val="19"/>
-        </w:rPr>
-        <w:t xml:space="preserve">hts-export-controller --graph graphs/CRYOSTAT_V2</w:t>
-      </w:r>
-    </w:p>
-    <w:p>
-      <w:pPr>
-        <w:shd w:fill="F4F4F5" w:color="auto" w:val="clear"/>
-        <w:spacing w:after="160" w:before="0"/>
-        <w:ind w:left="240" w:right="240"/>
-      </w:pPr>
-      <w:r>
-        <w:rPr>
-          <w:rFonts w:ascii="Consolas" w:cs="Consolas" w:eastAsia="Consolas" w:hAnsi="Consolas"/>
-          <w:sz w:val="19"/>
-          <w:szCs w:val="19"/>
-        </w:rPr>
-        <w:t xml:space="preserve">hts-export-controller --graph graphs/CRYOSTAT_V2 --list</w:t>
       </w:r>
     </w:p>
     <w:p>
@@ -4400,7 +3358,13 @@
           <w:bCs/>
           <w:color w:val="374151"/>
         </w:rPr>
-        <w:t xml:space="preserve">Read the two warnings the export prints.</w:t>
+        <w:t xml:space="preserve">A build is memory-hungry.</w:t>
+      </w:r>
+      <w:r>
+        <w:rPr>
+          <w:color w:val="374151"/>
+        </w:rPr>
+        <w:t xml:space="preserve"> The voxelizer is the heaviest thing in this</w:t>
       </w:r>
     </w:p>
     <w:p>
@@ -4415,7 +3379,451 @@
         <w:rPr>
           <w:color w:val="374151"/>
         </w:rPr>
-        <w:t xml:space="preserve">The application allocates power with a bounded solver that a microcontroller</w:t>
+        <w:t xml:space="preserve">project, and a full assembly at depth 10 can exhaust a workstation. Start with</w:t>
+      </w:r>
+    </w:p>
+    <w:p>
+      <w:pPr>
+        <w:pBdr>
+          <w:left w:val="single" w:color="C2410C" w:sz="18" w:space="12"/>
+        </w:pBdr>
+        <w:spacing w:after="160" w:before="0"/>
+        <w:ind w:left="360"/>
+      </w:pPr>
+      <w:r>
+        <w:rPr>
+          <w:color w:val="374151"/>
+        </w:rPr>
+        <w:t xml:space="preserve">fewer workers and a lower </w:t>
+      </w:r>
+      <w:r>
+        <w:rPr>
+          <w:rFonts w:ascii="Consolas" w:cs="Consolas" w:eastAsia="Consolas" w:hAnsi="Consolas"/>
+          <w:color w:val="B91C1C"/>
+          <w:sz w:val="19"/>
+          <w:szCs w:val="19"/>
+        </w:rPr>
+        <w:t xml:space="preserve">max leaf cells</w:t>
+      </w:r>
+      <w:r>
+        <w:rPr>
+          <w:color w:val="374151"/>
+        </w:rPr>
+        <w:t xml:space="preserve"> than you think you need.</w:t>
+      </w:r>
+    </w:p>
+    <w:p>
+      <w:pPr>
+        <w:pStyle w:val="Heading2"/>
+        <w:spacing w:after="120" w:before="260"/>
+      </w:pPr>
+      <w:r>
+        <w:t xml:space="preserve">If it fails</w:t>
+      </w:r>
+    </w:p>
+    <w:p>
+      <w:pPr>
+        <w:spacing w:after="140" w:line="276"/>
+      </w:pPr>
+      <w:r>
+        <w:t xml:space="preserve">The reason is at the end of </w:t>
+      </w:r>
+      <w:r>
+        <w:rPr>
+          <w:rFonts w:ascii="Consolas" w:cs="Consolas" w:eastAsia="Consolas" w:hAnsi="Consolas"/>
+          <w:color w:val="B91C1C"/>
+          <w:sz w:val="19"/>
+          <w:szCs w:val="19"/>
+        </w:rPr>
+        <w:t xml:space="preserve">conversion.log</w:t>
+      </w:r>
+      <w:r>
+        <w:t xml:space="preserve">, shown in the tab. Two common ones:</w:t>
+      </w:r>
+    </w:p>
+    <w:p>
+      <w:pPr>
+        <w:pStyle w:val="ListParagraph"/>
+        <w:numPr>
+          <w:ilvl w:val="0"/>
+          <w:numId w:val="3"/>
+        </w:numPr>
+        <w:spacing w:after="70" w:line="264"/>
+      </w:pPr>
+      <w:r>
+        <w:rPr>
+          <w:b/>
+          <w:bCs/>
+        </w:rPr>
+        <w:t xml:space="preserve">"No STEP file found"</w:t>
+      </w:r>
+      <w:r>
+        <w:t xml:space="preserve"> — the folder has no </w:t>
+      </w:r>
+      <w:r>
+        <w:rPr>
+          <w:rFonts w:ascii="Consolas" w:cs="Consolas" w:eastAsia="Consolas" w:hAnsi="Consolas"/>
+          <w:color w:val="B91C1C"/>
+          <w:sz w:val="19"/>
+          <w:szCs w:val="19"/>
+        </w:rPr>
+        <w:t xml:space="preserve">.step</w:t>
+      </w:r>
+      <w:r>
+        <w:t xml:space="preserve">/</w:t>
+      </w:r>
+      <w:r>
+        <w:rPr>
+          <w:rFonts w:ascii="Consolas" w:cs="Consolas" w:eastAsia="Consolas" w:hAnsi="Consolas"/>
+          <w:color w:val="B91C1C"/>
+          <w:sz w:val="19"/>
+          <w:szCs w:val="19"/>
+        </w:rPr>
+        <w:t xml:space="preserve">.stp</w:t>
+      </w:r>
+      <w:r>
+        <w:t xml:space="preserve">. STEP is the only</w:t>
+      </w:r>
+    </w:p>
+    <w:p>
+      <w:pPr>
+        <w:spacing w:after="140" w:line="276"/>
+      </w:pPr>
+      <w:r>
+        <w:t xml:space="preserve">input format; see section 2 for why.</w:t>
+      </w:r>
+    </w:p>
+    <w:p>
+      <w:pPr>
+        <w:pStyle w:val="ListParagraph"/>
+        <w:numPr>
+          <w:ilvl w:val="0"/>
+          <w:numId w:val="3"/>
+        </w:numPr>
+        <w:spacing w:after="70" w:line="264"/>
+      </w:pPr>
+      <w:r>
+        <w:rPr>
+          <w:b/>
+          <w:bCs/>
+        </w:rPr>
+        <w:t xml:space="preserve">"needs pythonocc-core"</w:t>
+      </w:r>
+      <w:r>
+        <w:t xml:space="preserve"> — you are on the pip install, which cannot build.</w:t>
+      </w:r>
+    </w:p>
+    <w:p>
+      <w:pPr>
+        <w:spacing w:after="140" w:line="276"/>
+      </w:pPr>
+      <w:r>
+        <w:t xml:space="preserve">Use the conda environment.</w:t>
+      </w:r>
+    </w:p>
+    <w:p>
+      <w:pPr>
+        <w:pBdr>
+          <w:bottom w:val="single" w:color="D4D4D8" w:sz="6" w:space="4"/>
+        </w:pBdr>
+        <w:spacing w:after="160" w:before="160"/>
+      </w:pPr>
+      <w:r>
+        <w:t xml:space="preserve"/>
+      </w:r>
+    </w:p>
+    <w:p>
+      <w:pPr>
+        <w:pStyle w:val="Heading1"/>
+        <w:spacing w:after="120" w:before="360"/>
+      </w:pPr>
+      <w:r>
+        <w:t xml:space="preserve">6. Your first simulation</w:t>
+      </w:r>
+    </w:p>
+    <w:p>
+      <w:pPr>
+        <w:spacing w:after="140" w:line="276"/>
+      </w:pPr>
+      <w:r>
+        <w:t xml:space="preserve">Open the </w:t>
+      </w:r>
+      <w:r>
+        <w:rPr>
+          <w:b/>
+          <w:bCs/>
+        </w:rPr>
+        <w:t xml:space="preserve">Heat Transfer Simulation</w:t>
+      </w:r>
+      <w:r>
+        <w:t xml:space="preserve"> tab and choose a graph from the dropdown at the top. Then work down the </w:t>
+      </w:r>
+      <w:r>
+        <w:rPr>
+          <w:b/>
+          <w:bCs/>
+        </w:rPr>
+        <w:t xml:space="preserve">Run</w:t>
+      </w:r>
+      <w:r>
+        <w:t xml:space="preserve"> section.</w:t>
+      </w:r>
+    </w:p>
+    <w:p>
+      <w:pPr>
+        <w:spacing w:after="60" w:before="120"/>
+        <w:jc w:val="center"/>
+      </w:pPr>
+      <w:r>
+        <w:drawing>
+          <wp:inline distT="0" distB="0" distL="0" distR="0">
+            <wp:extent cx="5905500" cy="5667375"/>
+            <wp:effectExtent t="0" r="0" b="0" l="0"/>
+            <wp:docPr id="1" name="" descr="" title=""/>
+            <wp:cNvGraphicFramePr>
+              <a:graphicFrameLocks xmlns:a="http://schemas.openxmlformats.org/drawingml/2006/main" noChangeAspect="1"/>
+            </wp:cNvGraphicFramePr>
+            <a:graphic xmlns:a="http://schemas.openxmlformats.org/drawingml/2006/main">
+              <a:graphicData uri="http://schemas.openxmlformats.org/drawingml/2006/picture">
+                <pic:pic xmlns:pic="http://schemas.openxmlformats.org/drawingml/2006/picture">
+                  <pic:nvPicPr>
+                    <pic:cNvPr id="0" name="" descr=""/>
+                    <pic:cNvPicPr>
+                      <a:picLocks noChangeAspect="1" noChangeArrowheads="1"/>
+                    </pic:cNvPicPr>
+                  </pic:nvPicPr>
+                  <pic:blipFill>
+                    <a:blip r:embed="rId11" cstate="none"/>
+                    <a:srcRect/>
+                    <a:stretch>
+                      <a:fillRect/>
+                    </a:stretch>
+                  </pic:blipFill>
+                  <pic:spPr bwMode="auto">
+                    <a:xfrm>
+                      <a:off x="0" y="0"/>
+                      <a:ext cx="5905500" cy="5667375"/>
+                    </a:xfrm>
+                    <a:prstGeom prst="rect">
+                      <a:avLst/>
+                    </a:prstGeom>
+                  </pic:spPr>
+                </pic:pic>
+              </a:graphicData>
+            </a:graphic>
+          </wp:inline>
+        </w:drawing>
+      </w:r>
+    </w:p>
+    <w:p>
+      <w:pPr>
+        <w:spacing w:after="200"/>
+        <w:jc w:val="center"/>
+      </w:pPr>
+      <w:r>
+        <w:rPr>
+          <w:i/>
+          <w:iCs/>
+          <w:color w:val="6B7280"/>
+          <w:sz w:val="18"/>
+          <w:szCs w:val="18"/>
+        </w:rPr>
+        <w:t xml:space="preserve">The Run section</w:t>
+      </w:r>
+    </w:p>
+    <w:p>
+      <w:pPr>
+        <w:pStyle w:val="ListParagraph"/>
+        <w:numPr>
+          <w:ilvl w:val="0"/>
+          <w:numId w:val="2"/>
+        </w:numPr>
+        <w:spacing w:after="70" w:line="264"/>
+      </w:pPr>
+      <w:r>
+        <w:rPr>
+          <w:b/>
+          <w:bCs/>
+        </w:rPr>
+        <w:t xml:space="preserve">input mode</w:t>
+      </w:r>
+      <w:r>
+        <w:t xml:space="preserve"> — </w:t>
+      </w:r>
+      <w:r>
+        <w:rPr>
+          <w:rFonts w:ascii="Consolas" w:cs="Consolas" w:eastAsia="Consolas" w:hAnsi="Consolas"/>
+          <w:color w:val="B91C1C"/>
+          <w:sz w:val="19"/>
+          <w:szCs w:val="19"/>
+        </w:rPr>
+        <w:t xml:space="preserve">zero</w:t>
+      </w:r>
+      <w:r>
+        <w:t xml:space="preserve"> runs the plant with no heater input at all, which is</w:t>
+      </w:r>
+    </w:p>
+    <w:p>
+      <w:pPr>
+        <w:spacing w:after="140" w:line="276"/>
+      </w:pPr>
+      <w:r>
+        <w:t xml:space="preserve">how you watch it drift to its passive equilibrium. </w:t>
+      </w:r>
+      <w:r>
+        <w:rPr>
+          <w:rFonts w:ascii="Consolas" w:cs="Consolas" w:eastAsia="Consolas" w:hAnsi="Consolas"/>
+          <w:color w:val="B91C1C"/>
+          <w:sz w:val="19"/>
+          <w:szCs w:val="19"/>
+        </w:rPr>
+        <w:t xml:space="preserve">heater_inputs</w:t>
+      </w:r>
+      <w:r>
+        <w:t xml:space="preserve"> is the one that closes the loop.</w:t>
+      </w:r>
+    </w:p>
+    <w:p>
+      <w:pPr>
+        <w:pStyle w:val="ListParagraph"/>
+        <w:numPr>
+          <w:ilvl w:val="0"/>
+          <w:numId w:val="2"/>
+        </w:numPr>
+        <w:spacing w:after="70" w:line="264"/>
+      </w:pPr>
+      <w:r>
+        <w:rPr>
+          <w:b/>
+          <w:bCs/>
+        </w:rPr>
+        <w:t xml:space="preserve">controller</w:t>
+      </w:r>
+      <w:r>
+        <w:t xml:space="preserve"> — which scheme regulates the heaters. `(no controller</w:t>
+      </w:r>
+    </w:p>
+    <w:p>
+      <w:pPr>
+        <w:spacing w:after="140" w:line="276"/>
+      </w:pPr>
+      <w:r>
+        <w:t xml:space="preserve">selected)` leaves them unregulated, so the run is open-loop apart from cryocoolers and any manual heaters.</w:t>
+      </w:r>
+    </w:p>
+    <w:p>
+      <w:pPr>
+        <w:pStyle w:val="ListParagraph"/>
+        <w:numPr>
+          <w:ilvl w:val="0"/>
+          <w:numId w:val="2"/>
+        </w:numPr>
+        <w:spacing w:after="70" w:line="264"/>
+      </w:pPr>
+      <w:r>
+        <w:rPr>
+          <w:b/>
+          <w:bCs/>
+        </w:rPr>
+        <w:t xml:space="preserve">MIMO PI Kp</w:t>
+      </w:r>
+      <w:r>
+        <w:t xml:space="preserve"> — proportional gain, per controlled sensor.</w:t>
+      </w:r>
+    </w:p>
+    <w:p>
+      <w:pPr>
+        <w:pStyle w:val="ListParagraph"/>
+        <w:numPr>
+          <w:ilvl w:val="0"/>
+          <w:numId w:val="2"/>
+        </w:numPr>
+        <w:spacing w:after="70" w:line="264"/>
+      </w:pPr>
+      <w:r>
+        <w:rPr>
+          <w:b/>
+          <w:bCs/>
+        </w:rPr>
+        <w:t xml:space="preserve">MIMO PI Ki</w:t>
+      </w:r>
+      <w:r>
+        <w:t xml:space="preserve"> — integral gain, per controlled sensor.</w:t>
+      </w:r>
+    </w:p>
+    <w:p>
+      <w:pPr>
+        <w:spacing w:after="140" w:line="276"/>
+      </w:pPr>
+      <w:r>
+        <w:t xml:space="preserve">Above those, </w:t>
+      </w:r>
+      <w:r>
+        <w:rPr>
+          <w:rFonts w:ascii="Consolas" w:cs="Consolas" w:eastAsia="Consolas" w:hAnsi="Consolas"/>
+          <w:color w:val="B91C1C"/>
+          <w:sz w:val="19"/>
+          <w:szCs w:val="19"/>
+        </w:rPr>
+        <w:t xml:space="preserve">dt_s</w:t>
+      </w:r>
+      <w:r>
+        <w:t xml:space="preserve"> is the control period and </w:t>
+      </w:r>
+      <w:r>
+        <w:rPr>
+          <w:rFonts w:ascii="Consolas" w:cs="Consolas" w:eastAsia="Consolas" w:hAnsi="Consolas"/>
+          <w:color w:val="B91C1C"/>
+          <w:sz w:val="19"/>
+          <w:szCs w:val="19"/>
+        </w:rPr>
+        <w:t xml:space="preserve">t_final_s</w:t>
+      </w:r>
+      <w:r>
+        <w:t xml:space="preserve"> is how long the run covers in simulated seconds.</w:t>
+      </w:r>
+    </w:p>
+    <w:p>
+      <w:pPr>
+        <w:spacing w:after="140" w:line="276"/>
+      </w:pPr>
+      <w:r>
+        <w:t xml:space="preserve">Press </w:t>
+      </w:r>
+      <w:r>
+        <w:rPr>
+          <w:b/>
+          <w:bCs/>
+        </w:rPr>
+        <w:t xml:space="preserve">Initialize</w:t>
+      </w:r>
+      <w:r>
+        <w:t xml:space="preserve"> to build the operator matrices and prepare the solver, then </w:t>
+      </w:r>
+      <w:r>
+        <w:rPr>
+          <w:b/>
+          <w:bCs/>
+        </w:rPr>
+        <w:t xml:space="preserve">Play</w:t>
+      </w:r>
+      <w:r>
+        <w:t xml:space="preserve">. The 3D view recolours as the simulation advances.</w:t>
+      </w:r>
+    </w:p>
+    <w:p>
+      <w:pPr>
+        <w:pBdr>
+          <w:left w:val="single" w:color="C2410C" w:sz="18" w:space="12"/>
+        </w:pBdr>
+        <w:spacing w:after="60" w:before="120"/>
+        <w:ind w:left="360"/>
+      </w:pPr>
+      <w:r>
+        <w:rPr>
+          <w:color w:val="374151"/>
+        </w:rPr>
+        <w:t xml:space="preserve">**A graph above about 250,000 cells will warn you before it tries to draw</w:t>
       </w:r>
     </w:p>
     <w:p>
@@ -4430,105 +3838,7 @@
         <w:rPr>
           <w:color w:val="374151"/>
         </w:rPr>
-        <w:t xml:space="preserve">generally will not carry, so the header ships a regularised inverse instead.</w:t>
-      </w:r>
-    </w:p>
-    <w:p>
-      <w:pPr>
-        <w:pBdr>
-          <w:left w:val="single" w:color="C2410C" w:sz="18" w:space="12"/>
-        </w:pBdr>
-        <w:spacing w:after="60" w:before="0"/>
-        <w:ind w:left="360"/>
-      </w:pPr>
-      <w:r>
-        <w:rPr>
-          <w:color w:val="374151"/>
-        </w:rPr>
-        <w:t xml:space="preserve">That substitution is </w:t>
-      </w:r>
-      <w:r>
-        <w:rPr>
-          <w:i/>
-          <w:iCs/>
-          <w:color w:val="374151"/>
-        </w:rPr>
-        <w:t xml:space="preserve">exact</w:t>
-      </w:r>
-      <w:r>
-        <w:rPr>
-          <w:color w:val="374151"/>
-        </w:rPr>
-        <w:t xml:space="preserve"> only when the undershoot weight is 1 and no heater</w:t>
-      </w:r>
-    </w:p>
-    <w:p>
-      <w:pPr>
-        <w:pBdr>
-          <w:left w:val="single" w:color="C2410C" w:sz="18" w:space="12"/>
-        </w:pBdr>
-        <w:spacing w:after="60" w:before="0"/>
-        <w:ind w:left="360"/>
-      </w:pPr>
-      <w:r>
-        <w:rPr>
-          <w:color w:val="374151"/>
-        </w:rPr>
-        <w:t xml:space="preserve">is bounded. The export runs the real allocator at export time and tells you the</w:t>
-      </w:r>
-    </w:p>
-    <w:p>
-      <w:pPr>
-        <w:pBdr>
-          <w:left w:val="single" w:color="C2410C" w:sz="18" w:space="12"/>
-        </w:pBdr>
-        <w:spacing w:after="60" w:before="0"/>
-        <w:ind w:left="360"/>
-      </w:pPr>
-      <w:r>
-        <w:rPr>
-          <w:color w:val="374151"/>
-        </w:rPr>
-        <w:t xml:space="preserve">measured deviation in watts rather than claiming they agree.</w:t>
-      </w:r>
-    </w:p>
-    <w:p>
-      <w:pPr>
-        <w:pBdr>
-          <w:left w:val="single" w:color="C2410C" w:sz="18" w:space="12"/>
-        </w:pBdr>
-        <w:spacing w:after="60" w:before="0"/>
-        <w:ind w:left="360"/>
-      </w:pPr>
-      <w:r>
-        <w:rPr>
-          <w:color w:val="374151"/>
-        </w:rPr>
-        <w:t xml:space="preserve">If no passive reference is available, the header defines</w:t>
-      </w:r>
-    </w:p>
-    <w:p>
-      <w:pPr>
-        <w:pBdr>
-          <w:left w:val="single" w:color="C2410C" w:sz="18" w:space="12"/>
-        </w:pBdr>
-        <w:spacing w:after="60" w:before="0"/>
-        <w:ind w:left="360"/>
-      </w:pPr>
-      <w:r>
-        <w:rPr>
-          <w:rFonts w:ascii="Consolas" w:cs="Consolas" w:eastAsia="Consolas" w:hAnsi="Consolas"/>
-          <w:color w:val="B91C1C"/>
-          <w:sz w:val="19"/>
-          <w:szCs w:val="19"/>
-        </w:rPr>
-        <w:t xml:space="preserve">PASSIVE_REFERENCE_UNKNOWN</w:t>
-      </w:r>
-      <w:r>
-        <w:rPr>
-          <w:color w:val="374151"/>
-        </w:rPr>
-        <w:t xml:space="preserve"> instead of emitting a zero, and tells the firmware</w:t>
+        <w:t xml:space="preserve">itself.** Live visualisation of a multi-million-cell model is slow and</w:t>
       </w:r>
     </w:p>
     <w:p>
@@ -4543,7 +3853,274 @@
         <w:rPr>
           <w:color w:val="374151"/>
         </w:rPr>
-        <w:t xml:space="preserve">to latch it from a quiet plant. A zero there would silently bias every command.</w:t>
+        <w:t xml:space="preserve">memory-hungry. For anything long, use the Headless Run tab (section 8).</w:t>
+      </w:r>
+    </w:p>
+    <w:p>
+      <w:pPr>
+        <w:pStyle w:val="Heading2"/>
+        <w:spacing w:after="120" w:before="260"/>
+      </w:pPr>
+      <w:r>
+        <w:t xml:space="preserve">Environment</w:t>
+      </w:r>
+    </w:p>
+    <w:p>
+      <w:pPr>
+        <w:spacing w:after="60" w:before="120"/>
+        <w:jc w:val="center"/>
+      </w:pPr>
+      <w:r>
+        <w:drawing>
+          <wp:inline distT="0" distB="0" distL="0" distR="0">
+            <wp:extent cx="5905500" cy="1924050"/>
+            <wp:effectExtent t="0" r="0" b="0" l="0"/>
+            <wp:docPr id="1" name="" descr="" title=""/>
+            <wp:cNvGraphicFramePr>
+              <a:graphicFrameLocks xmlns:a="http://schemas.openxmlformats.org/drawingml/2006/main" noChangeAspect="1"/>
+            </wp:cNvGraphicFramePr>
+            <a:graphic xmlns:a="http://schemas.openxmlformats.org/drawingml/2006/main">
+              <a:graphicData uri="http://schemas.openxmlformats.org/drawingml/2006/picture">
+                <pic:pic xmlns:pic="http://schemas.openxmlformats.org/drawingml/2006/picture">
+                  <pic:nvPicPr>
+                    <pic:cNvPr id="0" name="" descr=""/>
+                    <pic:cNvPicPr>
+                      <a:picLocks noChangeAspect="1" noChangeArrowheads="1"/>
+                    </pic:cNvPicPr>
+                  </pic:nvPicPr>
+                  <pic:blipFill>
+                    <a:blip r:embed="rId12" cstate="none"/>
+                    <a:srcRect/>
+                    <a:stretch>
+                      <a:fillRect/>
+                    </a:stretch>
+                  </pic:blipFill>
+                  <pic:spPr bwMode="auto">
+                    <a:xfrm>
+                      <a:off x="0" y="0"/>
+                      <a:ext cx="5905500" cy="1924050"/>
+                    </a:xfrm>
+                    <a:prstGeom prst="rect">
+                      <a:avLst/>
+                    </a:prstGeom>
+                  </pic:spPr>
+                </pic:pic>
+              </a:graphicData>
+            </a:graphic>
+          </wp:inline>
+        </w:drawing>
+      </w:r>
+    </w:p>
+    <w:p>
+      <w:pPr>
+        <w:spacing w:after="200"/>
+        <w:jc w:val="center"/>
+      </w:pPr>
+      <w:r>
+        <w:rPr>
+          <w:i/>
+          <w:iCs/>
+          <w:color w:val="6B7280"/>
+          <w:sz w:val="18"/>
+          <w:szCs w:val="18"/>
+        </w:rPr>
+        <w:t xml:space="preserve">The Environment section</w:t>
+      </w:r>
+    </w:p>
+    <w:p>
+      <w:pPr>
+        <w:spacing w:after="140" w:line="276"/>
+      </w:pPr>
+      <w:r>
+        <w:t xml:space="preserve">Two radiative backgrounds, and the distinction matters. The </w:t>
+      </w:r>
+      <w:r>
+        <w:rPr>
+          <w:b/>
+          <w:bCs/>
+        </w:rPr>
+        <w:t xml:space="preserve">exterior</w:t>
+      </w:r>
+      <w:r>
+        <w:t xml:space="preserve"> is the room the outside of the assembly radiates to. The </w:t>
+      </w:r>
+      <w:r>
+        <w:rPr>
+          <w:b/>
+          <w:bCs/>
+        </w:rPr>
+        <w:t xml:space="preserve">interior</w:t>
+      </w:r>
+      <w:r>
+        <w:t xml:space="preserve"> is the cryocooled vacuum enclosure the inner surfaces see. Which surfaces get which is decided by the view-factor classification; until that runs, everything radiates to the exterior.</w:t>
+      </w:r>
+    </w:p>
+    <w:p>
+      <w:pPr>
+        <w:pStyle w:val="Heading2"/>
+        <w:spacing w:after="120" w:before="260"/>
+      </w:pPr>
+      <w:r>
+        <w:t xml:space="preserve">Material properties</w:t>
+      </w:r>
+    </w:p>
+    <w:p>
+      <w:pPr>
+        <w:spacing w:after="60" w:before="120"/>
+        <w:jc w:val="center"/>
+      </w:pPr>
+      <w:r>
+        <w:drawing>
+          <wp:inline distT="0" distB="0" distL="0" distR="0">
+            <wp:extent cx="5905500" cy="2428875"/>
+            <wp:effectExtent t="0" r="0" b="0" l="0"/>
+            <wp:docPr id="1" name="" descr="" title=""/>
+            <wp:cNvGraphicFramePr>
+              <a:graphicFrameLocks xmlns:a="http://schemas.openxmlformats.org/drawingml/2006/main" noChangeAspect="1"/>
+            </wp:cNvGraphicFramePr>
+            <a:graphic xmlns:a="http://schemas.openxmlformats.org/drawingml/2006/main">
+              <a:graphicData uri="http://schemas.openxmlformats.org/drawingml/2006/picture">
+                <pic:pic xmlns:pic="http://schemas.openxmlformats.org/drawingml/2006/picture">
+                  <pic:nvPicPr>
+                    <pic:cNvPr id="0" name="" descr=""/>
+                    <pic:cNvPicPr>
+                      <a:picLocks noChangeAspect="1" noChangeArrowheads="1"/>
+                    </pic:cNvPicPr>
+                  </pic:nvPicPr>
+                  <pic:blipFill>
+                    <a:blip r:embed="rId13" cstate="none"/>
+                    <a:srcRect/>
+                    <a:stretch>
+                      <a:fillRect/>
+                    </a:stretch>
+                  </pic:blipFill>
+                  <pic:spPr bwMode="auto">
+                    <a:xfrm>
+                      <a:off x="0" y="0"/>
+                      <a:ext cx="5905500" cy="2428875"/>
+                    </a:xfrm>
+                    <a:prstGeom prst="rect">
+                      <a:avLst/>
+                    </a:prstGeom>
+                  </pic:spPr>
+                </pic:pic>
+              </a:graphicData>
+            </a:graphic>
+          </wp:inline>
+        </w:drawing>
+      </w:r>
+    </w:p>
+    <w:p>
+      <w:pPr>
+        <w:spacing w:after="200"/>
+        <w:jc w:val="center"/>
+      </w:pPr>
+      <w:r>
+        <w:rPr>
+          <w:i/>
+          <w:iCs/>
+          <w:color w:val="6B7280"/>
+          <w:sz w:val="18"/>
+          <w:szCs w:val="18"/>
+        </w:rPr>
+        <w:t xml:space="preserve">The Material Properties section</w:t>
+      </w:r>
+    </w:p>
+    <w:p>
+      <w:pPr>
+        <w:spacing w:after="140" w:line="276"/>
+      </w:pPr>
+      <w:r>
+        <w:t xml:space="preserve">At cryogenic temperatures, specific heat and thermal conductivity are not constants — copper's conductivity varies by orders of magnitude between 4 K and room temperature. Turning on temperature-dependent properties makes the solver evaluate them at each cell's current temperature instead of using a single value.</w:t>
+      </w:r>
+    </w:p>
+    <w:p>
+      <w:pPr>
+        <w:pStyle w:val="Heading2"/>
+        <w:spacing w:after="120" w:before="260"/>
+      </w:pPr>
+      <w:r>
+        <w:t xml:space="preserve">Cryocooler</w:t>
+      </w:r>
+    </w:p>
+    <w:p>
+      <w:pPr>
+        <w:spacing w:after="60" w:before="120"/>
+        <w:jc w:val="center"/>
+      </w:pPr>
+      <w:r>
+        <w:drawing>
+          <wp:inline distT="0" distB="0" distL="0" distR="0">
+            <wp:extent cx="5905500" cy="2124075"/>
+            <wp:effectExtent t="0" r="0" b="0" l="0"/>
+            <wp:docPr id="1" name="" descr="" title=""/>
+            <wp:cNvGraphicFramePr>
+              <a:graphicFrameLocks xmlns:a="http://schemas.openxmlformats.org/drawingml/2006/main" noChangeAspect="1"/>
+            </wp:cNvGraphicFramePr>
+            <a:graphic xmlns:a="http://schemas.openxmlformats.org/drawingml/2006/main">
+              <a:graphicData uri="http://schemas.openxmlformats.org/drawingml/2006/picture">
+                <pic:pic xmlns:pic="http://schemas.openxmlformats.org/drawingml/2006/picture">
+                  <pic:nvPicPr>
+                    <pic:cNvPr id="0" name="" descr=""/>
+                    <pic:cNvPicPr>
+                      <a:picLocks noChangeAspect="1" noChangeArrowheads="1"/>
+                    </pic:cNvPicPr>
+                  </pic:nvPicPr>
+                  <pic:blipFill>
+                    <a:blip r:embed="rId14" cstate="none"/>
+                    <a:srcRect/>
+                    <a:stretch>
+                      <a:fillRect/>
+                    </a:stretch>
+                  </pic:blipFill>
+                  <pic:spPr bwMode="auto">
+                    <a:xfrm>
+                      <a:off x="0" y="0"/>
+                      <a:ext cx="5905500" cy="2124075"/>
+                    </a:xfrm>
+                    <a:prstGeom prst="rect">
+                      <a:avLst/>
+                    </a:prstGeom>
+                  </pic:spPr>
+                </pic:pic>
+              </a:graphicData>
+            </a:graphic>
+          </wp:inline>
+        </w:drawing>
+      </w:r>
+    </w:p>
+    <w:p>
+      <w:pPr>
+        <w:spacing w:after="200"/>
+        <w:jc w:val="center"/>
+      </w:pPr>
+      <w:r>
+        <w:rPr>
+          <w:i/>
+          <w:iCs/>
+          <w:color w:val="6B7280"/>
+          <w:sz w:val="18"/>
+          <w:szCs w:val="18"/>
+        </w:rPr>
+        <w:t xml:space="preserve">The Cryocooler section</w:t>
+      </w:r>
+    </w:p>
+    <w:p>
+      <w:pPr>
+        <w:spacing w:after="140" w:line="276"/>
+      </w:pPr>
+      <w:r>
+        <w:t xml:space="preserve">The cooler is modelled by its </w:t>
+      </w:r>
+      <w:r>
+        <w:rPr>
+          <w:b/>
+          <w:bCs/>
+        </w:rPr>
+        <w:t xml:space="preserve">lift curve</w:t>
+      </w:r>
+      <w:r>
+        <w:t xml:space="preserve">: how much heat it removes as a function of its own tip temperature. It is not a fixed heat sink, and this is why "how much cooling do I have?" only has an answer once you know how cold the tip is.</w:t>
       </w:r>
     </w:p>
     <w:p>
@@ -4563,35 +4140,119 @@
         <w:spacing w:after="120" w:before="360"/>
       </w:pPr>
       <w:r>
-        <w:t xml:space="preserve">8. Long runs</w:t>
-      </w:r>
-    </w:p>
-    <w:p>
-      <w:pPr>
-        <w:spacing w:after="140" w:line="276"/>
-      </w:pPr>
-      <w:r>
-        <w:t xml:space="preserve">The </w:t>
+        <w:t xml:space="preserve">7. The controller</w:t>
+      </w:r>
+    </w:p>
+    <w:p>
+      <w:pPr>
+        <w:pStyle w:val="Heading2"/>
+        <w:spacing w:after="120" w:before="260"/>
+      </w:pPr>
+      <w:r>
+        <w:t xml:space="preserve">Why it is not one PID per heater</w:t>
+      </w:r>
+    </w:p>
+    <w:p>
+      <w:pPr>
+        <w:spacing w:after="140" w:line="276"/>
+      </w:pPr>
+      <w:r>
+        <w:t xml:space="preserve">The obvious design — pair each heater with its nearest sensor and give each pair a PID loop — </w:t>
       </w:r>
       <w:r>
         <w:rPr>
           <w:b/>
           <w:bCs/>
         </w:rPr>
-        <w:t xml:space="preserve">Headless Run</w:t>
-      </w:r>
-      <w:r>
-        <w:t xml:space="preserve"> tab never loads a graph into the application window. That is the entire point of it: a multi-million-cell model will not fit beside the 3D viewer, and redrawing during an overnight run is wasted work. It lists graphs by reading a file header, launches the run as a </w:t>
+        <w:t xml:space="preserve">does not work on this plant</w:t>
+      </w:r>
+      <w:r>
+        <w:t xml:space="preserve">, and it is worth understanding why before you tune anything.</w:t>
+      </w:r>
+    </w:p>
+    <w:p>
+      <w:pPr>
+        <w:spacing w:after="140" w:line="276"/>
+      </w:pPr>
+      <w:r>
+        <w:t xml:space="preserve">On the reference assembly, only about </w:t>
       </w:r>
       <w:r>
         <w:rPr>
           <w:b/>
           <w:bCs/>
         </w:rPr>
-        <w:t xml:space="preserve">detached process</w:t>
-      </w:r>
-      <w:r>
-        <w:t xml:space="preserve"> that survives closing the app, and monitors it by polling that run's own status file.</w:t>
+        <w:t xml:space="preserve">0.7%</w:t>
+      </w:r>
+      <w:r>
+        <w:t xml:space="preserve"> of a heater's steady influence lands on its own sensor. The rest goes everywhere else. Worse, the relative gain array has a </w:t>
+      </w:r>
+      <w:r>
+        <w:rPr>
+          <w:b/>
+          <w:bCs/>
+        </w:rPr>
+        <w:t xml:space="preserve">negative diagonal on 26 of 27 pairings</w:t>
+      </w:r>
+      <w:r>
+        <w:t xml:space="preserve">: once the neighbouring loops close, a pair's loop drives in the </w:t>
+      </w:r>
+      <w:r>
+        <w:rPr>
+          <w:i/>
+          <w:iCs/>
+        </w:rPr>
+        <w:t xml:space="preserve">wrong direction</w:t>
+      </w:r>
+      <w:r>
+        <w:t xml:space="preserve">.</w:t>
+      </w:r>
+    </w:p>
+    <w:p>
+      <w:pPr>
+        <w:spacing w:after="140" w:line="276"/>
+      </w:pPr>
+      <w:r>
+        <w:t xml:space="preserve">So the controller does not pair anything. It inverts the whole gain matrix </w:t>
+      </w:r>
+      <w:r>
+        <w:rPr>
+          <w:rFonts w:ascii="Consolas" w:cs="Consolas" w:eastAsia="Consolas" w:hAnsi="Consolas"/>
+          <w:color w:val="B91C1C"/>
+          <w:sz w:val="19"/>
+          <w:szCs w:val="19"/>
+        </w:rPr>
+        <w:t xml:space="preserve">G</w:t>
+      </w:r>
+      <w:r>
+        <w:t xml:space="preserve"> once. After that inversion, the loop from a virtual command to the sensors is the identity, and the PI runs as independent scalar channels in that decoupled space.</w:t>
+      </w:r>
+    </w:p>
+    <w:p>
+      <w:pPr>
+        <w:spacing w:after="140" w:line="276"/>
+      </w:pPr>
+      <w:r>
+        <w:t xml:space="preserve">This is why </w:t>
+      </w:r>
+      <w:r>
+        <w:rPr>
+          <w:b/>
+          <w:bCs/>
+        </w:rPr>
+        <w:t xml:space="preserve">a gain matrix is mandatory</w:t>
+      </w:r>
+      <w:r>
+        <w:t xml:space="preserve"> and why Kp and Ki alone do not define this controller.</w:t>
+      </w:r>
+    </w:p>
+    <w:p>
+      <w:pPr>
+        <w:pStyle w:val="Heading2"/>
+        <w:spacing w:after="120" w:before="260"/>
+      </w:pPr>
+      <w:r>
+        <w:t xml:space="preserve">Step one: identify the plant</w:t>
       </w:r>
     </w:p>
     <w:p>
@@ -4602,7 +4263,653 @@
       <w:r>
         <w:drawing>
           <wp:inline distT="0" distB="0" distL="0" distR="0">
-            <wp:extent cx="5905500" cy="4933950"/>
+            <wp:extent cx="5905500" cy="5019675"/>
+            <wp:effectExtent t="0" r="0" b="0" l="0"/>
+            <wp:docPr id="1" name="" descr="" title=""/>
+            <wp:cNvGraphicFramePr>
+              <a:graphicFrameLocks xmlns:a="http://schemas.openxmlformats.org/drawingml/2006/main" noChangeAspect="1"/>
+            </wp:cNvGraphicFramePr>
+            <a:graphic xmlns:a="http://schemas.openxmlformats.org/drawingml/2006/main">
+              <a:graphicData uri="http://schemas.openxmlformats.org/drawingml/2006/picture">
+                <pic:pic xmlns:pic="http://schemas.openxmlformats.org/drawingml/2006/picture">
+                  <pic:nvPicPr>
+                    <pic:cNvPr id="0" name="" descr=""/>
+                    <pic:cNvPicPr>
+                      <a:picLocks noChangeAspect="1" noChangeArrowheads="1"/>
+                    </pic:cNvPicPr>
+                  </pic:nvPicPr>
+                  <pic:blipFill>
+                    <a:blip r:embed="rId15" cstate="none"/>
+                    <a:srcRect/>
+                    <a:stretch>
+                      <a:fillRect/>
+                    </a:stretch>
+                  </pic:blipFill>
+                  <pic:spPr bwMode="auto">
+                    <a:xfrm>
+                      <a:off x="0" y="0"/>
+                      <a:ext cx="5905500" cy="5019675"/>
+                    </a:xfrm>
+                    <a:prstGeom prst="rect">
+                      <a:avLst/>
+                    </a:prstGeom>
+                  </pic:spPr>
+                </pic:pic>
+              </a:graphicData>
+            </a:graphic>
+          </wp:inline>
+        </w:drawing>
+      </w:r>
+    </w:p>
+    <w:p>
+      <w:pPr>
+        <w:spacing w:after="200"/>
+        <w:jc w:val="center"/>
+      </w:pPr>
+      <w:r>
+        <w:rPr>
+          <w:i/>
+          <w:iCs/>
+          <w:color w:val="6B7280"/>
+          <w:sz w:val="18"/>
+          <w:szCs w:val="18"/>
+        </w:rPr>
+        <w:t xml:space="preserve">The Sys ID section</w:t>
+      </w:r>
+    </w:p>
+    <w:p>
+      <w:pPr>
+        <w:spacing w:after="140" w:line="276"/>
+      </w:pPr>
+      <w:r>
+        <w:t xml:space="preserve">The sys ID steps each heater in turn and measures every sensor's steady response, producing </w:t>
+      </w:r>
+      <w:r>
+        <w:rPr>
+          <w:rFonts w:ascii="Consolas" w:cs="Consolas" w:eastAsia="Consolas" w:hAnsi="Consolas"/>
+          <w:color w:val="B91C1C"/>
+          <w:sz w:val="19"/>
+          <w:szCs w:val="19"/>
+        </w:rPr>
+        <w:t xml:space="preserve">G</w:t>
+      </w:r>
+      <w:r>
+        <w:t xml:space="preserve"> in kelvin per watt.</w:t>
+      </w:r>
+    </w:p>
+    <w:p>
+      <w:pPr>
+        <w:spacing w:after="140" w:line="276"/>
+      </w:pPr>
+      <w:r>
+        <w:t xml:space="preserve">Two settings decide whether the result is any good:</w:t>
+      </w:r>
+    </w:p>
+    <w:p>
+      <w:pPr>
+        <w:pStyle w:val="ListParagraph"/>
+        <w:numPr>
+          <w:ilvl w:val="0"/>
+          <w:numId w:val="3"/>
+        </w:numPr>
+        <w:spacing w:after="70" w:line="264"/>
+      </w:pPr>
+      <w:r>
+        <w:rPr>
+          <w:b/>
+          <w:bCs/>
+        </w:rPr>
+        <w:t xml:space="preserve">Step power</w:t>
+      </w:r>
+      <w:r>
+        <w:t xml:space="preserve"> must be large enough to move the sensors clear of numerical</w:t>
+      </w:r>
+    </w:p>
+    <w:p>
+      <w:pPr>
+        <w:spacing w:after="140" w:line="276"/>
+      </w:pPr>
+      <w:r>
+        <w:t xml:space="preserve">noise.</w:t>
+      </w:r>
+    </w:p>
+    <w:p>
+      <w:pPr>
+        <w:pStyle w:val="ListParagraph"/>
+        <w:numPr>
+          <w:ilvl w:val="0"/>
+          <w:numId w:val="3"/>
+        </w:numPr>
+        <w:spacing w:after="70" w:line="264"/>
+      </w:pPr>
+      <w:r>
+        <w:rPr>
+          <w:b/>
+          <w:bCs/>
+        </w:rPr>
+        <w:t xml:space="preserve">Durations</w:t>
+      </w:r>
+      <w:r>
+        <w:t xml:space="preserve"> must be long enough for the plant to actually settle. This plant's</w:t>
+      </w:r>
+    </w:p>
+    <w:p>
+      <w:pPr>
+        <w:spacing w:after="140" w:line="276"/>
+      </w:pPr>
+      <w:r>
+        <w:t xml:space="preserve">slowest modes run to many hours; a test that stops early measures a transient and calls it a steady state.</w:t>
+      </w:r>
+    </w:p>
+    <w:p>
+      <w:pPr>
+        <w:spacing w:after="140" w:line="276"/>
+      </w:pPr>
+      <w:r>
+        <w:t xml:space="preserve">The result is saved as a run folder under the graph's </w:t>
+      </w:r>
+      <w:r>
+        <w:rPr>
+          <w:rFonts w:ascii="Consolas" w:cs="Consolas" w:eastAsia="Consolas" w:hAnsi="Consolas"/>
+          <w:color w:val="B91C1C"/>
+          <w:sz w:val="19"/>
+          <w:szCs w:val="19"/>
+        </w:rPr>
+        <w:t xml:space="preserve">sys_id/</w:t>
+      </w:r>
+      <w:r>
+        <w:t xml:space="preserve">.</w:t>
+      </w:r>
+    </w:p>
+    <w:p>
+      <w:pPr>
+        <w:pStyle w:val="Heading2"/>
+        <w:spacing w:after="120" w:before="260"/>
+      </w:pPr>
+      <w:r>
+        <w:t xml:space="preserve">Step two: set the gains</w:t>
+      </w:r>
+    </w:p>
+    <w:p>
+      <w:pPr>
+        <w:spacing w:after="140" w:line="276"/>
+      </w:pPr>
+      <w:r>
+        <w:t xml:space="preserve">After decoupling, every channel has unit DC gain, which makes the tuning unusually direct:</w:t>
+      </w:r>
+    </w:p>
+    <w:p>
+      <w:pPr>
+        <w:pStyle w:val="ListParagraph"/>
+        <w:numPr>
+          <w:ilvl w:val="0"/>
+          <w:numId w:val="3"/>
+        </w:numPr>
+        <w:spacing w:after="70" w:line="264"/>
+      </w:pPr>
+      <w:r>
+        <w:rPr>
+          <w:rFonts w:ascii="Consolas" w:cs="Consolas" w:eastAsia="Consolas" w:hAnsi="Consolas"/>
+          <w:color w:val="B91C1C"/>
+          <w:sz w:val="19"/>
+          <w:szCs w:val="19"/>
+        </w:rPr>
+        <w:t xml:space="preserve">Ki = 1 / lambda</w:t>
+      </w:r>
+      <w:r>
+        <w:t xml:space="preserve">, where lambda is the closed-loop time constant you want.</w:t>
+      </w:r>
+    </w:p>
+    <w:p>
+      <w:pPr>
+        <w:pStyle w:val="ListParagraph"/>
+        <w:numPr>
+          <w:ilvl w:val="0"/>
+          <w:numId w:val="3"/>
+        </w:numPr>
+        <w:spacing w:after="70" w:line="264"/>
+      </w:pPr>
+      <w:r>
+        <w:rPr>
+          <w:rFonts w:ascii="Consolas" w:cs="Consolas" w:eastAsia="Consolas" w:hAnsi="Consolas"/>
+          <w:color w:val="B91C1C"/>
+          <w:sz w:val="19"/>
+          <w:szCs w:val="19"/>
+        </w:rPr>
+        <w:t xml:space="preserve">Kp = tau / lambda</w:t>
+      </w:r>
+      <w:r>
+        <w:t xml:space="preserve">.</w:t>
+      </w:r>
+    </w:p>
+    <w:p>
+      <w:pPr>
+        <w:spacing w:after="140" w:line="276"/>
+      </w:pPr>
+      <w:r>
+        <w:rPr>
+          <w:b/>
+          <w:bCs/>
+        </w:rPr>
+        <w:t xml:space="preserve">Do not ask for a lambda faster than the plant's fastest retained mode.</w:t>
+      </w:r>
+      <w:r>
+        <w:t xml:space="preserve"> The model truncates the fast dynamics, so commanding faster than it excites behaviour the model does not contain. Starting at </w:t>
+      </w:r>
+      <w:r>
+        <w:rPr>
+          <w:rFonts w:ascii="Consolas" w:cs="Consolas" w:eastAsia="Consolas" w:hAnsi="Consolas"/>
+          <w:color w:val="B91C1C"/>
+          <w:sz w:val="19"/>
+          <w:szCs w:val="19"/>
+        </w:rPr>
+        <w:t xml:space="preserve">Kp = 0</w:t>
+      </w:r>
+      <w:r>
+        <w:t xml:space="preserve"> gives feedforward plus integral, which is a reasonable place to begin; raise it if the approach is too sluggish.</w:t>
+      </w:r>
+    </w:p>
+    <w:p>
+      <w:pPr>
+        <w:pStyle w:val="Heading2"/>
+        <w:spacing w:after="120" w:before="260"/>
+      </w:pPr>
+      <w:r>
+        <w:t xml:space="preserve">Step three: the limits</w:t>
+      </w:r>
+    </w:p>
+    <w:p>
+      <w:pPr>
+        <w:spacing w:after="60" w:before="120"/>
+        <w:jc w:val="center"/>
+      </w:pPr>
+      <w:r>
+        <w:drawing>
+          <wp:inline distT="0" distB="0" distL="0" distR="0">
+            <wp:extent cx="5905500" cy="1343025"/>
+            <wp:effectExtent t="0" r="0" b="0" l="0"/>
+            <wp:docPr id="1" name="" descr="" title=""/>
+            <wp:cNvGraphicFramePr>
+              <a:graphicFrameLocks xmlns:a="http://schemas.openxmlformats.org/drawingml/2006/main" noChangeAspect="1"/>
+            </wp:cNvGraphicFramePr>
+            <a:graphic xmlns:a="http://schemas.openxmlformats.org/drawingml/2006/main">
+              <a:graphicData uri="http://schemas.openxmlformats.org/drawingml/2006/picture">
+                <pic:pic xmlns:pic="http://schemas.openxmlformats.org/drawingml/2006/picture">
+                  <pic:nvPicPr>
+                    <pic:cNvPr id="0" name="" descr=""/>
+                    <pic:cNvPicPr>
+                      <a:picLocks noChangeAspect="1" noChangeArrowheads="1"/>
+                    </pic:cNvPicPr>
+                  </pic:nvPicPr>
+                  <pic:blipFill>
+                    <a:blip r:embed="rId16" cstate="none"/>
+                    <a:srcRect/>
+                    <a:stretch>
+                      <a:fillRect/>
+                    </a:stretch>
+                  </pic:blipFill>
+                  <pic:spPr bwMode="auto">
+                    <a:xfrm>
+                      <a:off x="0" y="0"/>
+                      <a:ext cx="5905500" cy="1343025"/>
+                    </a:xfrm>
+                    <a:prstGeom prst="rect">
+                      <a:avLst/>
+                    </a:prstGeom>
+                  </pic:spPr>
+                </pic:pic>
+              </a:graphicData>
+            </a:graphic>
+          </wp:inline>
+        </w:drawing>
+      </w:r>
+    </w:p>
+    <w:p>
+      <w:pPr>
+        <w:spacing w:after="200"/>
+        <w:jc w:val="center"/>
+      </w:pPr>
+      <w:r>
+        <w:rPr>
+          <w:i/>
+          <w:iCs/>
+          <w:color w:val="6B7280"/>
+          <w:sz w:val="18"/>
+          <w:szCs w:val="18"/>
+        </w:rPr>
+        <w:t xml:space="preserve">The Controller (limits) section</w:t>
+      </w:r>
+    </w:p>
+    <w:p>
+      <w:pPr>
+        <w:pStyle w:val="ListParagraph"/>
+        <w:numPr>
+          <w:ilvl w:val="0"/>
+          <w:numId w:val="2"/>
+        </w:numPr>
+        <w:spacing w:after="70" w:line="264"/>
+      </w:pPr>
+      <w:r>
+        <w:rPr>
+          <w:b/>
+          <w:bCs/>
+        </w:rPr>
+        <w:t xml:space="preserve">max heater power W (all heaters)</w:t>
+      </w:r>
+      <w:r>
+        <w:t xml:space="preserve"> — a </w:t>
+      </w:r>
+      <w:r>
+        <w:rPr>
+          <w:b/>
+          <w:bCs/>
+        </w:rPr>
+        <w:t xml:space="preserve">ceiling</w:t>
+      </w:r>
+      <w:r>
+        <w:t xml:space="preserve"> on every heater, not a</w:t>
+      </w:r>
+    </w:p>
+    <w:p>
+      <w:pPr>
+        <w:spacing w:after="140" w:line="276"/>
+      </w:pPr>
+      <w:r>
+        <w:t xml:space="preserve">fallback for ones that lack a rating. A heater rated below it keeps its lower rating; a per-heater override in the run table beats it outright. </w:t>
+      </w:r>
+      <w:r>
+        <w:rPr>
+          <w:rFonts w:ascii="Consolas" w:cs="Consolas" w:eastAsia="Consolas" w:hAnsi="Consolas"/>
+          <w:color w:val="B91C1C"/>
+          <w:sz w:val="19"/>
+          <w:szCs w:val="19"/>
+        </w:rPr>
+        <w:t xml:space="preserve">0</w:t>
+      </w:r>
+      <w:r>
+        <w:t xml:space="preserve"> means no ceiling.</w:t>
+      </w:r>
+    </w:p>
+    <w:p>
+      <w:pPr>
+        <w:pStyle w:val="ListParagraph"/>
+        <w:numPr>
+          <w:ilvl w:val="0"/>
+          <w:numId w:val="2"/>
+        </w:numPr>
+        <w:spacing w:after="70" w:line="264"/>
+      </w:pPr>
+      <w:r>
+        <w:rPr>
+          <w:b/>
+          <w:bCs/>
+        </w:rPr>
+        <w:t xml:space="preserve">hard slew W/s (all heaters)</w:t>
+      </w:r>
+      <w:r>
+        <w:t xml:space="preserve"> — the maximum rate of change of a heater's</w:t>
+      </w:r>
+    </w:p>
+    <w:p>
+      <w:pPr>
+        <w:spacing w:after="140" w:line="276"/>
+      </w:pPr>
+      <w:r>
+        <w:rPr>
+          <w:i/>
+          <w:iCs/>
+        </w:rPr>
+        <w:t xml:space="preserve">commanded</w:t>
+      </w:r>
+      <w:r>
+        <w:t xml:space="preserve"> power. This models the driver electronics, not the thermal response, which is already in the model. At any sane </w:t>
+      </w:r>
+      <w:r>
+        <w:rPr>
+          <w:rFonts w:ascii="Consolas" w:cs="Consolas" w:eastAsia="Consolas" w:hAnsi="Consolas"/>
+          <w:color w:val="B91C1C"/>
+          <w:sz w:val="19"/>
+          <w:szCs w:val="19"/>
+        </w:rPr>
+        <w:t xml:space="preserve">dt</w:t>
+      </w:r>
+      <w:r>
+        <w:t xml:space="preserve"> it is non-binding. Lower it only to encode a real constraint: a rate limiter that binds costs phase margin and can drive oscillation.</w:t>
+      </w:r>
+    </w:p>
+    <w:p>
+      <w:pPr>
+        <w:pStyle w:val="ListParagraph"/>
+        <w:numPr>
+          <w:ilvl w:val="0"/>
+          <w:numId w:val="2"/>
+        </w:numPr>
+        <w:spacing w:after="70" w:line="264"/>
+      </w:pPr>
+      <w:r>
+        <w:rPr>
+          <w:b/>
+          <w:bCs/>
+        </w:rPr>
+        <w:t xml:space="preserve">undershoot weight</w:t>
+      </w:r>
+      <w:r>
+        <w:t xml:space="preserve"> — how much more the allocator dislikes leaving a sensor</w:t>
+      </w:r>
+    </w:p>
+    <w:p>
+      <w:pPr>
+        <w:spacing w:after="140" w:line="276"/>
+      </w:pPr>
+      <w:r>
+        <w:rPr>
+          <w:i/>
+          <w:iCs/>
+        </w:rPr>
+        <w:t xml:space="preserve">short</w:t>
+      </w:r>
+      <w:r>
+        <w:t xml:space="preserve"> of its target than pushing it past. </w:t>
+      </w:r>
+      <w:r>
+        <w:rPr>
+          <w:rFonts w:ascii="Consolas" w:cs="Consolas" w:eastAsia="Consolas" w:hAnsi="Consolas"/>
+          <w:color w:val="B91C1C"/>
+          <w:sz w:val="19"/>
+          <w:szCs w:val="19"/>
+        </w:rPr>
+        <w:t xml:space="preserve">1.0</w:t>
+      </w:r>
+      <w:r>
+        <w:t xml:space="preserve"> is symmetric. Symmetric is usually wrong here, because heating the coldest sensor necessarily overshoots a neighbour that is nearly right, and a symmetric objective scores that overshoot as badly as the cold it removes — so the command stops early.</w:t>
+      </w:r>
+    </w:p>
+    <w:p>
+      <w:pPr>
+        <w:pStyle w:val="Heading2"/>
+        <w:spacing w:after="120" w:before="260"/>
+      </w:pPr>
+      <w:r>
+        <w:t xml:space="preserve">The allocator</w:t>
+      </w:r>
+    </w:p>
+    <w:p>
+      <w:pPr>
+        <w:spacing w:after="60" w:before="120"/>
+        <w:jc w:val="center"/>
+      </w:pPr>
+      <w:r>
+        <w:drawing>
+          <wp:inline distT="0" distB="0" distL="0" distR="0">
+            <wp:extent cx="5905500" cy="1828800"/>
+            <wp:effectExtent t="0" r="0" b="0" l="0"/>
+            <wp:docPr id="1" name="" descr="" title=""/>
+            <wp:cNvGraphicFramePr>
+              <a:graphicFrameLocks xmlns:a="http://schemas.openxmlformats.org/drawingml/2006/main" noChangeAspect="1"/>
+            </wp:cNvGraphicFramePr>
+            <a:graphic xmlns:a="http://schemas.openxmlformats.org/drawingml/2006/main">
+              <a:graphicData uri="http://schemas.openxmlformats.org/drawingml/2006/picture">
+                <pic:pic xmlns:pic="http://schemas.openxmlformats.org/drawingml/2006/picture">
+                  <pic:nvPicPr>
+                    <pic:cNvPr id="0" name="" descr=""/>
+                    <pic:cNvPicPr>
+                      <a:picLocks noChangeAspect="1" noChangeArrowheads="1"/>
+                    </pic:cNvPicPr>
+                  </pic:nvPicPr>
+                  <pic:blipFill>
+                    <a:blip r:embed="rId17" cstate="none"/>
+                    <a:srcRect/>
+                    <a:stretch>
+                      <a:fillRect/>
+                    </a:stretch>
+                  </pic:blipFill>
+                  <pic:spPr bwMode="auto">
+                    <a:xfrm>
+                      <a:off x="0" y="0"/>
+                      <a:ext cx="5905500" cy="1828800"/>
+                    </a:xfrm>
+                    <a:prstGeom prst="rect">
+                      <a:avLst/>
+                    </a:prstGeom>
+                  </pic:spPr>
+                </pic:pic>
+              </a:graphicData>
+            </a:graphic>
+          </wp:inline>
+        </w:drawing>
+      </w:r>
+    </w:p>
+    <w:p>
+      <w:pPr>
+        <w:spacing w:after="200"/>
+        <w:jc w:val="center"/>
+      </w:pPr>
+      <w:r>
+        <w:rPr>
+          <w:i/>
+          <w:iCs/>
+          <w:color w:val="6B7280"/>
+          <w:sz w:val="18"/>
+          <w:szCs w:val="18"/>
+        </w:rPr>
+        <w:t xml:space="preserve">The MIMO Thermal-Rate QP section</w:t>
+      </w:r>
+    </w:p>
+    <w:p>
+      <w:pPr>
+        <w:spacing w:after="140" w:line="276"/>
+      </w:pPr>
+      <w:r>
+        <w:t xml:space="preserve">Heater commands come from a bounded least-squares solve, not a raw matrix inversion. That matters when heaters saturate: the solver redistributes demand onto the unsaturated heaters instead of truncating each channel independently.</w:t>
+      </w:r>
+    </w:p>
+    <w:p>
+      <w:pPr>
+        <w:pStyle w:val="ListParagraph"/>
+        <w:numPr>
+          <w:ilvl w:val="0"/>
+          <w:numId w:val="2"/>
+        </w:numPr>
+        <w:spacing w:after="70" w:line="264"/>
+      </w:pPr>
+      <w:r>
+        <w:rPr>
+          <w:b/>
+          <w:bCs/>
+        </w:rPr>
+        <w:t xml:space="preserve">lambda_u</w:t>
+      </w:r>
+      <w:r>
+        <w:t xml:space="preserve"> — how much the solve penalises control effort. Directions the</w:t>
+      </w:r>
+    </w:p>
+    <w:p>
+      <w:pPr>
+        <w:spacing w:after="140" w:line="276"/>
+      </w:pPr>
+      <w:r>
+        <w:t xml:space="preserve">plant barely has cost enormous power for almost no temperature, and inverting through them makes the allocation flip between near-equivalent answers from step to step.</w:t>
+      </w:r>
+    </w:p>
+    <w:p>
+      <w:pPr>
+        <w:pStyle w:val="ListParagraph"/>
+        <w:numPr>
+          <w:ilvl w:val="0"/>
+          <w:numId w:val="2"/>
+        </w:numPr>
+        <w:spacing w:after="70" w:line="264"/>
+      </w:pPr>
+      <w:r>
+        <w:rPr>
+          <w:b/>
+          <w:bCs/>
+        </w:rPr>
+        <w:t xml:space="preserve">rho_du</w:t>
+      </w:r>
+      <w:r>
+        <w:t xml:space="preserve"> — penalises </w:t>
+      </w:r>
+      <w:r>
+        <w:rPr>
+          <w:i/>
+          <w:iCs/>
+        </w:rPr>
+        <w:t xml:space="preserve">changes</w:t>
+      </w:r>
+      <w:r>
+        <w:t xml:space="preserve"> in power between steps.</w:t>
+      </w:r>
+    </w:p>
+    <w:p>
+      <w:pPr>
+        <w:pStyle w:val="ListParagraph"/>
+        <w:numPr>
+          <w:ilvl w:val="0"/>
+          <w:numId w:val="2"/>
+        </w:numPr>
+        <w:spacing w:after="70" w:line="264"/>
+      </w:pPr>
+      <w:r>
+        <w:rPr>
+          <w:b/>
+          <w:bCs/>
+        </w:rPr>
+        <w:t xml:space="preserve">integral abs max</w:t>
+      </w:r>
+      <w:r>
+        <w:t xml:space="preserve"> — a hard clamp on the accumulated integral.</w:t>
+      </w:r>
+    </w:p>
+    <w:p>
+      <w:pPr>
+        <w:pBdr>
+          <w:bottom w:val="single" w:color="D4D4D8" w:sz="6" w:space="4"/>
+        </w:pBdr>
+        <w:spacing w:after="160" w:before="160"/>
+      </w:pPr>
+      <w:r>
+        <w:t xml:space="preserve"/>
+      </w:r>
+    </w:p>
+    <w:p>
+      <w:pPr>
+        <w:pStyle w:val="Heading1"/>
+        <w:spacing w:after="120" w:before="360"/>
+      </w:pPr>
+      <w:r>
+        <w:t xml:space="preserve">8. Exporting the controller</w:t>
+      </w:r>
+    </w:p>
+    <w:p>
+      <w:pPr>
+        <w:spacing w:after="60" w:before="120"/>
+        <w:jc w:val="center"/>
+      </w:pPr>
+      <w:r>
+        <w:drawing>
+          <wp:inline distT="0" distB="0" distL="0" distR="0">
+            <wp:extent cx="5905500" cy="8305800"/>
             <wp:effectExtent t="0" r="0" b="0" l="0"/>
             <wp:docPr id="1" name="" descr="" title=""/>
             <wp:cNvGraphicFramePr>
@@ -4627,7 +4934,7 @@
                   <pic:spPr bwMode="auto">
                     <a:xfrm>
                       <a:off x="0" y="0"/>
-                      <a:ext cx="5905500" cy="4933950"/>
+                      <a:ext cx="5905500" cy="8305800"/>
                     </a:xfrm>
                     <a:prstGeom prst="rect">
                       <a:avLst/>
@@ -4653,7 +4960,7 @@
           <w:sz w:val="18"/>
           <w:szCs w:val="18"/>
         </w:rPr>
-        <w:t xml:space="preserve">The Headless Run tab's Run section</w:t>
+        <w:t xml:space="preserve">The Controller Design section</w:t>
       </w:r>
     </w:p>
     <w:p>
@@ -4670,10 +4977,18 @@
           <w:b/>
           <w:bCs/>
         </w:rPr>
-        <w:t xml:space="preserve">snapshot every s</w:t>
-      </w:r>
-      <w:r>
-        <w:t xml:space="preserve"> — how often the series you will plot is sampled.</w:t>
+        <w:t xml:space="preserve">operating T K</w:t>
+      </w:r>
+      <w:r>
+        <w:t xml:space="preserve"> — the temperature the plant is linearised about. Both</w:t>
+      </w:r>
+    </w:p>
+    <w:p>
+      <w:pPr>
+        <w:spacing w:after="140" w:line="276"/>
+      </w:pPr>
+      <w:r>
+        <w:t xml:space="preserve">controller builds read this one field, so the modal artifact and the gain matrix describe the same linearisation and can be compared.</w:t>
       </w:r>
     </w:p>
     <w:p>
@@ -4690,18 +5005,532 @@
           <w:b/>
           <w:bCs/>
         </w:rPr>
-        <w:t xml:space="preserve">checkpoint every s</w:t>
-      </w:r>
-      <w:r>
-        <w:t xml:space="preserve"> — how often a full restart point is written.</w:t>
-      </w:r>
-    </w:p>
-    <w:p>
-      <w:pPr>
-        <w:spacing w:after="140" w:line="276"/>
-      </w:pPr>
-      <w:r>
-        <w:t xml:space="preserve">The difference matters. Checkpoints are large — multiple megabytes on a big graph — and include the controller's integrator state so a resume genuinely continues the run rather than restarting it. The interval is a real trade-off between disk and how much you lose if the run dies.</w:t>
+        <w:t xml:space="preserve">reduced order r</w:t>
+      </w:r>
+      <w:r>
+        <w:t xml:space="preserve"> — how many states the reduced model keeps.</w:t>
+      </w:r>
+    </w:p>
+    <w:p>
+      <w:pPr>
+        <w:pStyle w:val="ListParagraph"/>
+        <w:numPr>
+          <w:ilvl w:val="0"/>
+          <w:numId w:val="2"/>
+        </w:numPr>
+        <w:spacing w:after="70" w:line="264"/>
+      </w:pPr>
+      <w:r>
+        <w:rPr>
+          <w:b/>
+          <w:bCs/>
+        </w:rPr>
+        <w:t xml:space="preserve">Build &amp;&amp; Use Modal Controller</w:t>
+      </w:r>
+      <w:r>
+        <w:t xml:space="preserve"> — runs the model reduction and LQR design in</w:t>
+      </w:r>
+    </w:p>
+    <w:p>
+      <w:pPr>
+        <w:spacing w:after="140" w:line="276"/>
+      </w:pPr>
+      <w:r>
+        <w:t xml:space="preserve">the background, then loads the result.</w:t>
+      </w:r>
+    </w:p>
+    <w:p>
+      <w:pPr>
+        <w:pStyle w:val="ListParagraph"/>
+        <w:numPr>
+          <w:ilvl w:val="0"/>
+          <w:numId w:val="2"/>
+        </w:numPr>
+        <w:spacing w:after="70" w:line="264"/>
+      </w:pPr>
+      <w:r>
+        <w:rPr>
+          <w:b/>
+          <w:bCs/>
+        </w:rPr>
+        <w:t xml:space="preserve">Export Controller Constants</w:t>
+      </w:r>
+      <w:r>
+        <w:t xml:space="preserve"> — writes the controller out.</w:t>
+      </w:r>
+    </w:p>
+    <w:p>
+      <w:pPr>
+        <w:spacing w:after="140" w:line="276"/>
+      </w:pPr>
+      <w:r>
+        <w:t xml:space="preserve">The export produces two files:</w:t>
+      </w:r>
+    </w:p>
+    <w:tbl>
+      <w:tblPr>
+        <w:tblW w:type="dxa" w:w="10080"/>
+        <w:tblBorders>
+          <w:top w:val="single" w:color="auto" w:sz="4"/>
+          <w:left w:val="single" w:color="auto" w:sz="4"/>
+          <w:bottom w:val="single" w:color="auto" w:sz="4"/>
+          <w:right w:val="single" w:color="auto" w:sz="4"/>
+          <w:insideH w:val="single" w:color="auto" w:sz="4"/>
+          <w:insideV w:val="single" w:color="auto" w:sz="4"/>
+        </w:tblBorders>
+      </w:tblPr>
+      <w:tblGrid>
+        <w:gridCol w:w="5040"/>
+        <w:gridCol w:w="5040"/>
+      </w:tblGrid>
+      <w:tr>
+        <w:trPr>
+          <w:tblHeader/>
+        </w:trPr>
+        <w:tc>
+          <w:tcPr>
+            <w:tcW w:type="dxa" w:w="5040"/>
+            <w:shd w:fill="EDEDEF" w:color="auto" w:val="clear"/>
+            <w:tcMar>
+              <w:top w:type="dxa" w:w="80"/>
+              <w:left w:type="dxa" w:w="120"/>
+              <w:bottom w:type="dxa" w:w="80"/>
+              <w:right w:type="dxa" w:w="120"/>
+            </w:tcMar>
+          </w:tcPr>
+          <w:p>
+            <w:pPr>
+              <w:spacing w:after="0"/>
+            </w:pPr>
+            <w:r>
+              <w:rPr>
+                <w:b/>
+                <w:bCs/>
+              </w:rPr>
+              <w:t xml:space="preserve">File</w:t>
+            </w:r>
+          </w:p>
+        </w:tc>
+        <w:tc>
+          <w:tcPr>
+            <w:tcW w:type="dxa" w:w="5040"/>
+            <w:shd w:fill="EDEDEF" w:color="auto" w:val="clear"/>
+            <w:tcMar>
+              <w:top w:type="dxa" w:w="80"/>
+              <w:left w:type="dxa" w:w="120"/>
+              <w:bottom w:type="dxa" w:w="80"/>
+              <w:right w:type="dxa" w:w="120"/>
+            </w:tcMar>
+          </w:tcPr>
+          <w:p>
+            <w:pPr>
+              <w:spacing w:after="0"/>
+            </w:pPr>
+            <w:r>
+              <w:rPr>
+                <w:b/>
+                <w:bCs/>
+              </w:rPr>
+              <w:t xml:space="preserve">For</w:t>
+            </w:r>
+          </w:p>
+        </w:tc>
+      </w:tr>
+      <w:tr>
+        <w:trPr>
+          <w:tblHeader w:val="false"/>
+        </w:trPr>
+        <w:tc>
+          <w:tcPr>
+            <w:tcW w:type="dxa" w:w="5040"/>
+            <w:tcMar>
+              <w:top w:type="dxa" w:w="80"/>
+              <w:left w:type="dxa" w:w="120"/>
+              <w:bottom w:type="dxa" w:w="80"/>
+              <w:right w:type="dxa" w:w="120"/>
+            </w:tcMar>
+          </w:tcPr>
+          <w:p>
+            <w:pPr>
+              <w:spacing w:after="0"/>
+            </w:pPr>
+            <w:r>
+              <w:rPr>
+                <w:rFonts w:ascii="Consolas" w:cs="Consolas" w:eastAsia="Consolas" w:hAnsi="Consolas"/>
+                <w:color w:val="B91C1C"/>
+                <w:sz w:val="19"/>
+                <w:szCs w:val="19"/>
+              </w:rPr>
+              <w:t xml:space="preserve">controller_constants.h</w:t>
+            </w:r>
+          </w:p>
+        </w:tc>
+        <w:tc>
+          <w:tcPr>
+            <w:tcW w:type="dxa" w:w="5040"/>
+            <w:tcMar>
+              <w:top w:type="dxa" w:w="80"/>
+              <w:left w:type="dxa" w:w="120"/>
+              <w:bottom w:type="dxa" w:w="80"/>
+              <w:right w:type="dxa" w:w="120"/>
+            </w:tcMar>
+          </w:tcPr>
+          <w:p>
+            <w:pPr>
+              <w:spacing w:after="0"/>
+            </w:pPr>
+            <w:r>
+              <w:t xml:space="preserve">Firmware. Dependency-free C, every array </w:t>
+            </w:r>
+            <w:r>
+              <w:rPr>
+                <w:rFonts w:ascii="Consolas" w:cs="Consolas" w:eastAsia="Consolas" w:hAnsi="Consolas"/>
+                <w:color w:val="B91C1C"/>
+                <w:sz w:val="19"/>
+                <w:szCs w:val="19"/>
+              </w:rPr>
+              <w:t xml:space="preserve">static const float</w:t>
+            </w:r>
+            <w:r>
+              <w:t xml:space="preserve">, sized by </w:t>
+            </w:r>
+            <w:r>
+              <w:rPr>
+                <w:rFonts w:ascii="Consolas" w:cs="Consolas" w:eastAsia="Consolas" w:hAnsi="Consolas"/>
+                <w:color w:val="B91C1C"/>
+                <w:sz w:val="19"/>
+                <w:szCs w:val="19"/>
+              </w:rPr>
+              <w:t xml:space="preserve">#define</w:t>
+            </w:r>
+            <w:r>
+              <w:t xml:space="preserve">.</w:t>
+            </w:r>
+          </w:p>
+        </w:tc>
+      </w:tr>
+      <w:tr>
+        <w:trPr>
+          <w:tblHeader w:val="false"/>
+        </w:trPr>
+        <w:tc>
+          <w:tcPr>
+            <w:tcW w:type="dxa" w:w="5040"/>
+            <w:tcMar>
+              <w:top w:type="dxa" w:w="80"/>
+              <w:left w:type="dxa" w:w="120"/>
+              <w:bottom w:type="dxa" w:w="80"/>
+              <w:right w:type="dxa" w:w="120"/>
+            </w:tcMar>
+          </w:tcPr>
+          <w:p>
+            <w:pPr>
+              <w:spacing w:after="0"/>
+            </w:pPr>
+            <w:r>
+              <w:rPr>
+                <w:rFonts w:ascii="Consolas" w:cs="Consolas" w:eastAsia="Consolas" w:hAnsi="Consolas"/>
+                <w:color w:val="B91C1C"/>
+                <w:sz w:val="19"/>
+                <w:szCs w:val="19"/>
+              </w:rPr>
+              <w:t xml:space="preserve">controller_constants.json</w:t>
+            </w:r>
+          </w:p>
+        </w:tc>
+        <w:tc>
+          <w:tcPr>
+            <w:tcW w:type="dxa" w:w="5040"/>
+            <w:tcMar>
+              <w:top w:type="dxa" w:w="80"/>
+              <w:left w:type="dxa" w:w="120"/>
+              <w:bottom w:type="dxa" w:w="80"/>
+              <w:right w:type="dxa" w:w="120"/>
+            </w:tcMar>
+          </w:tcPr>
+          <w:p>
+            <w:pPr>
+              <w:spacing w:after="0"/>
+            </w:pPr>
+            <w:r>
+              <w:t xml:space="preserve">Tooling, and reading back into the app.</w:t>
+            </w:r>
+          </w:p>
+        </w:tc>
+      </w:tr>
+    </w:tbl>
+    <w:p>
+      <w:pPr>
+        <w:spacing w:after="200"/>
+      </w:pPr>
+      <w:r>
+        <w:t xml:space="preserve"/>
+      </w:r>
+    </w:p>
+    <w:p>
+      <w:pPr>
+        <w:spacing w:after="140" w:line="276"/>
+      </w:pPr>
+      <w:r>
+        <w:t xml:space="preserve">Both carry the gain matrix </w:t>
+      </w:r>
+      <w:r>
+        <w:rPr>
+          <w:rFonts w:ascii="Consolas" w:cs="Consolas" w:eastAsia="Consolas" w:hAnsi="Consolas"/>
+          <w:color w:val="B91C1C"/>
+          <w:sz w:val="19"/>
+          <w:szCs w:val="19"/>
+        </w:rPr>
+        <w:t xml:space="preserve">G</w:t>
+      </w:r>
+      <w:r>
+        <w:t xml:space="preserve">, its regularised inverse, per-sensor Kp/Ki and setpoints, per-heater power and slew limits, every loop-shaping constant, and provenance naming the gain matrix and commit they came from. The header states the control law in a comment block at the top.</w:t>
+      </w:r>
+    </w:p>
+    <w:p>
+      <w:pPr>
+        <w:spacing w:after="140" w:line="276"/>
+      </w:pPr>
+      <w:r>
+        <w:t xml:space="preserve">The same export is available from the command line:</w:t>
+      </w:r>
+    </w:p>
+    <w:p>
+      <w:pPr>
+        <w:shd w:fill="F4F4F5" w:color="auto" w:val="clear"/>
+        <w:spacing w:after="0" w:before="100"/>
+        <w:ind w:left="240" w:right="240"/>
+      </w:pPr>
+      <w:r>
+        <w:rPr>
+          <w:rFonts w:ascii="Consolas" w:cs="Consolas" w:eastAsia="Consolas" w:hAnsi="Consolas"/>
+          <w:sz w:val="19"/>
+          <w:szCs w:val="19"/>
+        </w:rPr>
+        <w:t xml:space="preserve">hts-export-controller --graph graphs/CRYOSTAT_V2</w:t>
+      </w:r>
+    </w:p>
+    <w:p>
+      <w:pPr>
+        <w:shd w:fill="F4F4F5" w:color="auto" w:val="clear"/>
+        <w:spacing w:after="160" w:before="0"/>
+        <w:ind w:left="240" w:right="240"/>
+      </w:pPr>
+      <w:r>
+        <w:rPr>
+          <w:rFonts w:ascii="Consolas" w:cs="Consolas" w:eastAsia="Consolas" w:hAnsi="Consolas"/>
+          <w:sz w:val="19"/>
+          <w:szCs w:val="19"/>
+        </w:rPr>
+        <w:t xml:space="preserve">hts-export-controller --graph graphs/CRYOSTAT_V2 --list</w:t>
+      </w:r>
+    </w:p>
+    <w:p>
+      <w:pPr>
+        <w:pBdr>
+          <w:left w:val="single" w:color="C2410C" w:sz="18" w:space="12"/>
+        </w:pBdr>
+        <w:spacing w:after="60" w:before="120"/>
+        <w:ind w:left="360"/>
+      </w:pPr>
+      <w:r>
+        <w:rPr>
+          <w:b/>
+          <w:bCs/>
+          <w:color w:val="374151"/>
+        </w:rPr>
+        <w:t xml:space="preserve">Read the two warnings the export prints.</w:t>
+      </w:r>
+    </w:p>
+    <w:p>
+      <w:pPr>
+        <w:pBdr>
+          <w:left w:val="single" w:color="C2410C" w:sz="18" w:space="12"/>
+        </w:pBdr>
+        <w:spacing w:after="60" w:before="0"/>
+        <w:ind w:left="360"/>
+      </w:pPr>
+      <w:r>
+        <w:rPr>
+          <w:color w:val="374151"/>
+        </w:rPr>
+        <w:t xml:space="preserve">The application allocates power with a bounded solver that a microcontroller</w:t>
+      </w:r>
+    </w:p>
+    <w:p>
+      <w:pPr>
+        <w:pBdr>
+          <w:left w:val="single" w:color="C2410C" w:sz="18" w:space="12"/>
+        </w:pBdr>
+        <w:spacing w:after="60" w:before="0"/>
+        <w:ind w:left="360"/>
+      </w:pPr>
+      <w:r>
+        <w:rPr>
+          <w:color w:val="374151"/>
+        </w:rPr>
+        <w:t xml:space="preserve">generally will not carry, so the header ships a regularised inverse instead.</w:t>
+      </w:r>
+    </w:p>
+    <w:p>
+      <w:pPr>
+        <w:pBdr>
+          <w:left w:val="single" w:color="C2410C" w:sz="18" w:space="12"/>
+        </w:pBdr>
+        <w:spacing w:after="60" w:before="0"/>
+        <w:ind w:left="360"/>
+      </w:pPr>
+      <w:r>
+        <w:rPr>
+          <w:color w:val="374151"/>
+        </w:rPr>
+        <w:t xml:space="preserve">That substitution is </w:t>
+      </w:r>
+      <w:r>
+        <w:rPr>
+          <w:i/>
+          <w:iCs/>
+          <w:color w:val="374151"/>
+        </w:rPr>
+        <w:t xml:space="preserve">exact</w:t>
+      </w:r>
+      <w:r>
+        <w:rPr>
+          <w:color w:val="374151"/>
+        </w:rPr>
+        <w:t xml:space="preserve"> only when the undershoot weight is 1 and no heater</w:t>
+      </w:r>
+    </w:p>
+    <w:p>
+      <w:pPr>
+        <w:pBdr>
+          <w:left w:val="single" w:color="C2410C" w:sz="18" w:space="12"/>
+        </w:pBdr>
+        <w:spacing w:after="60" w:before="0"/>
+        <w:ind w:left="360"/>
+      </w:pPr>
+      <w:r>
+        <w:rPr>
+          <w:color w:val="374151"/>
+        </w:rPr>
+        <w:t xml:space="preserve">is bounded. The export runs the real allocator at export time and tells you the</w:t>
+      </w:r>
+    </w:p>
+    <w:p>
+      <w:pPr>
+        <w:pBdr>
+          <w:left w:val="single" w:color="C2410C" w:sz="18" w:space="12"/>
+        </w:pBdr>
+        <w:spacing w:after="60" w:before="0"/>
+        <w:ind w:left="360"/>
+      </w:pPr>
+      <w:r>
+        <w:rPr>
+          <w:color w:val="374151"/>
+        </w:rPr>
+        <w:t xml:space="preserve">measured deviation in watts rather than claiming they agree.</w:t>
+      </w:r>
+    </w:p>
+    <w:p>
+      <w:pPr>
+        <w:pBdr>
+          <w:left w:val="single" w:color="C2410C" w:sz="18" w:space="12"/>
+        </w:pBdr>
+        <w:spacing w:after="60" w:before="0"/>
+        <w:ind w:left="360"/>
+      </w:pPr>
+      <w:r>
+        <w:rPr>
+          <w:color w:val="374151"/>
+        </w:rPr>
+        <w:t xml:space="preserve">If no passive reference is available, the header defines</w:t>
+      </w:r>
+    </w:p>
+    <w:p>
+      <w:pPr>
+        <w:pBdr>
+          <w:left w:val="single" w:color="C2410C" w:sz="18" w:space="12"/>
+        </w:pBdr>
+        <w:spacing w:after="60" w:before="0"/>
+        <w:ind w:left="360"/>
+      </w:pPr>
+      <w:r>
+        <w:rPr>
+          <w:rFonts w:ascii="Consolas" w:cs="Consolas" w:eastAsia="Consolas" w:hAnsi="Consolas"/>
+          <w:color w:val="B91C1C"/>
+          <w:sz w:val="19"/>
+          <w:szCs w:val="19"/>
+        </w:rPr>
+        <w:t xml:space="preserve">PASSIVE_REFERENCE_UNKNOWN</w:t>
+      </w:r>
+      <w:r>
+        <w:rPr>
+          <w:color w:val="374151"/>
+        </w:rPr>
+        <w:t xml:space="preserve"> instead of emitting a zero, and tells the firmware</w:t>
+      </w:r>
+    </w:p>
+    <w:p>
+      <w:pPr>
+        <w:pBdr>
+          <w:left w:val="single" w:color="C2410C" w:sz="18" w:space="12"/>
+        </w:pBdr>
+        <w:spacing w:after="160" w:before="0"/>
+        <w:ind w:left="360"/>
+      </w:pPr>
+      <w:r>
+        <w:rPr>
+          <w:color w:val="374151"/>
+        </w:rPr>
+        <w:t xml:space="preserve">to latch it from a quiet plant. A zero there would silently bias every command.</w:t>
+      </w:r>
+    </w:p>
+    <w:p>
+      <w:pPr>
+        <w:pBdr>
+          <w:bottom w:val="single" w:color="D4D4D8" w:sz="6" w:space="4"/>
+        </w:pBdr>
+        <w:spacing w:after="160" w:before="160"/>
+      </w:pPr>
+      <w:r>
+        <w:t xml:space="preserve"/>
+      </w:r>
+    </w:p>
+    <w:p>
+      <w:pPr>
+        <w:pStyle w:val="Heading1"/>
+        <w:spacing w:after="120" w:before="360"/>
+      </w:pPr>
+      <w:r>
+        <w:t xml:space="preserve">9. Long runs</w:t>
+      </w:r>
+    </w:p>
+    <w:p>
+      <w:pPr>
+        <w:spacing w:after="140" w:line="276"/>
+      </w:pPr>
+      <w:r>
+        <w:t xml:space="preserve">The </w:t>
+      </w:r>
+      <w:r>
+        <w:rPr>
+          <w:b/>
+          <w:bCs/>
+        </w:rPr>
+        <w:t xml:space="preserve">Headless Run</w:t>
+      </w:r>
+      <w:r>
+        <w:t xml:space="preserve"> tab never loads a graph into the application window. That is the entire point of it: a multi-million-cell model will not fit beside the 3D viewer, and redrawing during an overnight run is wasted work. It lists graphs by reading a file header, launches the run as a </w:t>
+      </w:r>
+      <w:r>
+        <w:rPr>
+          <w:b/>
+          <w:bCs/>
+        </w:rPr>
+        <w:t xml:space="preserve">detached process</w:t>
+      </w:r>
+      <w:r>
+        <w:t xml:space="preserve"> that survives closing the app, and monitors it by polling that run's own status file.</w:t>
       </w:r>
     </w:p>
     <w:p>
@@ -4712,7 +5541,7 @@
       <w:r>
         <w:drawing>
           <wp:inline distT="0" distB="0" distL="0" distR="0">
-            <wp:extent cx="5905500" cy="4543425"/>
+            <wp:extent cx="5905500" cy="4933950"/>
             <wp:effectExtent t="0" r="0" b="0" l="0"/>
             <wp:docPr id="1" name="" descr="" title=""/>
             <wp:cNvGraphicFramePr>
@@ -4737,6 +5566,116 @@
                   <pic:spPr bwMode="auto">
                     <a:xfrm>
                       <a:off x="0" y="0"/>
+                      <a:ext cx="5905500" cy="4933950"/>
+                    </a:xfrm>
+                    <a:prstGeom prst="rect">
+                      <a:avLst/>
+                    </a:prstGeom>
+                  </pic:spPr>
+                </pic:pic>
+              </a:graphicData>
+            </a:graphic>
+          </wp:inline>
+        </w:drawing>
+      </w:r>
+    </w:p>
+    <w:p>
+      <w:pPr>
+        <w:spacing w:after="200"/>
+        <w:jc w:val="center"/>
+      </w:pPr>
+      <w:r>
+        <w:rPr>
+          <w:i/>
+          <w:iCs/>
+          <w:color w:val="6B7280"/>
+          <w:sz w:val="18"/>
+          <w:szCs w:val="18"/>
+        </w:rPr>
+        <w:t xml:space="preserve">The Headless Run tab's Run section</w:t>
+      </w:r>
+    </w:p>
+    <w:p>
+      <w:pPr>
+        <w:pStyle w:val="ListParagraph"/>
+        <w:numPr>
+          <w:ilvl w:val="0"/>
+          <w:numId w:val="2"/>
+        </w:numPr>
+        <w:spacing w:after="70" w:line="264"/>
+      </w:pPr>
+      <w:r>
+        <w:rPr>
+          <w:b/>
+          <w:bCs/>
+        </w:rPr>
+        <w:t xml:space="preserve">snapshot every s</w:t>
+      </w:r>
+      <w:r>
+        <w:t xml:space="preserve"> — how often the series you will plot is sampled.</w:t>
+      </w:r>
+    </w:p>
+    <w:p>
+      <w:pPr>
+        <w:pStyle w:val="ListParagraph"/>
+        <w:numPr>
+          <w:ilvl w:val="0"/>
+          <w:numId w:val="2"/>
+        </w:numPr>
+        <w:spacing w:after="70" w:line="264"/>
+      </w:pPr>
+      <w:r>
+        <w:rPr>
+          <w:b/>
+          <w:bCs/>
+        </w:rPr>
+        <w:t xml:space="preserve">checkpoint every s</w:t>
+      </w:r>
+      <w:r>
+        <w:t xml:space="preserve"> — how often a full restart point is written.</w:t>
+      </w:r>
+    </w:p>
+    <w:p>
+      <w:pPr>
+        <w:spacing w:after="140" w:line="276"/>
+      </w:pPr>
+      <w:r>
+        <w:t xml:space="preserve">The difference matters. Checkpoints are large — multiple megabytes on a big graph — and include the controller's integrator state so a resume genuinely continues the run rather than restarting it. The interval is a real trade-off between disk and how much you lose if the run dies.</w:t>
+      </w:r>
+    </w:p>
+    <w:p>
+      <w:pPr>
+        <w:spacing w:after="60" w:before="120"/>
+        <w:jc w:val="center"/>
+      </w:pPr>
+      <w:r>
+        <w:drawing>
+          <wp:inline distT="0" distB="0" distL="0" distR="0">
+            <wp:extent cx="5905500" cy="4543425"/>
+            <wp:effectExtent t="0" r="0" b="0" l="0"/>
+            <wp:docPr id="1" name="" descr="" title=""/>
+            <wp:cNvGraphicFramePr>
+              <a:graphicFrameLocks xmlns:a="http://schemas.openxmlformats.org/drawingml/2006/main" noChangeAspect="1"/>
+            </wp:cNvGraphicFramePr>
+            <a:graphic xmlns:a="http://schemas.openxmlformats.org/drawingml/2006/main">
+              <a:graphicData uri="http://schemas.openxmlformats.org/drawingml/2006/picture">
+                <pic:pic xmlns:pic="http://schemas.openxmlformats.org/drawingml/2006/picture">
+                  <pic:nvPicPr>
+                    <pic:cNvPr id="0" name="" descr=""/>
+                    <pic:cNvPicPr>
+                      <a:picLocks noChangeAspect="1" noChangeArrowheads="1"/>
+                    </pic:cNvPicPr>
+                  </pic:nvPicPr>
+                  <pic:blipFill>
+                    <a:blip r:embed="rId20" cstate="none"/>
+                    <a:srcRect/>
+                    <a:stretch>
+                      <a:fillRect/>
+                    </a:stretch>
+                  </pic:blipFill>
+                  <pic:spPr bwMode="auto">
+                    <a:xfrm>
+                      <a:off x="0" y="0"/>
                       <a:ext cx="5905500" cy="4543425"/>
                     </a:xfrm>
                     <a:prstGeom prst="rect">
@@ -4882,7 +5821,7 @@
         <w:spacing w:after="120" w:before="360"/>
       </w:pPr>
       <w:r>
-        <w:t xml:space="preserve">9. Checking the solver</w:t>
+        <w:t xml:space="preserve">10. Checking the solver</w:t>
       </w:r>
     </w:p>
     <w:p>
@@ -4948,7 +5887,7 @@
         <w:spacing w:after="120" w:before="360"/>
       </w:pPr>
       <w:r>
-        <w:t xml:space="preserve">10. Where files live</w:t>
+        <w:t xml:space="preserve">11. Where files live</w:t>
       </w:r>
     </w:p>
     <w:p>
@@ -5331,7 +6270,7 @@
         <w:spacing w:after="120" w:before="360"/>
       </w:pPr>
       <w:r>
-        <w:t xml:space="preserve">11. When something goes wrong</w:t>
+        <w:t xml:space="preserve">12. When something goes wrong</w:t>
       </w:r>
     </w:p>
     <w:p>
